--- a/tillsyn/A 61212-2025 tillsynsbegäran.docx
+++ b/tillsyn/A 61212-2025 tillsynsbegäran.docx
@@ -775,7 +775,7 @@
     <w:r>
       <w:tab/>
       <w:tab/>
-      <w:t>2025-12-19</w:t>
+      <w:t>2025-12-20</w:t>
       <w:br/>
       <w:br/>
     </w:r>

--- a/tillsyn/A 61212-2025 tillsynsbegäran.docx
+++ b/tillsyn/A 61212-2025 tillsynsbegäran.docx
@@ -775,7 +775,7 @@
     <w:r>
       <w:tab/>
       <w:tab/>
-      <w:t>2025-12-20</w:t>
+      <w:t>2025-12-21</w:t>
       <w:br/>
       <w:br/>
     </w:r>

--- a/tillsyn/A 61212-2025 tillsynsbegäran.docx
+++ b/tillsyn/A 61212-2025 tillsynsbegäran.docx
@@ -775,7 +775,7 @@
     <w:r>
       <w:tab/>
       <w:tab/>
-      <w:t>2025-12-21</w:t>
+      <w:t>2025-12-22</w:t>
       <w:br/>
       <w:br/>
     </w:r>

--- a/tillsyn/A 61212-2025 tillsynsbegäran.docx
+++ b/tillsyn/A 61212-2025 tillsynsbegäran.docx
@@ -775,7 +775,7 @@
     <w:r>
       <w:tab/>
       <w:tab/>
-      <w:t>2025-12-22</w:t>
+      <w:t>2025-12-26</w:t>
       <w:br/>
       <w:br/>
     </w:r>

--- a/tillsyn/A 61212-2025 tillsynsbegäran.docx
+++ b/tillsyn/A 61212-2025 tillsynsbegäran.docx
@@ -775,7 +775,7 @@
     <w:r>
       <w:tab/>
       <w:tab/>
-      <w:t>2025-12-26</w:t>
+      <w:t>2025-12-28</w:t>
       <w:br/>
       <w:br/>
     </w:r>

--- a/tillsyn/A 61212-2025 tillsynsbegäran.docx
+++ b/tillsyn/A 61212-2025 tillsynsbegäran.docx
@@ -775,7 +775,7 @@
     <w:r>
       <w:tab/>
       <w:tab/>
-      <w:t>2025-12-28</w:t>
+      <w:t>2025-12-29</w:t>
       <w:br/>
       <w:br/>
     </w:r>

--- a/tillsyn/A 61212-2025 tillsynsbegäran.docx
+++ b/tillsyn/A 61212-2025 tillsynsbegäran.docx
@@ -775,7 +775,7 @@
     <w:r>
       <w:tab/>
       <w:tab/>
-      <w:t>2025-12-29</w:t>
+      <w:t>2025-12-30</w:t>
       <w:br/>
       <w:br/>
     </w:r>

--- a/tillsyn/A 61212-2025 tillsynsbegäran.docx
+++ b/tillsyn/A 61212-2025 tillsynsbegäran.docx
@@ -775,7 +775,7 @@
     <w:r>
       <w:tab/>
       <w:tab/>
-      <w:t>2025-12-30</w:t>
+      <w:t>2025-12-31</w:t>
       <w:br/>
       <w:br/>
     </w:r>

--- a/tillsyn/A 61212-2025 tillsynsbegäran.docx
+++ b/tillsyn/A 61212-2025 tillsynsbegäran.docx
@@ -775,7 +775,7 @@
     <w:r>
       <w:tab/>
       <w:tab/>
-      <w:t>2025-12-31</w:t>
+      <w:t>2026-01-03</w:t>
       <w:br/>
       <w:br/>
     </w:r>

--- a/tillsyn/A 61212-2025 tillsynsbegäran.docx
+++ b/tillsyn/A 61212-2025 tillsynsbegäran.docx
@@ -775,7 +775,7 @@
     <w:r>
       <w:tab/>
       <w:tab/>
-      <w:t>2026-01-07</w:t>
+      <w:t>2026-01-08</w:t>
       <w:br/>
       <w:br/>
     </w:r>

--- a/tillsyn/A 61212-2025 tillsynsbegäran.docx
+++ b/tillsyn/A 61212-2025 tillsynsbegäran.docx
@@ -775,7 +775,7 @@
     <w:r>
       <w:tab/>
       <w:tab/>
-      <w:t>2026-01-08</w:t>
+      <w:t>2026-01-09</w:t>
       <w:br/>
       <w:br/>
     </w:r>

--- a/tillsyn/A 61212-2025 tillsynsbegäran.docx
+++ b/tillsyn/A 61212-2025 tillsynsbegäran.docx
@@ -775,7 +775,7 @@
     <w:r>
       <w:tab/>
       <w:tab/>
-      <w:t>2026-01-09</w:t>
+      <w:t>2026-01-10</w:t>
       <w:br/>
       <w:br/>
     </w:r>

--- a/tillsyn/A 61212-2025 tillsynsbegäran.docx
+++ b/tillsyn/A 61212-2025 tillsynsbegäran.docx
@@ -775,7 +775,7 @@
     <w:r>
       <w:tab/>
       <w:tab/>
-      <w:t>2026-01-10</w:t>
+      <w:t>2026-01-11</w:t>
       <w:br/>
       <w:br/>
     </w:r>

--- a/tillsyn/A 61212-2025 tillsynsbegäran.docx
+++ b/tillsyn/A 61212-2025 tillsynsbegäran.docx
@@ -775,7 +775,7 @@
     <w:r>
       <w:tab/>
       <w:tab/>
-      <w:t>2026-01-11</w:t>
+      <w:t>2026-01-12</w:t>
       <w:br/>
       <w:br/>
     </w:r>

--- a/tillsyn/A 61212-2025 tillsynsbegäran.docx
+++ b/tillsyn/A 61212-2025 tillsynsbegäran.docx
@@ -775,7 +775,7 @@
     <w:r>
       <w:tab/>
       <w:tab/>
-      <w:t>2026-01-12</w:t>
+      <w:t>2026-01-13</w:t>
       <w:br/>
       <w:br/>
     </w:r>

--- a/tillsyn/A 61212-2025 tillsynsbegäran.docx
+++ b/tillsyn/A 61212-2025 tillsynsbegäran.docx
@@ -775,7 +775,7 @@
     <w:r>
       <w:tab/>
       <w:tab/>
-      <w:t>2026-01-13</w:t>
+      <w:t>2026-01-14</w:t>
       <w:br/>
       <w:br/>
     </w:r>

--- a/tillsyn/A 61212-2025 tillsynsbegäran.docx
+++ b/tillsyn/A 61212-2025 tillsynsbegäran.docx
@@ -775,7 +775,7 @@
     <w:r>
       <w:tab/>
       <w:tab/>
-      <w:t>2026-01-14</w:t>
+      <w:t>2026-01-15</w:t>
       <w:br/>
       <w:br/>
     </w:r>

--- a/tillsyn/A 61212-2025 tillsynsbegäran.docx
+++ b/tillsyn/A 61212-2025 tillsynsbegäran.docx
@@ -775,7 +775,7 @@
     <w:r>
       <w:tab/>
       <w:tab/>
-      <w:t>2026-01-15</w:t>
+      <w:t>2026-01-16</w:t>
       <w:br/>
       <w:br/>
     </w:r>

--- a/tillsyn/A 61212-2025 tillsynsbegäran.docx
+++ b/tillsyn/A 61212-2025 tillsynsbegäran.docx
@@ -775,7 +775,7 @@
     <w:r>
       <w:tab/>
       <w:tab/>
-      <w:t>2026-01-16</w:t>
+      <w:t>2026-01-17</w:t>
       <w:br/>
       <w:br/>
     </w:r>

--- a/tillsyn/A 61212-2025 tillsynsbegäran.docx
+++ b/tillsyn/A 61212-2025 tillsynsbegäran.docx
@@ -775,7 +775,7 @@
     <w:r>
       <w:tab/>
       <w:tab/>
-      <w:t>2026-01-17</w:t>
+      <w:t>2026-01-18</w:t>
       <w:br/>
       <w:br/>
     </w:r>

--- a/tillsyn/A 61212-2025 tillsynsbegäran.docx
+++ b/tillsyn/A 61212-2025 tillsynsbegäran.docx
@@ -775,7 +775,7 @@
     <w:r>
       <w:tab/>
       <w:tab/>
-      <w:t>2026-01-18</w:t>
+      <w:t>2026-01-19</w:t>
       <w:br/>
       <w:br/>
     </w:r>

--- a/tillsyn/A 61212-2025 tillsynsbegäran.docx
+++ b/tillsyn/A 61212-2025 tillsynsbegäran.docx
@@ -775,7 +775,7 @@
     <w:r>
       <w:tab/>
       <w:tab/>
-      <w:t>2026-01-19</w:t>
+      <w:t>2026-01-20</w:t>
       <w:br/>
       <w:br/>
     </w:r>

--- a/tillsyn/A 61212-2025 tillsynsbegäran.docx
+++ b/tillsyn/A 61212-2025 tillsynsbegäran.docx
@@ -775,7 +775,7 @@
     <w:r>
       <w:tab/>
       <w:tab/>
-      <w:t>2026-01-20</w:t>
+      <w:t>2026-01-21</w:t>
       <w:br/>
       <w:br/>
     </w:r>

--- a/tillsyn/A 61212-2025 tillsynsbegäran.docx
+++ b/tillsyn/A 61212-2025 tillsynsbegäran.docx
@@ -775,7 +775,7 @@
     <w:r>
       <w:tab/>
       <w:tab/>
-      <w:t>2026-01-21</w:t>
+      <w:t>2026-01-23</w:t>
       <w:br/>
       <w:br/>
     </w:r>

--- a/tillsyn/A 61212-2025 tillsynsbegäran.docx
+++ b/tillsyn/A 61212-2025 tillsynsbegäran.docx
@@ -775,7 +775,7 @@
     <w:r>
       <w:tab/>
       <w:tab/>
-      <w:t>2026-01-23</w:t>
+      <w:t>2026-01-24</w:t>
       <w:br/>
       <w:br/>
     </w:r>

--- a/tillsyn/A 61212-2025 tillsynsbegäran.docx
+++ b/tillsyn/A 61212-2025 tillsynsbegäran.docx
@@ -775,7 +775,7 @@
     <w:r>
       <w:tab/>
       <w:tab/>
-      <w:t>2026-01-24</w:t>
+      <w:t>2026-01-25</w:t>
       <w:br/>
       <w:br/>
     </w:r>

--- a/tillsyn/A 61212-2025 tillsynsbegäran.docx
+++ b/tillsyn/A 61212-2025 tillsynsbegäran.docx
@@ -775,7 +775,7 @@
     <w:r>
       <w:tab/>
       <w:tab/>
-      <w:t>2026-01-25</w:t>
+      <w:t>2026-01-26</w:t>
       <w:br/>
       <w:br/>
     </w:r>

--- a/tillsyn/A 61212-2025 tillsynsbegäran.docx
+++ b/tillsyn/A 61212-2025 tillsynsbegäran.docx
@@ -775,7 +775,7 @@
     <w:r>
       <w:tab/>
       <w:tab/>
-      <w:t>2026-01-26</w:t>
+      <w:t>2026-01-27</w:t>
       <w:br/>
       <w:br/>
     </w:r>

--- a/tillsyn/A 61212-2025 tillsynsbegäran.docx
+++ b/tillsyn/A 61212-2025 tillsynsbegäran.docx
@@ -775,7 +775,7 @@
     <w:r>
       <w:tab/>
       <w:tab/>
-      <w:t>2026-01-27</w:t>
+      <w:t>2026-01-28</w:t>
       <w:br/>
       <w:br/>
     </w:r>

--- a/tillsyn/A 61212-2025 tillsynsbegäran.docx
+++ b/tillsyn/A 61212-2025 tillsynsbegäran.docx
@@ -109,7 +109,25 @@
         <w:t>Harticka (NT)</w:t>
       </w:r>
       <w:r>
-        <w:t xml:space="preserve"> är normalt en mycket bra signalart för granskogar med höga naturvärden. Även när svampen påträffas i mer påverkade skogar är det nästan alltid fråga om skogsmiljöer i sena successionsstadier med höga naturvärden. Skogsskötselåtgärder på eller i omedelbar närhet av växtplatserna kan innebära ett hot mot arten (SLU Artdatabanken, 2024; Nitare &amp; Skogsstyrelsen, 2019).</w:t>
+        <w:t xml:space="preserve"> är normalt en mycket bra signalart för granskogar med höga naturvärden. Även när svampen påträffas i mer påverkade skogar är det nästan alltid fråga om skogsmiljöer i sena successionsstadier med höga naturvärden. Skogsskötselåtgärder på eller i omedelbar närhet av växtplatserna kan innebära ett hot mot arten. Harticka är typisk art för </w:t>
+      </w:r>
+      <w:r>
+        <w:rPr>
+          <w:i/>
+        </w:rPr>
+        <w:t xml:space="preserve">9010 Taiga, 9050 Näringsrik granskog </w:t>
+      </w:r>
+      <w:r>
+        <w:t xml:space="preserve">och </w:t>
+      </w:r>
+      <w:r>
+        <w:rPr>
+          <w:i/>
+        </w:rPr>
+        <w:t>9030 Landhöjningsskog</w:t>
+      </w:r>
+      <w:r>
+        <w:t xml:space="preserve"> (SLU Artdatabanken, 2024; Nitare &amp; Skogsstyrelsen, 2019).</w:t>
       </w:r>
     </w:p>
     <w:p>
@@ -120,7 +138,25 @@
         <w:t>Ullticka (NT)</w:t>
       </w:r>
       <w:r>
-        <w:t xml:space="preserve"> är knuten till restbestånd av barrnaturskog och förekommer med ett tydligt optimum i orörda eller måttligt påverkade gamla granskogar där det föreligger viss kontinuitet av grov död ved. Ullticka är en bra signalart inom hela sitt utbredningsområde och i södra Sverige är den sällsynt och en god signalart för skyddsvärda granskogsmiljöer. Den hotas av avverkning och fragmentering av naturskog och äldre granskog med lång trädkontinuitet. På ullticka kan ibland ulltickeporing (VU) påträffas - det är en sällsynt ticka som nyligen delats upp i tre olika arter: </w:t>
+        <w:t xml:space="preserve"> är knuten till restbestånd av barrnaturskog och förekommer med ett tydligt optimum i orörda eller måttligt påverkade gamla granskogar där det föreligger viss kontinuitet av grov död ved. Ullticka är en bra signalart inom hela sitt utbredningsområde och i södra Sverige är den sällsynt och en god signalart för skyddsvärda granskogsmiljöer. Den hotas av avverkning och fragmentering av naturskog och äldre granskog med lång trädkontinuitet. Ullticka är typisk art för </w:t>
+      </w:r>
+      <w:r>
+        <w:rPr>
+          <w:i/>
+        </w:rPr>
+        <w:t xml:space="preserve">9010 Taiga, 9050 Näringsrik granskog </w:t>
+      </w:r>
+      <w:r>
+        <w:t xml:space="preserve">och </w:t>
+      </w:r>
+      <w:r>
+        <w:rPr>
+          <w:i/>
+        </w:rPr>
+        <w:t>9030 Landhöjningsskog</w:t>
+      </w:r>
+      <w:r>
+        <w:t xml:space="preserve">. På ullticka kan ibland ulltickeporing (VU) påträffas - det är en sällsynt ticka som nyligen delats upp i tre olika arter: </w:t>
       </w:r>
       <w:r>
         <w:rPr>
@@ -176,7 +212,25 @@
         <w:t>Knärot (VU, §8)</w:t>
       </w:r>
       <w:r>
-        <w:t xml:space="preserve"> är rödlistad som sårbar och fridlyst enligt 8§ artskyddsförordningen. En nyligen genomförd analys av 79 floraväktarlokaler indikerar att det behövs någonstans mellan 100 och 150 meters skyddszon för att en knärotspopulation inte ska dö ut på lång sikt (Sebestyén &amp; Sundberg, 2025). Detta ligger väl i linje med tidigare genomförda studier som visar att det krävs väl tilltagna buffertzoner för att knäroten inte ska ta skada av skogsbruksåtgärder i intilliggande skog (Johnson, 2014; Koelmeijer m.fl., 2022; Skogsstyrelsen, 2022). Arten är även känslig för gallring vilket framgår av Skogsstyrelsens egen vägledning för hänsyn till knärot (Skogsstyrelsen, 2022). För rika förekomster av knärot är reservatsbildning eller biotopskydd lämpliga åtgärder för att skydda den. På knärot kan den sällsynta rostsvampen </w:t>
+        <w:t xml:space="preserve"> är typisk art för </w:t>
+      </w:r>
+      <w:r>
+        <w:rPr>
+          <w:i/>
+        </w:rPr>
+        <w:t xml:space="preserve">9010 Taiga </w:t>
+      </w:r>
+      <w:r>
+        <w:t>och</w:t>
+      </w:r>
+      <w:r>
+        <w:rPr>
+          <w:i/>
+        </w:rPr>
+        <w:t xml:space="preserve"> 9050 Näringsrik granskog</w:t>
+      </w:r>
+      <w:r>
+        <w:t xml:space="preserve">, rödlistad som sårbar och fridlyst enligt 8§ artskyddsförordningen. En nyligen genomförd analys av 79 floraväktarlokaler indikerar att det behövs någonstans mellan 100 och 150 meters skyddszon för att en knärotspopulation inte ska dö ut på lång sikt (Sebestyén &amp; Sundberg, 2025). Detta ligger väl i linje med tidigare genomförda studier som visar att det krävs väl tilltagna buffertzoner för att knäroten inte ska ta skada av skogsbruksåtgärder i intilliggande skog (Johnson, 2014; Koelmeijer m.fl., 2022; Skogsstyrelsen, 2022). Arten är även känslig för gallring vilket framgår av Skogsstyrelsens egen vägledning för hänsyn till knärot (Skogsstyrelsen, 2022). För rika förekomster av knärot är reservatsbildning eller biotopskydd lämpliga åtgärder för att skydda den. På knärot kan den sällsynta rostsvampen </w:t>
       </w:r>
       <w:r>
         <w:rPr>
@@ -262,7 +316,25 @@
         <w:t>Spillkråka (NT, §4)</w:t>
       </w:r>
       <w:r>
-        <w:t xml:space="preserve"> är rödlistad som nära hotad och ingår i bilaga 1 i EU:s fågeldirektiv. Den minskar i population på grund av minskad tillgång på lämpliga bo- och födoträd och minskad födotillgång. Spillkråkans minskningstakt har uppgått till 19 (24–10) % under de senaste 15 åren. Minskningstakten för den svenska populationen bedöms vara nära gränsvärdet för Sårbar (VU) (A2bc). Skogsbruk med korta omloppstider och täta, homogena ungskogar utgör det största hotet, (SLU Artdatabanken, 2023).</w:t>
+        <w:t xml:space="preserve"> är rödlistad som nära hotad och ingår i bilaga 1 i EU:s fågeldirektiv. Den minskar i population på grund av minskad tillgång på lämpliga bo- och födoträd och minskad födotillgång. Spillkråkans minskningstakt har uppgått till 19 (24–10) % under de senaste 15 åren. Minskningstakten för den svenska populationen bedöms vara nära gränsvärdet för Sårbar (VU) (A2bc). Skogsbruk med korta omloppstider och täta, homogena ungskogar utgör det största hotet. Spillkråka är typisk art för </w:t>
+      </w:r>
+      <w:r>
+        <w:rPr>
+          <w:i/>
+        </w:rPr>
+        <w:t xml:space="preserve">9010 Taiga </w:t>
+      </w:r>
+      <w:r>
+        <w:t>och</w:t>
+      </w:r>
+      <w:r>
+        <w:rPr>
+          <w:i/>
+        </w:rPr>
+        <w:t xml:space="preserve"> 9740 Skogsbevuxen myr </w:t>
+      </w:r>
+      <w:r>
+        <w:t>(SLU Artdatabanken, 2023).</w:t>
       </w:r>
     </w:p>
     <w:p>
@@ -304,7 +376,25 @@
     </w:p>
     <w:p>
       <w:r>
-        <w:t>Knärot är fridlyst enligt 8 och 15 §§ artskyddsförordningen och klassad som sårbar (VU) enligt rödlistan 2020. Knärot är beroende av hög och jämn luftfuktighet i gamla, ostörda skogsmiljöer och är känslig för snabba förändringar av ljus-/vindförhållanden eller uttorkning. På grund av ett alltför intensivt skogsbruk har den minskat med 40 (25–50) % under de senaste 60 åren och i framtiden bedöms minskningstakten uppgå till 30 (20–40) %. Till följd av att arten har en dokumenterat högre minskningstakt i förhållande till sin generationstid än vad som tidigare varit känt (data från Riksskogstaxeringen) höjdes den till hotkategori sårbar (VU) i rödlistan 2020 (SLU Artdatabanken, 2024).</w:t>
+        <w:t xml:space="preserve">Knärot är typisk art för </w:t>
+      </w:r>
+      <w:r>
+        <w:rPr>
+          <w:i/>
+        </w:rPr>
+        <w:t xml:space="preserve">9010 Taiga </w:t>
+      </w:r>
+      <w:r>
+        <w:t>och</w:t>
+      </w:r>
+      <w:r>
+        <w:rPr>
+          <w:i/>
+        </w:rPr>
+        <w:t xml:space="preserve"> 9050 Näringsrik granskog</w:t>
+      </w:r>
+      <w:r>
+        <w:t>, fridlyst enligt 8 och 15 §§ artskyddsförordningen och klassad som sårbar (VU) enligt rödlistan 2020. Knärot är beroende av hög och jämn luftfuktighet i gamla, ostörda skogsmiljöer och är känslig för snabba förändringar av ljus-/vindförhållanden eller uttorkning. På grund av ett alltför intensivt skogsbruk har den minskat med 40 (25–50) % under de senaste 60 åren och i framtiden bedöms minskningstakten uppgå till 30 (20–40) %. Till följd av att arten har en dokumenterat högre minskningstakt i förhållande till sin generationstid än vad som tidigare varit känt (data från Riksskogstaxeringen) höjdes den till hotkategori sårbar (VU) i rödlistan 2020 (SLU Artdatabanken, 2024).</w:t>
       </w:r>
     </w:p>
     <w:p>
@@ -497,12 +587,30 @@
     </w:p>
     <w:p>
       <w:r>
-        <w:t>Spillkråka (NT) är rödlistad som nära hotad, fridlyst enligt §4 Artskyddsförordningen och ingår i bilaga 1 i EU:s fågeldirektiv. Spillkråka lever i både barr- och blandskog liksom i ren lövskog. De tätaste populationerna tenderar att finnas i äldre, variationsrik blandskog med gott om död ved och gamla träd.</w:t>
+        <w:t xml:space="preserve">Spillkråka (NT) är rödlistad som nära hotad, fridlyst enligt §4 Artskyddsförordningen, typisk art för </w:t>
+      </w:r>
+      <w:r>
+        <w:rPr>
+          <w:i/>
+        </w:rPr>
+        <w:t xml:space="preserve">9010 Taiga </w:t>
+      </w:r>
+      <w:r>
+        <w:t>och</w:t>
+      </w:r>
+      <w:r>
+        <w:rPr>
+          <w:i/>
+        </w:rPr>
+        <w:t xml:space="preserve"> 9740 Skogsbevuxen myr</w:t>
+      </w:r>
+      <w:r>
+        <w:t xml:space="preserve"> och ingår i bilaga 1 i EU:s fågeldirektiv. Spillkråka lever i både barr- och blandskog liksom i ren lövskog. De tätaste populationerna tenderar att finnas i äldre, variationsrik blandskog med gott om död ved och gamla träd.</w:t>
       </w:r>
     </w:p>
     <w:p>
       <w:r>
-        <w:t>Varje par utnyttjar 400–1000 hektar skog beroende på skogens kvalitet. En minskning av populationen pågår på grund av minskad tillgång på lämpliga bo- och födoträd och minskad födotillgång. Spillkråkans minskningstakt har uppgått till 19 (24–10) % under de senaste 15 åren. Minskningstakten för den svenska populationen bedöms vara nära gränsvärdet för Sårbar (VU) (A2bc). Skogsbruk med korta omloppstider och täta, homogena ungskogar utgör det största hotet (Artdatabanken 2023).</w:t>
+        <w:t>Varje par utnyttjar 400–1000 hektar skog beroende på skogens kvalitet. En minskning av populationen pågår på grund av minskad tillgång på lämpliga bo- och födoträd och minskad födotillgång. Spillkråkans minskningstakt har uppgått till 19 (24–10) % under de senaste 15 åren. Minskningstakten för den svenska populationen bedöms vara nära gränsvärdet för Sårbar (VU) (A2bc). Skogsbruk med korta omloppstider och täta, homogena ungskogar utgör det största hotet (SLU Artdatabanken 2023).</w:t>
       </w:r>
     </w:p>
     <w:p>
@@ -775,7 +883,7 @@
     <w:r>
       <w:tab/>
       <w:tab/>
-      <w:t>2026-01-28</w:t>
+      <w:t>2026-01-29</w:t>
       <w:br/>
       <w:br/>
     </w:r>

--- a/tillsyn/A 61212-2025 tillsynsbegäran.docx
+++ b/tillsyn/A 61212-2025 tillsynsbegäran.docx
@@ -883,7 +883,7 @@
     <w:r>
       <w:tab/>
       <w:tab/>
-      <w:t>2026-01-29</w:t>
+      <w:t>2026-01-30</w:t>
       <w:br/>
       <w:br/>
     </w:r>

--- a/tillsyn/A 61212-2025 tillsynsbegäran.docx
+++ b/tillsyn/A 61212-2025 tillsynsbegäran.docx
@@ -883,7 +883,7 @@
     <w:r>
       <w:tab/>
       <w:tab/>
-      <w:t>2026-01-30</w:t>
+      <w:t>2026-01-31</w:t>
       <w:br/>
       <w:br/>
     </w:r>

--- a/tillsyn/A 61212-2025 tillsynsbegäran.docx
+++ b/tillsyn/A 61212-2025 tillsynsbegäran.docx
@@ -883,7 +883,7 @@
     <w:r>
       <w:tab/>
       <w:tab/>
-      <w:t>2026-03-01</w:t>
+      <w:t>2026-03-02</w:t>
       <w:br/>
       <w:br/>
     </w:r>

--- a/tillsyn/A 61212-2025 tillsynsbegäran.docx
+++ b/tillsyn/A 61212-2025 tillsynsbegäran.docx
@@ -883,7 +883,7 @@
     <w:r>
       <w:tab/>
       <w:tab/>
-      <w:t>2026-03-02</w:t>
+      <w:t>2026-03-03</w:t>
       <w:br/>
       <w:br/>
     </w:r>

--- a/tillsyn/A 61212-2025 tillsynsbegäran.docx
+++ b/tillsyn/A 61212-2025 tillsynsbegäran.docx
@@ -883,7 +883,7 @@
     <w:r>
       <w:tab/>
       <w:tab/>
-      <w:t>2026-03-03</w:t>
+      <w:t>2026-03-04</w:t>
       <w:br/>
       <w:br/>
     </w:r>

--- a/tillsyn/A 61212-2025 tillsynsbegäran.docx
+++ b/tillsyn/A 61212-2025 tillsynsbegäran.docx
@@ -883,7 +883,7 @@
     <w:r>
       <w:tab/>
       <w:tab/>
-      <w:t>2026-03-04</w:t>
+      <w:t>2026-03-05</w:t>
       <w:br/>
       <w:br/>
     </w:r>

--- a/tillsyn/A 61212-2025 tillsynsbegäran.docx
+++ b/tillsyn/A 61212-2025 tillsynsbegäran.docx
@@ -883,7 +883,7 @@
     <w:r>
       <w:tab/>
       <w:tab/>
-      <w:t>2026-03-05</w:t>
+      <w:t>2026-03-06</w:t>
       <w:br/>
       <w:br/>
     </w:r>

--- a/tillsyn/A 61212-2025 tillsynsbegäran.docx
+++ b/tillsyn/A 61212-2025 tillsynsbegäran.docx
@@ -883,7 +883,7 @@
     <w:r>
       <w:tab/>
       <w:tab/>
-      <w:t>2026-03-06</w:t>
+      <w:t>2026-03-07</w:t>
       <w:br/>
       <w:br/>
     </w:r>

--- a/tillsyn/A 61212-2025 tillsynsbegäran.docx
+++ b/tillsyn/A 61212-2025 tillsynsbegäran.docx
@@ -883,7 +883,7 @@
     <w:r>
       <w:tab/>
       <w:tab/>
-      <w:t>2026-03-07</w:t>
+      <w:t>2026-03-08</w:t>
       <w:br/>
       <w:br/>
     </w:r>

--- a/tillsyn/A 61212-2025 tillsynsbegäran.docx
+++ b/tillsyn/A 61212-2025 tillsynsbegäran.docx
@@ -883,7 +883,7 @@
     <w:r>
       <w:tab/>
       <w:tab/>
-      <w:t>2026-03-08</w:t>
+      <w:t>2026-03-09</w:t>
       <w:br/>
       <w:br/>
     </w:r>

--- a/tillsyn/A 61212-2025 tillsynsbegäran.docx
+++ b/tillsyn/A 61212-2025 tillsynsbegäran.docx
@@ -883,7 +883,7 @@
     <w:r>
       <w:tab/>
       <w:tab/>
-      <w:t>2026-03-09</w:t>
+      <w:t>2026-03-10</w:t>
       <w:br/>
       <w:br/>
     </w:r>

--- a/tillsyn/A 61212-2025 tillsynsbegäran.docx
+++ b/tillsyn/A 61212-2025 tillsynsbegäran.docx
@@ -316,7 +316,7 @@
         <w:t>Spillkråka (NT, §4)</w:t>
       </w:r>
       <w:r>
-        <w:t xml:space="preserve"> är rödlistad som nära hotad och ingår i bilaga 1 i EU:s fågeldirektiv. Den minskar i population på grund av minskad tillgång på lämpliga bo- och födoträd och minskad födotillgång. Spillkråkans minskningstakt har uppgått till 19 (24–10) % under de senaste 15 åren. Minskningstakten för den svenska populationen bedöms vara nära gränsvärdet för Sårbar (VU) (A2bc). Skogsbruk med korta omloppstider och täta, homogena ungskogar utgör det största hotet. Spillkråka är typisk art för </w:t>
+        <w:t xml:space="preserve"> är rödlistad som nära hotad och ingår i bilaga 1 i EU:s fågeldirektiv. Den minskar i population på grund av minskad tillgång på lämpliga bo- och födoträd och minskad födotillgång. Spillkråkans minskningstakt har uppgått till 19 (24–10) % under de senaste 15 åren och bedöms vara nära gränsvärdet för Sårbar (VU) (A2bc). Spillkråka är en nyckelart i skogliga miljöer vars övergivna bohål utnyttjas av flera andra hålhäckande fågelarter och fladdermöss. Den behöver grova träd, främst tall, asp och bok som boträd. Skogsbruk med korta omloppstider och täta, homogena ungskogar utgör det största hotet. Spillkråka är typisk art för </w:t>
       </w:r>
       <w:r>
         <w:rPr>
@@ -334,7 +334,7 @@
         <w:t xml:space="preserve"> 9740 Skogsbevuxen myr </w:t>
       </w:r>
       <w:r>
-        <w:t>(SLU Artdatabanken, 2023).</w:t>
+        <w:t>(SLU Artdatabanken, 2025; Skogsstyrelsen 2016).</w:t>
       </w:r>
     </w:p>
     <w:p>
@@ -345,7 +345,7 @@
         <w:t>Talltita (NT, §4)</w:t>
       </w:r>
       <w:r>
-        <w:t>, rödlistad som nära hotad och prioriterad art i Skogsvårdslagen har häckningsrevir i anmälan. Arten har minskat kraftigt de senaste 30 åren och minskningstakten innevarande 10-årsperiod beräknas till 20 (10–30) %. Talltitan är synnerligen trogen sitt cirka 15 hektar stora revir och är beroende av flerskiktade olikåldriga skogar för att kunna föda upp sina ungar. Talltitan försvinner om dess livsmiljö kalavverkas (Eggers &amp; Low (2014); Ekman (1979); Griesser et al (2007); Klein (2020); Siffczyk et al (2003); SLU Artdatabanken (2021).</w:t>
+        <w:t>, rödlistad som nära hotad och prioriterad art i Skogsvårdslagen, har häckningsrevir i anmälan. Arten har minskat kraftigt de senaste 30 åren och minskningstakten innevarande 10-årsperiod beräknas till 20 (10–30) %. Talltitan är synnerligen trogen sitt cirka 15 hektar stora revir och är beroende av flerskiktade olikåldriga skogar för att kunna föda upp sina ungar. Talltitan försvinner om dess livsmiljö kalavverkas (Eggers &amp; Low, 2014; Ekman, 1979; Griesser et al, 2007; Klein, 2020; Siffczyk et al, 2003; SLU Artdatabanken, 2021).</w:t>
       </w:r>
     </w:p>
     <w:p>
@@ -605,7 +605,7 @@
         <w:t xml:space="preserve"> 9740 Skogsbevuxen myr</w:t>
       </w:r>
       <w:r>
-        <w:t xml:space="preserve"> och ingår i bilaga 1 i EU:s fågeldirektiv. Spillkråka lever i både barr- och blandskog liksom i ren lövskog. De tätaste populationerna tenderar att finnas i äldre, variationsrik blandskog med gott om död ved och gamla träd.</w:t>
+        <w:t xml:space="preserve"> och ingår i bilaga 1 i EU:s fågeldirektiv. Spillkråka lever i både barr- och blandskog liksom i ren lövskog. De tätaste populationerna tenderar att finnas i äldre, variationsrik blandskog med gott om död ved och gamla träd. Spillkråka är en nyckelart i skogliga miljöer vars övergivna bohål utnyttjas av flera andra hålhäckande fågelarter och fladdermöss (SLU Artdatabanken, 2023; Skogsstyrelsen 2016).</w:t>
       </w:r>
     </w:p>
     <w:p>
@@ -623,7 +623,21 @@
     </w:p>
     <w:p>
       <w:r>
-        <w:t xml:space="preserve">SLU Artdatabanken, 2021. </w:t>
+        <w:t xml:space="preserve">Skogsstyrelsen, 2016. </w:t>
+      </w:r>
+      <w:r>
+        <w:rPr>
+          <w:i/>
+        </w:rPr>
+        <w:t xml:space="preserve">Vägledning för hänsyn till spillkråka. </w:t>
+      </w:r>
+      <w:r>
+        <w:t>Vägledningar och kunskapsstöd artskydd – Skogsstyrelsen.</w:t>
+      </w:r>
+    </w:p>
+    <w:p>
+      <w:r>
+        <w:t xml:space="preserve">SLU Artdatabanken, 2023. </w:t>
       </w:r>
       <w:r>
         <w:rPr>
@@ -883,7 +897,7 @@
     <w:r>
       <w:tab/>
       <w:tab/>
-      <w:t>2026-03-10</w:t>
+      <w:t>2026-03-11</w:t>
       <w:br/>
       <w:br/>
     </w:r>

--- a/tillsyn/A 61212-2025 tillsynsbegäran.docx
+++ b/tillsyn/A 61212-2025 tillsynsbegäran.docx
@@ -897,7 +897,7 @@
     <w:r>
       <w:tab/>
       <w:tab/>
-      <w:t>2026-03-11</w:t>
+      <w:t>2026-03-12</w:t>
       <w:br/>
       <w:br/>
     </w:r>

--- a/tillsyn/A 61212-2025 tillsynsbegäran.docx
+++ b/tillsyn/A 61212-2025 tillsynsbegäran.docx
@@ -897,7 +897,7 @@
     <w:r>
       <w:tab/>
       <w:tab/>
-      <w:t>2026-03-12</w:t>
+      <w:t>2026-03-13</w:t>
       <w:br/>
       <w:br/>
     </w:r>

--- a/tillsyn/A 61212-2025 tillsynsbegäran.docx
+++ b/tillsyn/A 61212-2025 tillsynsbegäran.docx
@@ -897,7 +897,7 @@
     <w:r>
       <w:tab/>
       <w:tab/>
-      <w:t>2026-03-13</w:t>
+      <w:t>2026-03-16</w:t>
       <w:br/>
       <w:br/>
     </w:r>

--- a/tillsyn/A 61212-2025 tillsynsbegäran.docx
+++ b/tillsyn/A 61212-2025 tillsynsbegäran.docx
@@ -897,7 +897,7 @@
     <w:r>
       <w:tab/>
       <w:tab/>
-      <w:t>2026-03-16</w:t>
+      <w:t>2026-03-17</w:t>
       <w:br/>
       <w:br/>
     </w:r>

--- a/tillsyn/A 61212-2025 tillsynsbegäran.docx
+++ b/tillsyn/A 61212-2025 tillsynsbegäran.docx
@@ -897,7 +897,7 @@
     <w:r>
       <w:tab/>
       <w:tab/>
-      <w:t>2026-03-17</w:t>
+      <w:t>2026-03-18</w:t>
       <w:br/>
       <w:br/>
     </w:r>

--- a/tillsyn/A 61212-2025 tillsynsbegäran.docx
+++ b/tillsyn/A 61212-2025 tillsynsbegäran.docx
@@ -897,7 +897,7 @@
     <w:r>
       <w:tab/>
       <w:tab/>
-      <w:t>2026-03-18</w:t>
+      <w:t>2026-03-19</w:t>
       <w:br/>
       <w:br/>
     </w:r>

--- a/tillsyn/A 61212-2025 tillsynsbegäran.docx
+++ b/tillsyn/A 61212-2025 tillsynsbegäran.docx
@@ -897,7 +897,7 @@
     <w:r>
       <w:tab/>
       <w:tab/>
-      <w:t>2026-03-19</w:t>
+      <w:t>2026-03-20</w:t>
       <w:br/>
       <w:br/>
     </w:r>

--- a/tillsyn/A 61212-2025 tillsynsbegäran.docx
+++ b/tillsyn/A 61212-2025 tillsynsbegäran.docx
@@ -897,7 +897,7 @@
     <w:r>
       <w:tab/>
       <w:tab/>
-      <w:t>2026-03-20</w:t>
+      <w:t>2026-03-21</w:t>
       <w:br/>
       <w:br/>
     </w:r>

--- a/tillsyn/A 61212-2025 tillsynsbegäran.docx
+++ b/tillsyn/A 61212-2025 tillsynsbegäran.docx
@@ -897,7 +897,7 @@
     <w:r>
       <w:tab/>
       <w:tab/>
-      <w:t>2026-03-21</w:t>
+      <w:t>2026-03-22</w:t>
       <w:br/>
       <w:br/>
     </w:r>

--- a/tillsyn/A 61212-2025 tillsynsbegäran.docx
+++ b/tillsyn/A 61212-2025 tillsynsbegäran.docx
@@ -897,7 +897,7 @@
     <w:r>
       <w:tab/>
       <w:tab/>
-      <w:t>2026-03-22</w:t>
+      <w:t>2026-03-23</w:t>
       <w:br/>
       <w:br/>
     </w:r>

--- a/tillsyn/A 61212-2025 tillsynsbegäran.docx
+++ b/tillsyn/A 61212-2025 tillsynsbegäran.docx
@@ -897,7 +897,7 @@
     <w:r>
       <w:tab/>
       <w:tab/>
-      <w:t>2026-03-23</w:t>
+      <w:t>2026-03-24</w:t>
       <w:br/>
       <w:br/>
     </w:r>

--- a/tillsyn/A 61212-2025 tillsynsbegäran.docx
+++ b/tillsyn/A 61212-2025 tillsynsbegäran.docx
@@ -897,7 +897,7 @@
     <w:r>
       <w:tab/>
       <w:tab/>
-      <w:t>2026-03-24</w:t>
+      <w:t>2026-03-25</w:t>
       <w:br/>
       <w:br/>
     </w:r>

--- a/tillsyn/A 61212-2025 tillsynsbegäran.docx
+++ b/tillsyn/A 61212-2025 tillsynsbegäran.docx
@@ -897,7 +897,7 @@
     <w:r>
       <w:tab/>
       <w:tab/>
-      <w:t>2026-03-25</w:t>
+      <w:t>2026-03-26</w:t>
       <w:br/>
       <w:br/>
     </w:r>

--- a/tillsyn/A 61212-2025 tillsynsbegäran.docx
+++ b/tillsyn/A 61212-2025 tillsynsbegäran.docx
@@ -897,7 +897,7 @@
     <w:r>
       <w:tab/>
       <w:tab/>
-      <w:t>2026-03-26</w:t>
+      <w:t>2026-03-27</w:t>
       <w:br/>
       <w:br/>
     </w:r>

--- a/tillsyn/A 61212-2025 tillsynsbegäran.docx
+++ b/tillsyn/A 61212-2025 tillsynsbegäran.docx
@@ -897,7 +897,7 @@
     <w:r>
       <w:tab/>
       <w:tab/>
-      <w:t>2026-03-27</w:t>
+      <w:t>2026-03-28</w:t>
       <w:br/>
       <w:br/>
     </w:r>

--- a/tillsyn/A 61212-2025 tillsynsbegäran.docx
+++ b/tillsyn/A 61212-2025 tillsynsbegäran.docx
@@ -897,7 +897,7 @@
     <w:r>
       <w:tab/>
       <w:tab/>
-      <w:t>2026-03-28</w:t>
+      <w:t>2026-03-29</w:t>
       <w:br/>
       <w:br/>
     </w:r>

--- a/tillsyn/A 61212-2025 tillsynsbegäran.docx
+++ b/tillsyn/A 61212-2025 tillsynsbegäran.docx
@@ -897,7 +897,7 @@
     <w:r>
       <w:tab/>
       <w:tab/>
-      <w:t>2026-03-29</w:t>
+      <w:t>2026-03-30</w:t>
       <w:br/>
       <w:br/>
     </w:r>

--- a/tillsyn/A 61212-2025 tillsynsbegäran.docx
+++ b/tillsyn/A 61212-2025 tillsynsbegäran.docx
@@ -897,7 +897,7 @@
     <w:r>
       <w:tab/>
       <w:tab/>
-      <w:t>2026-03-30</w:t>
+      <w:t>2026-03-31</w:t>
       <w:br/>
       <w:br/>
     </w:r>

--- a/tillsyn/A 61212-2025 tillsynsbegäran.docx
+++ b/tillsyn/A 61212-2025 tillsynsbegäran.docx
@@ -897,7 +897,7 @@
     <w:r>
       <w:tab/>
       <w:tab/>
-      <w:t>2026-03-31</w:t>
+      <w:t>2026-04-01</w:t>
       <w:br/>
       <w:br/>
     </w:r>

--- a/tillsyn/A 61212-2025 tillsynsbegäran.docx
+++ b/tillsyn/A 61212-2025 tillsynsbegäran.docx
@@ -897,7 +897,7 @@
     <w:r>
       <w:tab/>
       <w:tab/>
-      <w:t>2026-04-01</w:t>
+      <w:t>2026-04-02</w:t>
       <w:br/>
       <w:br/>
     </w:r>

--- a/tillsyn/A 61212-2025 tillsynsbegäran.docx
+++ b/tillsyn/A 61212-2025 tillsynsbegäran.docx
@@ -897,7 +897,7 @@
     <w:r>
       <w:tab/>
       <w:tab/>
-      <w:t>2026-04-02</w:t>
+      <w:t>2026-04-03</w:t>
       <w:br/>
       <w:br/>
     </w:r>

--- a/tillsyn/A 61212-2025 tillsynsbegäran.docx
+++ b/tillsyn/A 61212-2025 tillsynsbegäran.docx
@@ -897,7 +897,7 @@
     <w:r>
       <w:tab/>
       <w:tab/>
-      <w:t>2026-04-03</w:t>
+      <w:t>2026-04-04</w:t>
       <w:br/>
       <w:br/>
     </w:r>

--- a/tillsyn/A 61212-2025 tillsynsbegäran.docx
+++ b/tillsyn/A 61212-2025 tillsynsbegäran.docx
@@ -897,7 +897,7 @@
     <w:r>
       <w:tab/>
       <w:tab/>
-      <w:t>2026-04-04</w:t>
+      <w:t>2026-04-05</w:t>
       <w:br/>
       <w:br/>
     </w:r>

--- a/tillsyn/A 61212-2025 tillsynsbegäran.docx
+++ b/tillsyn/A 61212-2025 tillsynsbegäran.docx
@@ -933,7 +933,7 @@
     <w:r>
       <w:tab/>
       <w:tab/>
-      <w:t>2026-06-15</w:t>
+      <w:t>2026-06-16</w:t>
       <w:br/>
       <w:br/>
     </w:r>

--- a/tillsyn/A 61212-2025 tillsynsbegäran.docx
+++ b/tillsyn/A 61212-2025 tillsynsbegäran.docx
@@ -933,7 +933,7 @@
     <w:r>
       <w:tab/>
       <w:tab/>
-      <w:t>2026-06-16</w:t>
+      <w:t>2026-06-17</w:t>
       <w:br/>
       <w:br/>
     </w:r>

--- a/tillsyn/A 61212-2025 tillsynsbegäran.docx
+++ b/tillsyn/A 61212-2025 tillsynsbegäran.docx
@@ -1,6 +1,6 @@
 
 <file path=word/document.xml><?xml version="1.0" encoding="utf-8"?>
-<w:document xmlns:wpc="http://schemas.microsoft.com/office/word/2010/wordprocessingCanvas" xmlns:cx="http://schemas.microsoft.com/office/drawing/2014/chartex" xmlns:cx1="http://schemas.microsoft.com/office/drawing/2015/9/8/chartex" xmlns:cx2="http://schemas.microsoft.com/office/drawing/2015/10/21/chartex" xmlns:cx3="http://schemas.microsoft.com/office/drawing/2016/5/9/chartex" xmlns:cx4="http://schemas.microsoft.com/office/drawing/2016/5/10/chartex" xmlns:cx5="http://schemas.microsoft.com/office/drawing/2016/5/11/chartex" xmlns:cx6="http://schemas.microsoft.com/office/drawing/2016/5/12/chartex" xmlns:cx7="http://schemas.microsoft.com/office/drawing/2016/5/13/chartex" xmlns:cx8="http://schemas.microsoft.com/office/drawing/2016/5/14/chartex" xmlns:mc="http://schemas.openxmlformats.org/markup-compatibility/2006" xmlns:aink="http://schemas.microsoft.com/office/drawing/2016/ink" xmlns:am3d="http://schemas.microsoft.com/office/drawing/2017/model3d" xmlns:o="urn:schemas-microsoft-com:office:office" xmlns:oel="http://schemas.microsoft.com/office/2019/extlst" xmlns:r="http://schemas.openxmlformats.org/officeDocument/2006/relationships" xmlns:m="http://schemas.openxmlformats.org/officeDocument/2006/math" xmlns:v="urn:schemas-microsoft-com:vml" xmlns:wp14="http://schemas.microsoft.com/office/word/2010/wordprocessingDrawing" xmlns:wp="http://schemas.openxmlformats.org/drawingml/2006/wordprocessingDrawing" xmlns:w10="urn:schemas-microsoft-com:office:word" xmlns:w="http://schemas.openxmlformats.org/wordprocessingml/2006/main" xmlns:w14="http://schemas.microsoft.com/office/word/2010/wordml" xmlns:w15="http://schemas.microsoft.com/office/word/2012/wordml" xmlns:w16cex="http://schemas.microsoft.com/office/word/2018/wordml/cex" xmlns:w16cid="http://schemas.microsoft.com/office/word/2016/wordml/cid" xmlns:w16="http://schemas.microsoft.com/office/word/2018/wordml" xmlns:w16sdtdh="http://schemas.microsoft.com/office/word/2020/wordml/sdtdatahash" xmlns:w16se="http://schemas.microsoft.com/office/word/2015/wordml/symex" xmlns:wpg="http://schemas.microsoft.com/office/word/2010/wordprocessingGroup" xmlns:wpi="http://schemas.microsoft.com/office/word/2010/wordprocessingInk" xmlns:wne="http://schemas.microsoft.com/office/word/2006/wordml" xmlns:wps="http://schemas.microsoft.com/office/word/2010/wordprocessingShape" mc:Ignorable="w14 w15 w16se w16cid w16 w16cex w16sdtdh wp14">
+<w:document xmlns:wpc="http://schemas.microsoft.com/office/word/2010/wordprocessingCanvas" xmlns:cx="http://schemas.microsoft.com/office/drawing/2014/chartex" xmlns:cx1="http://schemas.microsoft.com/office/drawing/2015/9/8/chartex" xmlns:cx2="http://schemas.microsoft.com/office/drawing/2015/10/21/chartex" xmlns:cx3="http://schemas.microsoft.com/office/drawing/2016/5/9/chartex" xmlns:cx4="http://schemas.microsoft.com/office/drawing/2016/5/10/chartex" xmlns:cx5="http://schemas.microsoft.com/office/drawing/2016/5/11/chartex" xmlns:cx6="http://schemas.microsoft.com/office/drawing/2016/5/12/chartex" xmlns:cx7="http://schemas.microsoft.com/office/drawing/2016/5/13/chartex" xmlns:cx8="http://schemas.microsoft.com/office/drawing/2016/5/14/chartex" xmlns:mc="http://schemas.openxmlformats.org/markup-compatibility/2006" xmlns:aink="http://schemas.microsoft.com/office/drawing/2016/ink" xmlns:am3d="http://schemas.microsoft.com/office/drawing/2017/model3d" xmlns:o="urn:schemas-microsoft-com:office:office" xmlns:oel="http://schemas.microsoft.com/office/2019/extlst" xmlns:r="http://schemas.openxmlformats.org/officeDocument/2006/relationships" xmlns:m="http://schemas.openxmlformats.org/officeDocument/2006/math" xmlns:v="urn:schemas-microsoft-com:vml" xmlns:wp14="http://schemas.microsoft.com/office/word/2010/wordprocessingDrawing" xmlns:wp="http://schemas.openxmlformats.org/drawingml/2006/wordprocessingDrawing" xmlns:w10="urn:schemas-microsoft-com:office:word" xmlns:w="http://schemas.openxmlformats.org/wordprocessingml/2006/main" xmlns:w14="http://schemas.microsoft.com/office/word/2010/wordml" xmlns:w15="http://schemas.microsoft.com/office/word/2012/wordml" xmlns:w16cex="http://schemas.microsoft.com/office/word/2018/wordml/cex" xmlns:w16cid="http://schemas.microsoft.com/office/word/2016/wordml/cid" xmlns:w16="http://schemas.microsoft.com/office/word/2018/wordml" xmlns:w16du="http://schemas.microsoft.com/office/word/2023/wordml/word16du" xmlns:w16sdtdh="http://schemas.microsoft.com/office/word/2020/wordml/sdtdatahash" xmlns:w16sdtfl="http://schemas.microsoft.com/office/word/2024/wordml/sdtformatlock" xmlns:w16se="http://schemas.microsoft.com/office/word/2015/wordml/symex" xmlns:wpg="http://schemas.microsoft.com/office/word/2010/wordprocessingGroup" xmlns:wpi="http://schemas.microsoft.com/office/word/2010/wordprocessingInk" xmlns:wne="http://schemas.microsoft.com/office/word/2006/wordml" xmlns:wps="http://schemas.microsoft.com/office/word/2010/wordprocessingShape" mc:Ignorable="w14 w15 w16se w16cid w16 w16cex w16sdtdh w16sdtfl w16du wp14">
   <w:body>
     <w:p>
       <w:pPr>
@@ -12,35 +12,10 @@
     </w:p>
     <w:p>
       <w:r>
-        <w:t>Detta dokument behandlar höga naturvärden i avverkningsanmälan A 61212-2025 i Östersunds kommun. Denna avverkningsanmälan inkom 2025-12-09 14:47:37 och omfattar 7,8 ha.</w:t>
-      </w:r>
-    </w:p>
-    <w:p>
-      <w:r>
-        <w:t>Vi begär härmed att Skogsstyrelsen fattar beslut enligt miljöbalken som säkerställer att skogens höga naturvärden bevaras samt säkerställer att EU-lagstiftning efterlevs och att artskyddsbrott förhindras. Vi önskar även ta del av de ställningstaganden och beslut som myndigheterna meddelar till följd av aktuell avverkningsanmälan och föreningens inlaga (se 34 § förvaltningslagen).</w:t>
-      </w:r>
-    </w:p>
-    <w:p>
-      <w:r>
-        <w:t>Nedan beskrivs fynd av naturvårdsarter och fridlysta arter som gjorts i det avverkningsanmälda området. I BILAGA 1 finns artfakta om fridlysta arter.</w:t>
-      </w:r>
-    </w:p>
-    <w:p>
-      <w:pPr>
-        <w:pStyle w:val="Heading1"/>
-      </w:pPr>
-      <w:r>
-        <w:t>Naturvårdsarter</w:t>
-      </w:r>
-    </w:p>
-    <w:p>
-      <w:r>
-        <w:t>I avverkningsanmälan har följande 6 naturvårdsarter hittats: knärot (VU, §8), granticka (NT), harticka (NT), spillkråka (NT, §4), talltita (NT, §4) och ullticka (NT). Av dessa är 6 rödlistade. För rödlistade arter har rödlistekategorin angivits inom parentes. För fridlysta arter anges även paragrafen i Artskyddsförordningen som arten är fridlyst enligt.</w:t>
-      </w:r>
-    </w:p>
-    <w:p>
-      <w:r>
-        <w:t>De påträffade naturvårdsarterna är ett tydligt kvitto på att detta rör sig om en skog med höga naturvärden. I Figur 1 visas en karta över det avverkningsanmälda området, där samtliga fyndplatser för naturvårdsarter som finns registrerade på Artportalen har markerats.</w:t>
+        <w:t>Detta dokument behandlar höga naturvärden i avverkningsanmälan A 61212-2025 i Östersunds kommun som inkom 2025-12-09 och omfattar 7,8 ha.</w:t>
+      </w:r>
+      <w:r>
+        <w:t xml:space="preserve"> I Figur 1 visas fyndplatser för naturvårdsarter i området, som finns registrerade på Artportalen.</w:t>
       </w:r>
     </w:p>
     <w:p>
@@ -50,7 +25,7 @@
       <w:r>
         <w:drawing>
           <wp:inline xmlns:a="http://schemas.openxmlformats.org/drawingml/2006/main" xmlns:pic="http://schemas.openxmlformats.org/drawingml/2006/picture">
-            <wp:extent cx="5486400" cy="4415883"/>
+            <wp:extent cx="5486400" cy="5635344"/>
             <wp:docPr id="1" name="Picture 1"/>
             <wp:cNvGraphicFramePr>
               <a:graphicFrameLocks noChangeAspect="1"/>
@@ -71,7 +46,7 @@
                   <pic:spPr>
                     <a:xfrm>
                       <a:off x="0" y="0"/>
-                      <a:ext cx="5486400" cy="4415883"/>
+                      <a:ext cx="5486400" cy="5635344"/>
                     </a:xfrm>
                     <a:prstGeom prst="rect"/>
                   </pic:spPr>
@@ -85,132 +60,25 @@
     <w:p>
       <w:pPr>
         <w:pStyle w:val="Caption"/>
+        <w:spacing w:after="240"/>
       </w:pPr>
       <w:r>
-        <w:t>Figur 1. Fyndplatser för naturvårdsarter i det avverkningsanmälda området (röd linje). Markörer utan svart kant är placerade på fyndplatsen. Markörer med svart kant är placerade vid sidan av fyndplatsen och har ett svart streck som visar fyndplatsens exakta position. Kartans mittpunktskoordinat är N 7011062, E 504842 i SWEREF 99 TM.</w:t>
+        <w:t>Figur 1. Fyndplatser för naturvårdsarter i avverkningsanmälan (röd linje). Inom parentes anges rödlistekategorier, S för signalarter, Tför typiska arter och fridlysningsparagrafer i artskyddsförordningen.Markörer utan svart kant är placerade på fyndplatsen. Markörer med svart kant är placerade vid sidan av fyndplatsen och har ett svart streck som visar fyndplatsens exakta position. Kartans mittpunktskoordinat är N 7011062, E 504842 i SWEREF 99 TM.</w:t>
       </w:r>
     </w:p>
     <w:p>
       <w:r>
-        <w:rPr>
-          <w:b/>
-        </w:rPr>
-        <w:t>Granticka</w:t>
-      </w:r>
-      <w:r>
-        <w:t xml:space="preserve"> förekommer främst i äldre skogar med naturskogskaraktär, liksom i dimensionsavverkade och plockhuggna skogar. I äldre grannaturskog i norra Sverige är den alltjämt en förhållandevis vanlig karaktärsart, medan den längre söderut blir allt mer sällsynt. I Götaland och delar av Svealand är den en god signalart för skyddsvärda granskogsmiljöer. Arten bedöms ha minskat starkt under senare år på grund av skogsavverkningar, då den framför allt växer i äldre granskog med långvarig grankontinuitet. I urskogsliknande bestånd i norra Sverige kan ibland påträffas den mycket sällsynta tickan grantickeporing (VU), som lever på döda grantickor. Det som tidigare inbegripit grantickan har visat sig röra sig om två arter; tajgagranticka </w:t>
-      </w:r>
-      <w:r>
-        <w:rPr>
-          <w:i/>
-        </w:rPr>
-        <w:t>Porodaedalea abietis</w:t>
-      </w:r>
-      <w:r>
-        <w:t xml:space="preserve"> (LC) och </w:t>
-      </w:r>
-      <w:r>
-        <w:rPr>
-          <w:i/>
-        </w:rPr>
-        <w:t>Porodaedalea chrysoloma</w:t>
-      </w:r>
-      <w:r>
-        <w:t xml:space="preserve"> (DD). Den nordligare arten, tajgagranticka, bildar större fruktkroppar och har sin främsta förekomst i norra Sverige, medan den mer tunnköttiga arten, </w:t>
-      </w:r>
-      <w:r>
-        <w:rPr>
-          <w:i/>
-        </w:rPr>
-        <w:t>P. chrysoloma</w:t>
-      </w:r>
-      <w:r>
-        <w:t>, förekommer i sydöstra Sverige och på Gotland (SLU Artdatabanken, 2026; Nitare &amp; Skogsstyrelsen, 2019).</w:t>
+        <w:t>Vi begär härmed att Skogsstyrelsen fattar beslut enligt miljöbalken som säkerställer att skogens höga naturvärden bevaras samt att EU-lagstiftning efterlevs och att artskyddsbrott förhindras.</w:t>
       </w:r>
     </w:p>
     <w:p>
       <w:r>
-        <w:rPr>
-          <w:b/>
-        </w:rPr>
-        <w:t>Harticka (NT)</w:t>
-      </w:r>
-      <w:r>
-        <w:t xml:space="preserve"> är normalt en mycket bra signalart för granskogar med höga naturvärden. Även när svampen påträffas i mer påverkade skogar är det nästan alltid fråga om skogsmiljöer i sena successionsstadier med höga naturvärden. Skogsskötselåtgärder på eller i omedelbar närhet av växtplatserna kan innebära ett hot mot arten. Harticka är typisk art för </w:t>
-      </w:r>
-      <w:r>
-        <w:rPr>
-          <w:i/>
-        </w:rPr>
-        <w:t xml:space="preserve">9010 Taiga, 9050 Näringsrik granskog </w:t>
-      </w:r>
-      <w:r>
-        <w:t xml:space="preserve">och </w:t>
-      </w:r>
-      <w:r>
-        <w:rPr>
-          <w:i/>
-        </w:rPr>
-        <w:t>9030 Landhöjningsskog</w:t>
-      </w:r>
-      <w:r>
-        <w:t xml:space="preserve"> (SLU Artdatabanken, 2024; Nitare &amp; Skogsstyrelsen, 2019).</w:t>
+        <w:t>Vi önskar även ta del av de ställningstaganden och beslut som myndigheten meddelar till följd av aktuell avverkningsanmälan och föreningens inlaga (se 34 § förvaltningslagen).</w:t>
       </w:r>
     </w:p>
     <w:p>
       <w:r>
-        <w:rPr>
-          <w:b/>
-        </w:rPr>
-        <w:t>Ullticka (NT)</w:t>
-      </w:r>
-      <w:r>
-        <w:t xml:space="preserve"> är knuten till restbestånd av barrnaturskog och förekommer med ett tydligt optimum i orörda eller måttligt påverkade gamla granskogar där det föreligger viss kontinuitet av grov död ved. Ullticka är en bra signalart inom hela sitt utbredningsområde och i södra Sverige är den sällsynt och en god signalart för skyddsvärda granskogsmiljöer. Den hotas av avverkning och fragmentering av naturskog och äldre granskog med lång trädkontinuitet. På ullticka kan ibland ulltickeporing (VU) påträffas - det är en sällsynt ticka som nyligen delats upp i de tre olika arterna ulltickeporing </w:t>
-      </w:r>
-      <w:r>
-        <w:rPr>
-          <w:i/>
-        </w:rPr>
-        <w:t xml:space="preserve">Skeletocutis brevispora </w:t>
-      </w:r>
-      <w:r>
-        <w:t>(VU)</w:t>
-      </w:r>
-      <w:r>
-        <w:rPr>
-          <w:i/>
-        </w:rPr>
-        <w:t>, Skeletocutis delicata</w:t>
-      </w:r>
-      <w:r>
-        <w:t xml:space="preserve"> (VU)</w:t>
-      </w:r>
-      <w:r>
-        <w:rPr>
-          <w:i/>
-        </w:rPr>
-        <w:t xml:space="preserve"> och Skeletocutis exilis</w:t>
-      </w:r>
-      <w:r>
-        <w:t xml:space="preserve"> (NT). Ullticka är typisk art för </w:t>
-      </w:r>
-      <w:r>
-        <w:rPr>
-          <w:i/>
-        </w:rPr>
-        <w:t xml:space="preserve">9010 Taiga, 9050 Näringsrik granskog </w:t>
-      </w:r>
-      <w:r>
-        <w:t xml:space="preserve">och </w:t>
-      </w:r>
-      <w:r>
-        <w:rPr>
-          <w:i/>
-        </w:rPr>
-        <w:t>9030 Landhöjningsskog</w:t>
-      </w:r>
-      <w:r>
-        <w:t xml:space="preserve"> (SLU Artdatabanken, 2026; Nitare &amp; Skogsstyrelsen, 2019; Miettinen &amp; Niemelä, 2018).</w:t>
+        <w:t>Nedan beskrivs fynd av naturvårdsarter och fridlysta arter som gjorts i det avverkningsanmälda området. I BILAGA 1 finns artfakta om fridlysta arter.</w:t>
       </w:r>
     </w:p>
     <w:p>
@@ -218,12 +86,30 @@
         <w:pStyle w:val="Heading1"/>
       </w:pPr>
       <w:r>
-        <w:t>Fridlysta arter</w:t>
+        <w:t>Naturvårdsarter</w:t>
       </w:r>
     </w:p>
     <w:p>
       <w:r>
-        <w:t>Följande fridlysta arter har sina livsmiljöer och växtplatser i den avverkningsanmälda skogen: knärot (VU, §8), spillkråka (NT, §4) och talltita (NT, §4).</w:t>
+        <w:t>I avverkningsanmälan har följande 5 naturvårdsarter hittats: knärot (VU, T, §8), harticka (NT, T), talltita (NT, §4), ullticka (NT, T) och spillkråka (T, §4). Av dessa är 4 rödlistade. För rödlistade arter har rödlistekategorin angivits inom parentes. Typiska arter inom Natura 2000 som är kopplade till skogsekosystem har markerats med (T). För fridlysta arter anges även paragrafen i Artskyddsförordningen som arten är fridlyst enligt.</w:t>
+      </w:r>
+    </w:p>
+    <w:p>
+      <w:r>
+        <w:t>De påträffade naturvårdsarterna är ett tydligt kvitto på att det rör sig om en skog med höga naturvärden.</w:t>
+      </w:r>
+    </w:p>
+    <w:p>
+      <w:pPr>
+        <w:pStyle w:val="Heading2"/>
+      </w:pPr>
+      <w:r>
+        <w:t>Fridlysta arter</w:t>
+      </w:r>
+    </w:p>
+    <w:p>
+      <w:r>
+        <w:t>Följande fridlysta arter har sina livsmiljöer och växtplatser i den avverkningsanmälda skogen: knärot (VU, T, §8), talltita (NT, §4) och spillkråka (T, §4).</w:t>
       </w:r>
     </w:p>
     <w:p>
@@ -266,7 +152,7 @@
         <w:t xml:space="preserve"> 9050 Näringsrik granskog</w:t>
       </w:r>
       <w:r>
-        <w:t xml:space="preserve">, rödlistad som sårbar och fridlyst enligt 8§ artskyddsförordningen. En nyligen genomförd analys av 79 floraväktarlokaler indikerar att det behövs någonstans mellan 100 och 150 meters skyddszon för att en knärotspopulation inte ska dö ut på lång sikt (Sebestyén &amp; Sundberg, 2025). Detta ligger väl i linje med tidigare genomförda studier som visar att det krävs väl tilltagna buffertzoner för att knäroten inte ska ta skada av skogsbruksåtgärder i intilliggande skog (Johnson, 2014; Koelmeijer m.fl., 2022; Skogsstyrelsen, 2022). Arten är även känslig för gallring vilket framgår av Skogsstyrelsens egen vägledning för hänsyn till knärot (Skogsstyrelsen, 2022). För rika förekomster av knärot är reservatsbildning eller biotopskydd lämpliga åtgärder för att skydda den. På knärot kan den sällsynta rostsvampen </w:t>
+        <w:t xml:space="preserve">, rödlistad som sårbar och fridlyst enligt 8§ artskyddsförordningen. En nyligen genomförd analys av 79 floraväktarlokaler indikerar att det behövs någonstans mellan 100 och 150 meters skyddszon för att en knärotspopulation inte ska dö ut på lång sikt (Sebestyén &amp; Sundberg, 2025). Detta ligger väl i linje med tidigare genomförda studier som visar att det krävs väl tilltagna buffertzoner för att knäroten inte ska ta skada av skogsbruksåtgärder i intilliggande skog (Johnson, 2014; Koelmeijer m.fl., 2022; Skogsstyrelsen, 2022). Arten är även känslig för gallring vilket framgår av Skogsstyrelsens egen vägledning för hänsyn till knärot (Skogsstyrelsen, 2022). Ytterligare en studie visar på den starka korrelationen mellan minskande arealer kontinuitetsskog och lokal utdöenderisk. Knäroten uppvisade en mycket låg koloniseringsgrad (0,7 % över 10 år) i kombination med hög lokal utrotningsrisk (75,2 %), där utrotningssannolikheten ökade kraftigt när arealen kontinuitetsskog minskade mellan undersökningar, t.ex. på grund av kalhyggesbruk (Johansson et al., 2026). För rika förekomster av knärot är reservatsbildning eller biotopskydd lämpliga åtgärder för att skydda den. På knärot kan den sällsynta rostsvampen </w:t>
       </w:r>
       <w:r>
         <w:rPr>
@@ -299,7 +185,7 @@
       <w:r>
         <w:drawing>
           <wp:inline xmlns:a="http://schemas.openxmlformats.org/drawingml/2006/main" xmlns:pic="http://schemas.openxmlformats.org/drawingml/2006/picture">
-            <wp:extent cx="5486400" cy="5209720"/>
+            <wp:extent cx="5486400" cy="5625917"/>
             <wp:docPr id="2" name="Picture 2"/>
             <wp:cNvGraphicFramePr>
               <a:graphicFrameLocks noChangeAspect="1"/>
@@ -320,7 +206,7 @@
                   <pic:spPr>
                     <a:xfrm>
                       <a:off x="0" y="0"/>
-                      <a:ext cx="5486400" cy="5209720"/>
+                      <a:ext cx="5486400" cy="5625917"/>
                     </a:xfrm>
                     <a:prstGeom prst="rect"/>
                   </pic:spPr>
@@ -334,15 +220,11 @@
     <w:p>
       <w:pPr>
         <w:pStyle w:val="Caption"/>
+        <w:spacing w:after="240"/>
       </w:pPr>
       <w:r>
         <w:t>Figur 2. Fyndplatser och buffertzoner för knärot i det avverkningsanmälda området. Endast fyndplatser vars buffertzoner överlappar med det avverkningsanmälda området har tagits med i visualiseringen. Kartans mittpunktskoordinat är N 7011062, E 504842 i SWEREF 99 TM.</w:t>
       </w:r>
-    </w:p>
-    <w:p>
-      <w:pPr>
-        <w:pStyle w:val="Caption"/>
-      </w:pPr>
     </w:p>
     <w:p>
       <w:r>
@@ -387,6 +269,99 @@
     <w:p>
       <w:r>
         <w:t>I BILAGA 1 finns mer detaljerad information om ekologi samt krav på livsmiljö hos fridlysta arter.</w:t>
+      </w:r>
+    </w:p>
+    <w:p>
+      <w:pPr>
+        <w:pStyle w:val="Heading2"/>
+      </w:pPr>
+      <w:r>
+        <w:t>Övriga naturvårdsarter</w:t>
+      </w:r>
+    </w:p>
+    <w:p>
+      <w:r>
+        <w:rPr>
+          <w:b/>
+        </w:rPr>
+        <w:t>Harticka (NT)</w:t>
+      </w:r>
+      <w:r>
+        <w:t xml:space="preserve"> är normalt en mycket bra signalart för granskogar med höga naturvärden. Även när svampen påträffas i mer påverkade skogar är det nästan alltid fråga om skogsmiljöer i sena successionsstadier med höga naturvärden. Skogsskötselåtgärder på eller i omedelbar närhet av växtplatserna kan innebära ett hot mot arten. Harticka är typisk art för </w:t>
+      </w:r>
+      <w:r>
+        <w:rPr>
+          <w:i/>
+        </w:rPr>
+        <w:t xml:space="preserve">9010 Taiga, 9050 Näringsrik granskog </w:t>
+      </w:r>
+      <w:r>
+        <w:t xml:space="preserve">och </w:t>
+      </w:r>
+      <w:r>
+        <w:rPr>
+          <w:i/>
+        </w:rPr>
+        <w:t>9030 Landhöjningsskog</w:t>
+      </w:r>
+      <w:r>
+        <w:t xml:space="preserve"> (SLU Artdatabanken, 2024; Nitare &amp; Skogsstyrelsen, 2019).</w:t>
+      </w:r>
+    </w:p>
+    <w:p>
+      <w:r>
+        <w:rPr>
+          <w:b/>
+        </w:rPr>
+        <w:t>Ullticka (NT)</w:t>
+      </w:r>
+      <w:r>
+        <w:t xml:space="preserve"> är knuten till restbestånd av barrnaturskog och förekommer med ett tydligt optimum i orörda eller måttligt påverkade gamla granskogar där det föreligger viss kontinuitet av grov död ved. Ullticka är en bra signalart inom hela sitt utbredningsområde och i södra Sverige är den sällsynt och en god signalart för skyddsvärda granskogsmiljöer. Den hotas av avverkning och fragmentering av naturskog och äldre granskog med lång trädkontinuitet. På ullticka kan ibland ulltickeporing (VU) påträffas - det är en sällsynt ticka som nyligen delats upp i de tre olika arterna ulltickeporing </w:t>
+      </w:r>
+      <w:r>
+        <w:rPr>
+          <w:i/>
+        </w:rPr>
+        <w:t xml:space="preserve">Skeletocutis brevispora </w:t>
+      </w:r>
+      <w:r>
+        <w:t>(VU)</w:t>
+      </w:r>
+      <w:r>
+        <w:rPr>
+          <w:i/>
+        </w:rPr>
+        <w:t>, Skeletocutis delicata</w:t>
+      </w:r>
+      <w:r>
+        <w:t xml:space="preserve"> (VU)</w:t>
+      </w:r>
+      <w:r>
+        <w:rPr>
+          <w:i/>
+        </w:rPr>
+        <w:t xml:space="preserve"> och Skeletocutis exilis</w:t>
+      </w:r>
+      <w:r>
+        <w:t xml:space="preserve"> (NT). Ullticka är typisk art för </w:t>
+      </w:r>
+      <w:r>
+        <w:rPr>
+          <w:i/>
+        </w:rPr>
+        <w:t xml:space="preserve">9010 Taiga, 9050 Näringsrik granskog </w:t>
+      </w:r>
+      <w:r>
+        <w:t xml:space="preserve">och </w:t>
+      </w:r>
+      <w:r>
+        <w:rPr>
+          <w:i/>
+        </w:rPr>
+        <w:t>9030 Landhöjningsskog</w:t>
+      </w:r>
+      <w:r>
+        <w:t xml:space="preserve"> (SLU Artdatabanken, 2026; Nitare &amp; Skogsstyrelsen, 2019; Miettinen &amp; Niemelä, 2018).</w:t>
       </w:r>
     </w:p>
     <w:p>
@@ -435,7 +410,7 @@
     </w:p>
     <w:p>
       <w:r>
-        <w:t>En analys av 79 floraväktarlokaler åren 1990–2015 vilka återbesökts under 2020–2024 visade på en tydlig negativ påverkan på knärotsförekomster från större hyggen i närområdet (inom 150–200 m) vilket indikerar att kanteffekter har en stor påverkan på populationerna. Resultaten bekräftar knärotens känslighet för kanteffekter och visar vikten av att skydda större skogsbestånd för att bevara arten. Om det blir höga andelar (&gt;30%) hyggen inom 200 meter från en knärotsförekomst så ökar risken för att en knärotspopulation dör ut och det verkar det behövas någonstans mellan 100 och 150 meters skyddszon för att bevara arten på lång sikt (Sebestyén &amp; Sundberg, 2025).</w:t>
+        <w:t>En analys av 79 floraväktarlokaler åren 1990–2015 vilka återbesökts under 2020–2024 visade på en tydlig negativ påverkan på knärotsförekomster från större hyggen i närområdet (inom 150–200 m) vilket indikerar att kanteffekter har en stor påverkan på populationerna. Resultaten bekräftar knärotens känslighet för kanteffekter och visar vikten av att skydda större skogsbestånd för att bevara arten. Om det blir höga andelar (&gt;30%) hyggen inom 200 meter från en knärotsförekomst så ökar risken för att en knärotspopulation dör ut och det verkar det behövas någonstans mellan 100 och 150 meters skyddszon för att bevara arten på lång sikt (Sebestyén &amp; Sundberg, 2025). Detta stöds även av en studie (Johansson et al, 2026) baserad på data från Riksskogstaxeringen som visar att knäroten minskat med 66 % under perioden 1993–2022 samt att det finns en stark korrelation mellan minskande arealer kontinuitetsskog och lokal utdöenderisk. Knäroten uppvisade en mycket låg koloniseringsgrad (0,7 % över 10 år) i kombination med hög lokal utrotningsrisk (75,2 %), där utrotningssannolikheten ökade kraftigt när arealen kontinuitetsskog minskade mellan undersökningar, t.ex. på grund av kalhyggesbruk (Johansson et al., 2026).</w:t>
       </w:r>
     </w:p>
     <w:p>
@@ -480,7 +455,7 @@
     </w:p>
     <w:p>
       <w:r>
-        <w:t>En nyligen publicerad vetenskaplig uppsats av Koelmeijer m.fl. (2022) inkluderar orkidén knärots skyddsbehov. I uppsatsen berörs problemet med uttorkning för växter, bl.a. för knärot, ett problem som blivit accentuerat på grund av den pågående klimatförändringen och torra somrar, t.ex. den exceptionellt torra sommaren 2018. I uppsatsen undersöks områden med tre olika avstånd från kalhyggeskant med avseende på skydd bl.a. för knärot. Det första området har avstånd upp till 20 m från hyggeskant (Strong edge effect), det andra 20–40 m från hyggeskant (Weak edge effect) och det tredje avser större avstånd från hyggeskant, där kanteffekten anses vara försumbar (Interior). Ett resultat var att man fann stor eller mycket stor uttorkningseffekt på känsliga och rödlistade skogsarter vid de kortare avstånden till hyggeskant, medan effekt av uttorkning inte konstaterades på större avstånd (Interior). För orkidén knärot fann man en rik förekomst (upp till 0,06 dm2/m2) på stort avstånd från hyggeskant (Interior), medan förekomsten var liten eller närmast försumbar i de områden som klassificerades som Weak edge effect respektive Strong edge effect. Arbetet påpekar att de allt oftare förekommande torra somrarna ger ytterligare skäl att utöka skyddsavståndet från hyggen till den fuktkrävande arten knärot (Koelmeijer m.fl., 2022).</w:t>
+        <w:t>Ytterligare en studie (Koelmeijer m.fl., 2022) inkluderar knärotens skyddsbehov. I uppsatsen berörs problemet med uttorkning för växter, bl.a. för knärot, ett problem som blivit accentuerat på grund av den pågående klimatförändringen och torra somrar, t.ex. den exceptionellt torra sommaren 2018. I uppsatsen undersöks områden med tre olika avstånd från kalhyggeskant med avseende på skydd bl.a. för knärot. Det första området har avstånd upp till 20 m från hyggeskant (Strong edge effect), det andra 20–40 m från hyggeskant (Weak edge effect) och det tredje avser större avstånd från hyggeskant, där kanteffekten anses vara försumbar (Interior). Ett resultat var att man fann stor eller mycket stor uttorkningseffekt på känsliga och rödlistade skogsarter vid de kortare avstånden till hyggeskant, medan effekt av uttorkning inte konstaterades på större avstånd (Interior). För orkidén knärot fann man en rik förekomst (upp till 0,06 dm2/m2) på stort avstånd från hyggeskant (Interior), medan förekomsten var liten eller närmast försumbar i de områden som klassificerades som Weak edge effect respektive Strong edge effect. Arbetet påpekar att de allt oftare förekommande torra somrarna ger ytterligare skäl att utöka skyddsavståndet från hyggen till den fuktkrävande arten knärot (Koelmeijer m.fl., 2022).</w:t>
       </w:r>
     </w:p>
     <w:p>
@@ -512,7 +487,7 @@
         <w:t xml:space="preserve">Short-term response of the herbaceous layer within leave patches after harvest. </w:t>
       </w:r>
       <w:r>
-        <w:t>Forest Ecology and Management 257, 1014–1025</w:t>
+        <w:t>Forest Ecology and Management 257, 1014–1025.</w:t>
       </w:r>
     </w:p>
     <w:p>
@@ -526,7 +501,30 @@
         <w:t xml:space="preserve">Level and pattern of overstory retention interact to shape long-term responses of understories to timber harvest. </w:t>
       </w:r>
       <w:r>
-        <w:t>Ecological Applications, 22, 2049–2064</w:t>
+        <w:t>Ecological Applications, 22, 2049–2064.</w:t>
+      </w:r>
+    </w:p>
+    <w:p>
+      <w:r>
+        <w:t>Johansson, V., Jansson, M. och Bergman, K-O</w:t>
+      </w:r>
+      <w:r>
+        <w:rPr>
+          <w:i/>
+        </w:rPr>
+        <w:t>.</w:t>
+      </w:r>
+      <w:r>
+        <w:t>, 2026.</w:t>
+      </w:r>
+      <w:r>
+        <w:rPr>
+          <w:i/>
+        </w:rPr>
+        <w:t xml:space="preserve"> A 30-year population decline of a threatened forest orchid associated with old growth forests</w:t>
+      </w:r>
+      <w:r>
+        <w:t>. Department of Physics, Chemistry and Biology (IFM), Linköping University.</w:t>
       </w:r>
     </w:p>
     <w:p>
@@ -540,7 +538,7 @@
         <w:t>Retention Forestry as a Conservation Measure for Boreal Forest Ground Vegetation</w:t>
       </w:r>
       <w:r>
-        <w:t>. Doktorsavhandling, SLU, Uppsala</w:t>
+        <w:t>. Doktorsavhandling, SLU, Uppsala.</w:t>
       </w:r>
     </w:p>
     <w:p>
@@ -554,7 +552,7 @@
         <w:t xml:space="preserve">Interactive effects of drought and edge exposure on old-growth forest understory species. </w:t>
       </w:r>
       <w:r>
-        <w:t>Landscape Ecology, 37, sid 1839–1853</w:t>
+        <w:t>Landscape Ecology, 37, sid 1839–1853.</w:t>
       </w:r>
     </w:p>
     <w:p>
@@ -582,7 +580,7 @@
         <w:t>Påverkan på knärotslokaler från hyggen i närheten.</w:t>
       </w:r>
       <w:r>
-        <w:t xml:space="preserve"> DAPHNE 36:1 2025. Botaniska Sällskapet i Stockholm</w:t>
+        <w:t xml:space="preserve"> DAPHNE 36:1 2025. Botaniska Sällskapet i Stockholm.</w:t>
       </w:r>
     </w:p>
     <w:p>
@@ -596,7 +594,7 @@
         <w:t xml:space="preserve">Vägledning för hänsyn till knärot. </w:t>
       </w:r>
       <w:r>
-        <w:t>https://www.skogsstyrelsen.se/lag-och-tillsyn/artskydd/vagledningar-och-kunskapsstod-artskydd/vagledning-for-hansyn-till-knarot/</w:t>
+        <w:t>https://www.skogsstyrelsen.se/lag-och-tillsyn/artskydd/vagledningar-och-kunskapsstod-artskydd/vagledning-for-hansyn-till-knarot/.</w:t>
       </w:r>
     </w:p>
     <w:p>
@@ -610,7 +608,7 @@
         <w:t xml:space="preserve">Artfaktablad. Naturvård – artfakta. </w:t>
       </w:r>
       <w:r>
-        <w:t>SLU Artdatabanken, Uppsala</w:t>
+        <w:t>SLU Artdatabanken, Uppsala.</w:t>
       </w:r>
     </w:p>
     <w:p>
@@ -823,7 +821,7 @@
 </file>
 
 <file path=word/endnotes.xml><?xml version="1.0" encoding="utf-8"?>
-<w:endnotes xmlns:wpc="http://schemas.microsoft.com/office/word/2010/wordprocessingCanvas" xmlns:cx="http://schemas.microsoft.com/office/drawing/2014/chartex" xmlns:cx1="http://schemas.microsoft.com/office/drawing/2015/9/8/chartex" xmlns:cx2="http://schemas.microsoft.com/office/drawing/2015/10/21/chartex" xmlns:cx3="http://schemas.microsoft.com/office/drawing/2016/5/9/chartex" xmlns:cx4="http://schemas.microsoft.com/office/drawing/2016/5/10/chartex" xmlns:cx5="http://schemas.microsoft.com/office/drawing/2016/5/11/chartex" xmlns:cx6="http://schemas.microsoft.com/office/drawing/2016/5/12/chartex" xmlns:cx7="http://schemas.microsoft.com/office/drawing/2016/5/13/chartex" xmlns:cx8="http://schemas.microsoft.com/office/drawing/2016/5/14/chartex" xmlns:mc="http://schemas.openxmlformats.org/markup-compatibility/2006" xmlns:aink="http://schemas.microsoft.com/office/drawing/2016/ink" xmlns:am3d="http://schemas.microsoft.com/office/drawing/2017/model3d" xmlns:o="urn:schemas-microsoft-com:office:office" xmlns:oel="http://schemas.microsoft.com/office/2019/extlst" xmlns:r="http://schemas.openxmlformats.org/officeDocument/2006/relationships" xmlns:m="http://schemas.openxmlformats.org/officeDocument/2006/math" xmlns:v="urn:schemas-microsoft-com:vml" xmlns:wp14="http://schemas.microsoft.com/office/word/2010/wordprocessingDrawing" xmlns:wp="http://schemas.openxmlformats.org/drawingml/2006/wordprocessingDrawing" xmlns:w10="urn:schemas-microsoft-com:office:word" xmlns:w="http://schemas.openxmlformats.org/wordprocessingml/2006/main" xmlns:w14="http://schemas.microsoft.com/office/word/2010/wordml" xmlns:w15="http://schemas.microsoft.com/office/word/2012/wordml" xmlns:w16cex="http://schemas.microsoft.com/office/word/2018/wordml/cex" xmlns:w16cid="http://schemas.microsoft.com/office/word/2016/wordml/cid" xmlns:w16="http://schemas.microsoft.com/office/word/2018/wordml" xmlns:w16sdtdh="http://schemas.microsoft.com/office/word/2020/wordml/sdtdatahash" xmlns:w16se="http://schemas.microsoft.com/office/word/2015/wordml/symex" xmlns:wpg="http://schemas.microsoft.com/office/word/2010/wordprocessingGroup" xmlns:wpi="http://schemas.microsoft.com/office/word/2010/wordprocessingInk" xmlns:wne="http://schemas.microsoft.com/office/word/2006/wordml" xmlns:wps="http://schemas.microsoft.com/office/word/2010/wordprocessingShape" mc:Ignorable="w14 w15 w16se w16cid w16 w16cex w16sdtdh wp14">
+<w:endnotes xmlns:wpc="http://schemas.microsoft.com/office/word/2010/wordprocessingCanvas" xmlns:cx="http://schemas.microsoft.com/office/drawing/2014/chartex" xmlns:cx1="http://schemas.microsoft.com/office/drawing/2015/9/8/chartex" xmlns:cx2="http://schemas.microsoft.com/office/drawing/2015/10/21/chartex" xmlns:cx3="http://schemas.microsoft.com/office/drawing/2016/5/9/chartex" xmlns:cx4="http://schemas.microsoft.com/office/drawing/2016/5/10/chartex" xmlns:cx5="http://schemas.microsoft.com/office/drawing/2016/5/11/chartex" xmlns:cx6="http://schemas.microsoft.com/office/drawing/2016/5/12/chartex" xmlns:cx7="http://schemas.microsoft.com/office/drawing/2016/5/13/chartex" xmlns:cx8="http://schemas.microsoft.com/office/drawing/2016/5/14/chartex" xmlns:mc="http://schemas.openxmlformats.org/markup-compatibility/2006" xmlns:aink="http://schemas.microsoft.com/office/drawing/2016/ink" xmlns:am3d="http://schemas.microsoft.com/office/drawing/2017/model3d" xmlns:o="urn:schemas-microsoft-com:office:office" xmlns:oel="http://schemas.microsoft.com/office/2019/extlst" xmlns:r="http://schemas.openxmlformats.org/officeDocument/2006/relationships" xmlns:m="http://schemas.openxmlformats.org/officeDocument/2006/math" xmlns:v="urn:schemas-microsoft-com:vml" xmlns:wp14="http://schemas.microsoft.com/office/word/2010/wordprocessingDrawing" xmlns:wp="http://schemas.openxmlformats.org/drawingml/2006/wordprocessingDrawing" xmlns:w10="urn:schemas-microsoft-com:office:word" xmlns:w="http://schemas.openxmlformats.org/wordprocessingml/2006/main" xmlns:w14="http://schemas.microsoft.com/office/word/2010/wordml" xmlns:w15="http://schemas.microsoft.com/office/word/2012/wordml" xmlns:w16cex="http://schemas.microsoft.com/office/word/2018/wordml/cex" xmlns:w16cid="http://schemas.microsoft.com/office/word/2016/wordml/cid" xmlns:w16="http://schemas.microsoft.com/office/word/2018/wordml" xmlns:w16du="http://schemas.microsoft.com/office/word/2023/wordml/word16du" xmlns:w16sdtdh="http://schemas.microsoft.com/office/word/2020/wordml/sdtdatahash" xmlns:w16sdtfl="http://schemas.microsoft.com/office/word/2024/wordml/sdtformatlock" xmlns:w16se="http://schemas.microsoft.com/office/word/2015/wordml/symex" xmlns:wpg="http://schemas.microsoft.com/office/word/2010/wordprocessingGroup" xmlns:wpi="http://schemas.microsoft.com/office/word/2010/wordprocessingInk" xmlns:wne="http://schemas.microsoft.com/office/word/2006/wordml" xmlns:wps="http://schemas.microsoft.com/office/word/2010/wordprocessingShape" mc:Ignorable="w14 w15 w16se w16cid w16 w16cex w16sdtdh w16sdtfl w16du wp14">
   <w:endnote w:type="separator" w:id="-1">
     <w:p>
       <w:pPr>
@@ -848,7 +846,7 @@
 </file>
 
 <file path=word/footer1.xml><?xml version="1.0" encoding="utf-8"?>
-<w:ftr xmlns:wpc="http://schemas.microsoft.com/office/word/2010/wordprocessingCanvas" xmlns:cx="http://schemas.microsoft.com/office/drawing/2014/chartex" xmlns:cx1="http://schemas.microsoft.com/office/drawing/2015/9/8/chartex" xmlns:cx2="http://schemas.microsoft.com/office/drawing/2015/10/21/chartex" xmlns:cx3="http://schemas.microsoft.com/office/drawing/2016/5/9/chartex" xmlns:cx4="http://schemas.microsoft.com/office/drawing/2016/5/10/chartex" xmlns:cx5="http://schemas.microsoft.com/office/drawing/2016/5/11/chartex" xmlns:cx6="http://schemas.microsoft.com/office/drawing/2016/5/12/chartex" xmlns:cx7="http://schemas.microsoft.com/office/drawing/2016/5/13/chartex" xmlns:cx8="http://schemas.microsoft.com/office/drawing/2016/5/14/chartex" xmlns:mc="http://schemas.openxmlformats.org/markup-compatibility/2006" xmlns:aink="http://schemas.microsoft.com/office/drawing/2016/ink" xmlns:am3d="http://schemas.microsoft.com/office/drawing/2017/model3d" xmlns:o="urn:schemas-microsoft-com:office:office" xmlns:oel="http://schemas.microsoft.com/office/2019/extlst" xmlns:r="http://schemas.openxmlformats.org/officeDocument/2006/relationships" xmlns:m="http://schemas.openxmlformats.org/officeDocument/2006/math" xmlns:v="urn:schemas-microsoft-com:vml" xmlns:wp14="http://schemas.microsoft.com/office/word/2010/wordprocessingDrawing" xmlns:wp="http://schemas.openxmlformats.org/drawingml/2006/wordprocessingDrawing" xmlns:w10="urn:schemas-microsoft-com:office:word" xmlns:w="http://schemas.openxmlformats.org/wordprocessingml/2006/main" xmlns:w14="http://schemas.microsoft.com/office/word/2010/wordml" xmlns:w15="http://schemas.microsoft.com/office/word/2012/wordml" xmlns:w16cex="http://schemas.microsoft.com/office/word/2018/wordml/cex" xmlns:w16cid="http://schemas.microsoft.com/office/word/2016/wordml/cid" xmlns:w16="http://schemas.microsoft.com/office/word/2018/wordml" xmlns:w16sdtdh="http://schemas.microsoft.com/office/word/2020/wordml/sdtdatahash" xmlns:w16se="http://schemas.microsoft.com/office/word/2015/wordml/symex" xmlns:wpg="http://schemas.microsoft.com/office/word/2010/wordprocessingGroup" xmlns:wpi="http://schemas.microsoft.com/office/word/2010/wordprocessingInk" xmlns:wne="http://schemas.microsoft.com/office/word/2006/wordml" xmlns:wps="http://schemas.microsoft.com/office/word/2010/wordprocessingShape" mc:Ignorable="w14 w15 w16se w16cid w16 w16cex w16sdtdh wp14">
+<w:ftr xmlns:wpc="http://schemas.microsoft.com/office/word/2010/wordprocessingCanvas" xmlns:cx="http://schemas.microsoft.com/office/drawing/2014/chartex" xmlns:cx1="http://schemas.microsoft.com/office/drawing/2015/9/8/chartex" xmlns:cx2="http://schemas.microsoft.com/office/drawing/2015/10/21/chartex" xmlns:cx3="http://schemas.microsoft.com/office/drawing/2016/5/9/chartex" xmlns:cx4="http://schemas.microsoft.com/office/drawing/2016/5/10/chartex" xmlns:cx5="http://schemas.microsoft.com/office/drawing/2016/5/11/chartex" xmlns:cx6="http://schemas.microsoft.com/office/drawing/2016/5/12/chartex" xmlns:cx7="http://schemas.microsoft.com/office/drawing/2016/5/13/chartex" xmlns:cx8="http://schemas.microsoft.com/office/drawing/2016/5/14/chartex" xmlns:mc="http://schemas.openxmlformats.org/markup-compatibility/2006" xmlns:aink="http://schemas.microsoft.com/office/drawing/2016/ink" xmlns:am3d="http://schemas.microsoft.com/office/drawing/2017/model3d" xmlns:o="urn:schemas-microsoft-com:office:office" xmlns:oel="http://schemas.microsoft.com/office/2019/extlst" xmlns:r="http://schemas.openxmlformats.org/officeDocument/2006/relationships" xmlns:m="http://schemas.openxmlformats.org/officeDocument/2006/math" xmlns:v="urn:schemas-microsoft-com:vml" xmlns:wp14="http://schemas.microsoft.com/office/word/2010/wordprocessingDrawing" xmlns:wp="http://schemas.openxmlformats.org/drawingml/2006/wordprocessingDrawing" xmlns:w10="urn:schemas-microsoft-com:office:word" xmlns:w="http://schemas.openxmlformats.org/wordprocessingml/2006/main" xmlns:w14="http://schemas.microsoft.com/office/word/2010/wordml" xmlns:w15="http://schemas.microsoft.com/office/word/2012/wordml" xmlns:w16cex="http://schemas.microsoft.com/office/word/2018/wordml/cex" xmlns:w16cid="http://schemas.microsoft.com/office/word/2016/wordml/cid" xmlns:w16="http://schemas.microsoft.com/office/word/2018/wordml" xmlns:w16du="http://schemas.microsoft.com/office/word/2023/wordml/word16du" xmlns:w16sdtdh="http://schemas.microsoft.com/office/word/2020/wordml/sdtdatahash" xmlns:w16sdtfl="http://schemas.microsoft.com/office/word/2024/wordml/sdtformatlock" xmlns:w16se="http://schemas.microsoft.com/office/word/2015/wordml/symex" xmlns:wpg="http://schemas.microsoft.com/office/word/2010/wordprocessingGroup" xmlns:wpi="http://schemas.microsoft.com/office/word/2010/wordprocessingInk" xmlns:wne="http://schemas.microsoft.com/office/word/2006/wordml" xmlns:wps="http://schemas.microsoft.com/office/word/2010/wordprocessingShape" mc:Ignorable="w14 w15 w16se w16cid w16 w16cex w16sdtdh w16sdtfl w16du wp14">
   <w:p>
     <w:pPr>
       <w:pStyle w:val="Footer"/>
@@ -858,7 +856,7 @@
 </file>
 
 <file path=word/footer2.xml><?xml version="1.0" encoding="utf-8"?>
-<w:ftr xmlns:wpc="http://schemas.microsoft.com/office/word/2010/wordprocessingCanvas" xmlns:cx="http://schemas.microsoft.com/office/drawing/2014/chartex" xmlns:cx1="http://schemas.microsoft.com/office/drawing/2015/9/8/chartex" xmlns:cx2="http://schemas.microsoft.com/office/drawing/2015/10/21/chartex" xmlns:cx3="http://schemas.microsoft.com/office/drawing/2016/5/9/chartex" xmlns:cx4="http://schemas.microsoft.com/office/drawing/2016/5/10/chartex" xmlns:cx5="http://schemas.microsoft.com/office/drawing/2016/5/11/chartex" xmlns:cx6="http://schemas.microsoft.com/office/drawing/2016/5/12/chartex" xmlns:cx7="http://schemas.microsoft.com/office/drawing/2016/5/13/chartex" xmlns:cx8="http://schemas.microsoft.com/office/drawing/2016/5/14/chartex" xmlns:mc="http://schemas.openxmlformats.org/markup-compatibility/2006" xmlns:aink="http://schemas.microsoft.com/office/drawing/2016/ink" xmlns:am3d="http://schemas.microsoft.com/office/drawing/2017/model3d" xmlns:o="urn:schemas-microsoft-com:office:office" xmlns:oel="http://schemas.microsoft.com/office/2019/extlst" xmlns:r="http://schemas.openxmlformats.org/officeDocument/2006/relationships" xmlns:m="http://schemas.openxmlformats.org/officeDocument/2006/math" xmlns:v="urn:schemas-microsoft-com:vml" xmlns:wp14="http://schemas.microsoft.com/office/word/2010/wordprocessingDrawing" xmlns:wp="http://schemas.openxmlformats.org/drawingml/2006/wordprocessingDrawing" xmlns:w10="urn:schemas-microsoft-com:office:word" xmlns:w="http://schemas.openxmlformats.org/wordprocessingml/2006/main" xmlns:w14="http://schemas.microsoft.com/office/word/2010/wordml" xmlns:w15="http://schemas.microsoft.com/office/word/2012/wordml" xmlns:w16cex="http://schemas.microsoft.com/office/word/2018/wordml/cex" xmlns:w16cid="http://schemas.microsoft.com/office/word/2016/wordml/cid" xmlns:w16="http://schemas.microsoft.com/office/word/2018/wordml" xmlns:w16sdtdh="http://schemas.microsoft.com/office/word/2020/wordml/sdtdatahash" xmlns:w16se="http://schemas.microsoft.com/office/word/2015/wordml/symex" xmlns:wpg="http://schemas.microsoft.com/office/word/2010/wordprocessingGroup" xmlns:wpi="http://schemas.microsoft.com/office/word/2010/wordprocessingInk" xmlns:wne="http://schemas.microsoft.com/office/word/2006/wordml" xmlns:wps="http://schemas.microsoft.com/office/word/2010/wordprocessingShape" mc:Ignorable="w14 w15 w16se w16cid w16 w16cex w16sdtdh wp14">
+<w:ftr xmlns:wpc="http://schemas.microsoft.com/office/word/2010/wordprocessingCanvas" xmlns:cx="http://schemas.microsoft.com/office/drawing/2014/chartex" xmlns:cx1="http://schemas.microsoft.com/office/drawing/2015/9/8/chartex" xmlns:cx2="http://schemas.microsoft.com/office/drawing/2015/10/21/chartex" xmlns:cx3="http://schemas.microsoft.com/office/drawing/2016/5/9/chartex" xmlns:cx4="http://schemas.microsoft.com/office/drawing/2016/5/10/chartex" xmlns:cx5="http://schemas.microsoft.com/office/drawing/2016/5/11/chartex" xmlns:cx6="http://schemas.microsoft.com/office/drawing/2016/5/12/chartex" xmlns:cx7="http://schemas.microsoft.com/office/drawing/2016/5/13/chartex" xmlns:cx8="http://schemas.microsoft.com/office/drawing/2016/5/14/chartex" xmlns:mc="http://schemas.openxmlformats.org/markup-compatibility/2006" xmlns:aink="http://schemas.microsoft.com/office/drawing/2016/ink" xmlns:am3d="http://schemas.microsoft.com/office/drawing/2017/model3d" xmlns:o="urn:schemas-microsoft-com:office:office" xmlns:oel="http://schemas.microsoft.com/office/2019/extlst" xmlns:r="http://schemas.openxmlformats.org/officeDocument/2006/relationships" xmlns:m="http://schemas.openxmlformats.org/officeDocument/2006/math" xmlns:v="urn:schemas-microsoft-com:vml" xmlns:wp14="http://schemas.microsoft.com/office/word/2010/wordprocessingDrawing" xmlns:wp="http://schemas.openxmlformats.org/drawingml/2006/wordprocessingDrawing" xmlns:w10="urn:schemas-microsoft-com:office:word" xmlns:w="http://schemas.openxmlformats.org/wordprocessingml/2006/main" xmlns:w14="http://schemas.microsoft.com/office/word/2010/wordml" xmlns:w15="http://schemas.microsoft.com/office/word/2012/wordml" xmlns:w16cex="http://schemas.microsoft.com/office/word/2018/wordml/cex" xmlns:w16cid="http://schemas.microsoft.com/office/word/2016/wordml/cid" xmlns:w16="http://schemas.microsoft.com/office/word/2018/wordml" xmlns:w16du="http://schemas.microsoft.com/office/word/2023/wordml/word16du" xmlns:w16sdtdh="http://schemas.microsoft.com/office/word/2020/wordml/sdtdatahash" xmlns:w16sdtfl="http://schemas.microsoft.com/office/word/2024/wordml/sdtformatlock" xmlns:w16se="http://schemas.microsoft.com/office/word/2015/wordml/symex" xmlns:wpg="http://schemas.microsoft.com/office/word/2010/wordprocessingGroup" xmlns:wpi="http://schemas.microsoft.com/office/word/2010/wordprocessingInk" xmlns:wne="http://schemas.microsoft.com/office/word/2006/wordml" xmlns:wps="http://schemas.microsoft.com/office/word/2010/wordprocessingShape" mc:Ignorable="w14 w15 w16se w16cid w16 w16cex w16sdtdh w16sdtfl w16du wp14">
   <w:p>
     <w:pPr>
       <w:pStyle w:val="Footer"/>
@@ -868,7 +866,7 @@
 </file>
 
 <file path=word/footer3.xml><?xml version="1.0" encoding="utf-8"?>
-<w:ftr xmlns:wpc="http://schemas.microsoft.com/office/word/2010/wordprocessingCanvas" xmlns:cx="http://schemas.microsoft.com/office/drawing/2014/chartex" xmlns:cx1="http://schemas.microsoft.com/office/drawing/2015/9/8/chartex" xmlns:cx2="http://schemas.microsoft.com/office/drawing/2015/10/21/chartex" xmlns:cx3="http://schemas.microsoft.com/office/drawing/2016/5/9/chartex" xmlns:cx4="http://schemas.microsoft.com/office/drawing/2016/5/10/chartex" xmlns:cx5="http://schemas.microsoft.com/office/drawing/2016/5/11/chartex" xmlns:cx6="http://schemas.microsoft.com/office/drawing/2016/5/12/chartex" xmlns:cx7="http://schemas.microsoft.com/office/drawing/2016/5/13/chartex" xmlns:cx8="http://schemas.microsoft.com/office/drawing/2016/5/14/chartex" xmlns:mc="http://schemas.openxmlformats.org/markup-compatibility/2006" xmlns:aink="http://schemas.microsoft.com/office/drawing/2016/ink" xmlns:am3d="http://schemas.microsoft.com/office/drawing/2017/model3d" xmlns:o="urn:schemas-microsoft-com:office:office" xmlns:oel="http://schemas.microsoft.com/office/2019/extlst" xmlns:r="http://schemas.openxmlformats.org/officeDocument/2006/relationships" xmlns:m="http://schemas.openxmlformats.org/officeDocument/2006/math" xmlns:v="urn:schemas-microsoft-com:vml" xmlns:wp14="http://schemas.microsoft.com/office/word/2010/wordprocessingDrawing" xmlns:wp="http://schemas.openxmlformats.org/drawingml/2006/wordprocessingDrawing" xmlns:w10="urn:schemas-microsoft-com:office:word" xmlns:w="http://schemas.openxmlformats.org/wordprocessingml/2006/main" xmlns:w14="http://schemas.microsoft.com/office/word/2010/wordml" xmlns:w15="http://schemas.microsoft.com/office/word/2012/wordml" xmlns:w16cex="http://schemas.microsoft.com/office/word/2018/wordml/cex" xmlns:w16cid="http://schemas.microsoft.com/office/word/2016/wordml/cid" xmlns:w16="http://schemas.microsoft.com/office/word/2018/wordml" xmlns:w16sdtdh="http://schemas.microsoft.com/office/word/2020/wordml/sdtdatahash" xmlns:w16se="http://schemas.microsoft.com/office/word/2015/wordml/symex" xmlns:wpg="http://schemas.microsoft.com/office/word/2010/wordprocessingGroup" xmlns:wpi="http://schemas.microsoft.com/office/word/2010/wordprocessingInk" xmlns:wne="http://schemas.microsoft.com/office/word/2006/wordml" xmlns:wps="http://schemas.microsoft.com/office/word/2010/wordprocessingShape" mc:Ignorable="w14 w15 w16se w16cid w16 w16cex w16sdtdh wp14">
+<w:ftr xmlns:wpc="http://schemas.microsoft.com/office/word/2010/wordprocessingCanvas" xmlns:cx="http://schemas.microsoft.com/office/drawing/2014/chartex" xmlns:cx1="http://schemas.microsoft.com/office/drawing/2015/9/8/chartex" xmlns:cx2="http://schemas.microsoft.com/office/drawing/2015/10/21/chartex" xmlns:cx3="http://schemas.microsoft.com/office/drawing/2016/5/9/chartex" xmlns:cx4="http://schemas.microsoft.com/office/drawing/2016/5/10/chartex" xmlns:cx5="http://schemas.microsoft.com/office/drawing/2016/5/11/chartex" xmlns:cx6="http://schemas.microsoft.com/office/drawing/2016/5/12/chartex" xmlns:cx7="http://schemas.microsoft.com/office/drawing/2016/5/13/chartex" xmlns:cx8="http://schemas.microsoft.com/office/drawing/2016/5/14/chartex" xmlns:mc="http://schemas.openxmlformats.org/markup-compatibility/2006" xmlns:aink="http://schemas.microsoft.com/office/drawing/2016/ink" xmlns:am3d="http://schemas.microsoft.com/office/drawing/2017/model3d" xmlns:o="urn:schemas-microsoft-com:office:office" xmlns:oel="http://schemas.microsoft.com/office/2019/extlst" xmlns:r="http://schemas.openxmlformats.org/officeDocument/2006/relationships" xmlns:m="http://schemas.openxmlformats.org/officeDocument/2006/math" xmlns:v="urn:schemas-microsoft-com:vml" xmlns:wp14="http://schemas.microsoft.com/office/word/2010/wordprocessingDrawing" xmlns:wp="http://schemas.openxmlformats.org/drawingml/2006/wordprocessingDrawing" xmlns:w10="urn:schemas-microsoft-com:office:word" xmlns:w="http://schemas.openxmlformats.org/wordprocessingml/2006/main" xmlns:w14="http://schemas.microsoft.com/office/word/2010/wordml" xmlns:w15="http://schemas.microsoft.com/office/word/2012/wordml" xmlns:w16cex="http://schemas.microsoft.com/office/word/2018/wordml/cex" xmlns:w16cid="http://schemas.microsoft.com/office/word/2016/wordml/cid" xmlns:w16="http://schemas.microsoft.com/office/word/2018/wordml" xmlns:w16du="http://schemas.microsoft.com/office/word/2023/wordml/word16du" xmlns:w16sdtdh="http://schemas.microsoft.com/office/word/2020/wordml/sdtdatahash" xmlns:w16sdtfl="http://schemas.microsoft.com/office/word/2024/wordml/sdtformatlock" xmlns:w16se="http://schemas.microsoft.com/office/word/2015/wordml/symex" xmlns:wpg="http://schemas.microsoft.com/office/word/2010/wordprocessingGroup" xmlns:wpi="http://schemas.microsoft.com/office/word/2010/wordprocessingInk" xmlns:wne="http://schemas.microsoft.com/office/word/2006/wordml" xmlns:wps="http://schemas.microsoft.com/office/word/2010/wordprocessingShape" mc:Ignorable="w14 w15 w16se w16cid w16 w16cex w16sdtdh w16sdtfl w16du wp14">
   <w:p>
     <w:pPr>
       <w:pStyle w:val="Footer"/>
@@ -878,7 +876,7 @@
 </file>
 
 <file path=word/footnotes.xml><?xml version="1.0" encoding="utf-8"?>
-<w:footnotes xmlns:wpc="http://schemas.microsoft.com/office/word/2010/wordprocessingCanvas" xmlns:cx="http://schemas.microsoft.com/office/drawing/2014/chartex" xmlns:cx1="http://schemas.microsoft.com/office/drawing/2015/9/8/chartex" xmlns:cx2="http://schemas.microsoft.com/office/drawing/2015/10/21/chartex" xmlns:cx3="http://schemas.microsoft.com/office/drawing/2016/5/9/chartex" xmlns:cx4="http://schemas.microsoft.com/office/drawing/2016/5/10/chartex" xmlns:cx5="http://schemas.microsoft.com/office/drawing/2016/5/11/chartex" xmlns:cx6="http://schemas.microsoft.com/office/drawing/2016/5/12/chartex" xmlns:cx7="http://schemas.microsoft.com/office/drawing/2016/5/13/chartex" xmlns:cx8="http://schemas.microsoft.com/office/drawing/2016/5/14/chartex" xmlns:mc="http://schemas.openxmlformats.org/markup-compatibility/2006" xmlns:aink="http://schemas.microsoft.com/office/drawing/2016/ink" xmlns:am3d="http://schemas.microsoft.com/office/drawing/2017/model3d" xmlns:o="urn:schemas-microsoft-com:office:office" xmlns:oel="http://schemas.microsoft.com/office/2019/extlst" xmlns:r="http://schemas.openxmlformats.org/officeDocument/2006/relationships" xmlns:m="http://schemas.openxmlformats.org/officeDocument/2006/math" xmlns:v="urn:schemas-microsoft-com:vml" xmlns:wp14="http://schemas.microsoft.com/office/word/2010/wordprocessingDrawing" xmlns:wp="http://schemas.openxmlformats.org/drawingml/2006/wordprocessingDrawing" xmlns:w10="urn:schemas-microsoft-com:office:word" xmlns:w="http://schemas.openxmlformats.org/wordprocessingml/2006/main" xmlns:w14="http://schemas.microsoft.com/office/word/2010/wordml" xmlns:w15="http://schemas.microsoft.com/office/word/2012/wordml" xmlns:w16cex="http://schemas.microsoft.com/office/word/2018/wordml/cex" xmlns:w16cid="http://schemas.microsoft.com/office/word/2016/wordml/cid" xmlns:w16="http://schemas.microsoft.com/office/word/2018/wordml" xmlns:w16sdtdh="http://schemas.microsoft.com/office/word/2020/wordml/sdtdatahash" xmlns:w16se="http://schemas.microsoft.com/office/word/2015/wordml/symex" xmlns:wpg="http://schemas.microsoft.com/office/word/2010/wordprocessingGroup" xmlns:wpi="http://schemas.microsoft.com/office/word/2010/wordprocessingInk" xmlns:wne="http://schemas.microsoft.com/office/word/2006/wordml" xmlns:wps="http://schemas.microsoft.com/office/word/2010/wordprocessingShape" mc:Ignorable="w14 w15 w16se w16cid w16 w16cex w16sdtdh wp14">
+<w:footnotes xmlns:wpc="http://schemas.microsoft.com/office/word/2010/wordprocessingCanvas" xmlns:cx="http://schemas.microsoft.com/office/drawing/2014/chartex" xmlns:cx1="http://schemas.microsoft.com/office/drawing/2015/9/8/chartex" xmlns:cx2="http://schemas.microsoft.com/office/drawing/2015/10/21/chartex" xmlns:cx3="http://schemas.microsoft.com/office/drawing/2016/5/9/chartex" xmlns:cx4="http://schemas.microsoft.com/office/drawing/2016/5/10/chartex" xmlns:cx5="http://schemas.microsoft.com/office/drawing/2016/5/11/chartex" xmlns:cx6="http://schemas.microsoft.com/office/drawing/2016/5/12/chartex" xmlns:cx7="http://schemas.microsoft.com/office/drawing/2016/5/13/chartex" xmlns:cx8="http://schemas.microsoft.com/office/drawing/2016/5/14/chartex" xmlns:mc="http://schemas.openxmlformats.org/markup-compatibility/2006" xmlns:aink="http://schemas.microsoft.com/office/drawing/2016/ink" xmlns:am3d="http://schemas.microsoft.com/office/drawing/2017/model3d" xmlns:o="urn:schemas-microsoft-com:office:office" xmlns:oel="http://schemas.microsoft.com/office/2019/extlst" xmlns:r="http://schemas.openxmlformats.org/officeDocument/2006/relationships" xmlns:m="http://schemas.openxmlformats.org/officeDocument/2006/math" xmlns:v="urn:schemas-microsoft-com:vml" xmlns:wp14="http://schemas.microsoft.com/office/word/2010/wordprocessingDrawing" xmlns:wp="http://schemas.openxmlformats.org/drawingml/2006/wordprocessingDrawing" xmlns:w10="urn:schemas-microsoft-com:office:word" xmlns:w="http://schemas.openxmlformats.org/wordprocessingml/2006/main" xmlns:w14="http://schemas.microsoft.com/office/word/2010/wordml" xmlns:w15="http://schemas.microsoft.com/office/word/2012/wordml" xmlns:w16cex="http://schemas.microsoft.com/office/word/2018/wordml/cex" xmlns:w16cid="http://schemas.microsoft.com/office/word/2016/wordml/cid" xmlns:w16="http://schemas.microsoft.com/office/word/2018/wordml" xmlns:w16du="http://schemas.microsoft.com/office/word/2023/wordml/word16du" xmlns:w16sdtdh="http://schemas.microsoft.com/office/word/2020/wordml/sdtdatahash" xmlns:w16sdtfl="http://schemas.microsoft.com/office/word/2024/wordml/sdtformatlock" xmlns:w16se="http://schemas.microsoft.com/office/word/2015/wordml/symex" xmlns:wpg="http://schemas.microsoft.com/office/word/2010/wordprocessingGroup" xmlns:wpi="http://schemas.microsoft.com/office/word/2010/wordprocessingInk" xmlns:wne="http://schemas.microsoft.com/office/word/2006/wordml" xmlns:wps="http://schemas.microsoft.com/office/word/2010/wordprocessingShape" mc:Ignorable="w14 w15 w16se w16cid w16 w16cex w16sdtdh w16sdtfl w16du wp14">
   <w:footnote w:type="separator" w:id="-1">
     <w:p>
       <w:pPr>
@@ -903,7 +901,7 @@
 </file>
 
 <file path=word/header1.xml><?xml version="1.0" encoding="utf-8"?>
-<w:hdr xmlns:wpc="http://schemas.microsoft.com/office/word/2010/wordprocessingCanvas" xmlns:cx="http://schemas.microsoft.com/office/drawing/2014/chartex" xmlns:cx1="http://schemas.microsoft.com/office/drawing/2015/9/8/chartex" xmlns:cx2="http://schemas.microsoft.com/office/drawing/2015/10/21/chartex" xmlns:cx3="http://schemas.microsoft.com/office/drawing/2016/5/9/chartex" xmlns:cx4="http://schemas.microsoft.com/office/drawing/2016/5/10/chartex" xmlns:cx5="http://schemas.microsoft.com/office/drawing/2016/5/11/chartex" xmlns:cx6="http://schemas.microsoft.com/office/drawing/2016/5/12/chartex" xmlns:cx7="http://schemas.microsoft.com/office/drawing/2016/5/13/chartex" xmlns:cx8="http://schemas.microsoft.com/office/drawing/2016/5/14/chartex" xmlns:mc="http://schemas.openxmlformats.org/markup-compatibility/2006" xmlns:aink="http://schemas.microsoft.com/office/drawing/2016/ink" xmlns:am3d="http://schemas.microsoft.com/office/drawing/2017/model3d" xmlns:o="urn:schemas-microsoft-com:office:office" xmlns:oel="http://schemas.microsoft.com/office/2019/extlst" xmlns:r="http://schemas.openxmlformats.org/officeDocument/2006/relationships" xmlns:m="http://schemas.openxmlformats.org/officeDocument/2006/math" xmlns:v="urn:schemas-microsoft-com:vml" xmlns:wp14="http://schemas.microsoft.com/office/word/2010/wordprocessingDrawing" xmlns:wp="http://schemas.openxmlformats.org/drawingml/2006/wordprocessingDrawing" xmlns:w10="urn:schemas-microsoft-com:office:word" xmlns:w="http://schemas.openxmlformats.org/wordprocessingml/2006/main" xmlns:w14="http://schemas.microsoft.com/office/word/2010/wordml" xmlns:w15="http://schemas.microsoft.com/office/word/2012/wordml" xmlns:w16cex="http://schemas.microsoft.com/office/word/2018/wordml/cex" xmlns:w16cid="http://schemas.microsoft.com/office/word/2016/wordml/cid" xmlns:w16="http://schemas.microsoft.com/office/word/2018/wordml" xmlns:w16sdtdh="http://schemas.microsoft.com/office/word/2020/wordml/sdtdatahash" xmlns:w16se="http://schemas.microsoft.com/office/word/2015/wordml/symex" xmlns:wpg="http://schemas.microsoft.com/office/word/2010/wordprocessingGroup" xmlns:wpi="http://schemas.microsoft.com/office/word/2010/wordprocessingInk" xmlns:wne="http://schemas.microsoft.com/office/word/2006/wordml" xmlns:wps="http://schemas.microsoft.com/office/word/2010/wordprocessingShape" mc:Ignorable="w14 w15 w16se w16cid w16 w16cex w16sdtdh wp14">
+<w:hdr xmlns:wpc="http://schemas.microsoft.com/office/word/2010/wordprocessingCanvas" xmlns:cx="http://schemas.microsoft.com/office/drawing/2014/chartex" xmlns:cx1="http://schemas.microsoft.com/office/drawing/2015/9/8/chartex" xmlns:cx2="http://schemas.microsoft.com/office/drawing/2015/10/21/chartex" xmlns:cx3="http://schemas.microsoft.com/office/drawing/2016/5/9/chartex" xmlns:cx4="http://schemas.microsoft.com/office/drawing/2016/5/10/chartex" xmlns:cx5="http://schemas.microsoft.com/office/drawing/2016/5/11/chartex" xmlns:cx6="http://schemas.microsoft.com/office/drawing/2016/5/12/chartex" xmlns:cx7="http://schemas.microsoft.com/office/drawing/2016/5/13/chartex" xmlns:cx8="http://schemas.microsoft.com/office/drawing/2016/5/14/chartex" xmlns:mc="http://schemas.openxmlformats.org/markup-compatibility/2006" xmlns:aink="http://schemas.microsoft.com/office/drawing/2016/ink" xmlns:am3d="http://schemas.microsoft.com/office/drawing/2017/model3d" xmlns:o="urn:schemas-microsoft-com:office:office" xmlns:oel="http://schemas.microsoft.com/office/2019/extlst" xmlns:r="http://schemas.openxmlformats.org/officeDocument/2006/relationships" xmlns:m="http://schemas.openxmlformats.org/officeDocument/2006/math" xmlns:v="urn:schemas-microsoft-com:vml" xmlns:wp14="http://schemas.microsoft.com/office/word/2010/wordprocessingDrawing" xmlns:wp="http://schemas.openxmlformats.org/drawingml/2006/wordprocessingDrawing" xmlns:w10="urn:schemas-microsoft-com:office:word" xmlns:w="http://schemas.openxmlformats.org/wordprocessingml/2006/main" xmlns:w14="http://schemas.microsoft.com/office/word/2010/wordml" xmlns:w15="http://schemas.microsoft.com/office/word/2012/wordml" xmlns:w16cex="http://schemas.microsoft.com/office/word/2018/wordml/cex" xmlns:w16cid="http://schemas.microsoft.com/office/word/2016/wordml/cid" xmlns:w16="http://schemas.microsoft.com/office/word/2018/wordml" xmlns:w16du="http://schemas.microsoft.com/office/word/2023/wordml/word16du" xmlns:w16sdtdh="http://schemas.microsoft.com/office/word/2020/wordml/sdtdatahash" xmlns:w16sdtfl="http://schemas.microsoft.com/office/word/2024/wordml/sdtformatlock" xmlns:w16se="http://schemas.microsoft.com/office/word/2015/wordml/symex" xmlns:wpg="http://schemas.microsoft.com/office/word/2010/wordprocessingGroup" xmlns:wpi="http://schemas.microsoft.com/office/word/2010/wordprocessingInk" xmlns:wne="http://schemas.microsoft.com/office/word/2006/wordml" xmlns:wps="http://schemas.microsoft.com/office/word/2010/wordprocessingShape" mc:Ignorable="w14 w15 w16se w16cid w16 w16cex w16sdtdh w16sdtfl w16du wp14">
   <w:p>
     <w:pPr>
       <w:pStyle w:val="Header"/>
@@ -913,7 +911,7 @@
 </file>
 
 <file path=word/header2.xml><?xml version="1.0" encoding="utf-8"?>
-<w:hdr xmlns:wpc="http://schemas.microsoft.com/office/word/2010/wordprocessingCanvas" xmlns:cx="http://schemas.microsoft.com/office/drawing/2014/chartex" xmlns:cx1="http://schemas.microsoft.com/office/drawing/2015/9/8/chartex" xmlns:cx2="http://schemas.microsoft.com/office/drawing/2015/10/21/chartex" xmlns:cx3="http://schemas.microsoft.com/office/drawing/2016/5/9/chartex" xmlns:cx4="http://schemas.microsoft.com/office/drawing/2016/5/10/chartex" xmlns:cx5="http://schemas.microsoft.com/office/drawing/2016/5/11/chartex" xmlns:cx6="http://schemas.microsoft.com/office/drawing/2016/5/12/chartex" xmlns:cx7="http://schemas.microsoft.com/office/drawing/2016/5/13/chartex" xmlns:cx8="http://schemas.microsoft.com/office/drawing/2016/5/14/chartex" xmlns:mc="http://schemas.openxmlformats.org/markup-compatibility/2006" xmlns:aink="http://schemas.microsoft.com/office/drawing/2016/ink" xmlns:am3d="http://schemas.microsoft.com/office/drawing/2017/model3d" xmlns:o="urn:schemas-microsoft-com:office:office" xmlns:oel="http://schemas.microsoft.com/office/2019/extlst" xmlns:r="http://schemas.openxmlformats.org/officeDocument/2006/relationships" xmlns:m="http://schemas.openxmlformats.org/officeDocument/2006/math" xmlns:v="urn:schemas-microsoft-com:vml" xmlns:wp14="http://schemas.microsoft.com/office/word/2010/wordprocessingDrawing" xmlns:wp="http://schemas.openxmlformats.org/drawingml/2006/wordprocessingDrawing" xmlns:w10="urn:schemas-microsoft-com:office:word" xmlns:w="http://schemas.openxmlformats.org/wordprocessingml/2006/main" xmlns:w14="http://schemas.microsoft.com/office/word/2010/wordml" xmlns:w15="http://schemas.microsoft.com/office/word/2012/wordml" xmlns:w16cex="http://schemas.microsoft.com/office/word/2018/wordml/cex" xmlns:w16cid="http://schemas.microsoft.com/office/word/2016/wordml/cid" xmlns:w16="http://schemas.microsoft.com/office/word/2018/wordml" xmlns:w16sdtdh="http://schemas.microsoft.com/office/word/2020/wordml/sdtdatahash" xmlns:w16se="http://schemas.microsoft.com/office/word/2015/wordml/symex" xmlns:wpg="http://schemas.microsoft.com/office/word/2010/wordprocessingGroup" xmlns:wpi="http://schemas.microsoft.com/office/word/2010/wordprocessingInk" xmlns:wne="http://schemas.microsoft.com/office/word/2006/wordml" xmlns:wps="http://schemas.microsoft.com/office/word/2010/wordprocessingShape" mc:Ignorable="w14 w15 w16se w16cid w16 w16cex w16sdtdh wp14">
+<w:hdr xmlns:wpc="http://schemas.microsoft.com/office/word/2010/wordprocessingCanvas" xmlns:cx="http://schemas.microsoft.com/office/drawing/2014/chartex" xmlns:cx1="http://schemas.microsoft.com/office/drawing/2015/9/8/chartex" xmlns:cx2="http://schemas.microsoft.com/office/drawing/2015/10/21/chartex" xmlns:cx3="http://schemas.microsoft.com/office/drawing/2016/5/9/chartex" xmlns:cx4="http://schemas.microsoft.com/office/drawing/2016/5/10/chartex" xmlns:cx5="http://schemas.microsoft.com/office/drawing/2016/5/11/chartex" xmlns:cx6="http://schemas.microsoft.com/office/drawing/2016/5/12/chartex" xmlns:cx7="http://schemas.microsoft.com/office/drawing/2016/5/13/chartex" xmlns:cx8="http://schemas.microsoft.com/office/drawing/2016/5/14/chartex" xmlns:mc="http://schemas.openxmlformats.org/markup-compatibility/2006" xmlns:aink="http://schemas.microsoft.com/office/drawing/2016/ink" xmlns:am3d="http://schemas.microsoft.com/office/drawing/2017/model3d" xmlns:o="urn:schemas-microsoft-com:office:office" xmlns:oel="http://schemas.microsoft.com/office/2019/extlst" xmlns:r="http://schemas.openxmlformats.org/officeDocument/2006/relationships" xmlns:m="http://schemas.openxmlformats.org/officeDocument/2006/math" xmlns:v="urn:schemas-microsoft-com:vml" xmlns:wp14="http://schemas.microsoft.com/office/word/2010/wordprocessingDrawing" xmlns:wp="http://schemas.openxmlformats.org/drawingml/2006/wordprocessingDrawing" xmlns:w10="urn:schemas-microsoft-com:office:word" xmlns:w="http://schemas.openxmlformats.org/wordprocessingml/2006/main" xmlns:w14="http://schemas.microsoft.com/office/word/2010/wordml" xmlns:w15="http://schemas.microsoft.com/office/word/2012/wordml" xmlns:w16cex="http://schemas.microsoft.com/office/word/2018/wordml/cex" xmlns:w16cid="http://schemas.microsoft.com/office/word/2016/wordml/cid" xmlns:w16="http://schemas.microsoft.com/office/word/2018/wordml" xmlns:w16du="http://schemas.microsoft.com/office/word/2023/wordml/word16du" xmlns:w16sdtdh="http://schemas.microsoft.com/office/word/2020/wordml/sdtdatahash" xmlns:w16sdtfl="http://schemas.microsoft.com/office/word/2024/wordml/sdtformatlock" xmlns:w16se="http://schemas.microsoft.com/office/word/2015/wordml/symex" xmlns:wpg="http://schemas.microsoft.com/office/word/2010/wordprocessingGroup" xmlns:wpi="http://schemas.microsoft.com/office/word/2010/wordprocessingInk" xmlns:wne="http://schemas.microsoft.com/office/word/2006/wordml" xmlns:wps="http://schemas.microsoft.com/office/word/2010/wordprocessingShape" mc:Ignorable="w14 w15 w16se w16cid w16 w16cex w16sdtdh w16sdtfl w16du wp14">
   <w:p>
     <w:pPr>
       <w:pStyle w:val="Header"/>
@@ -924,7 +922,7 @@
 </file>
 
 <file path=word/header3.xml><?xml version="1.0" encoding="utf-8"?>
-<w:hdr xmlns:wpc="http://schemas.microsoft.com/office/word/2010/wordprocessingCanvas" xmlns:cx="http://schemas.microsoft.com/office/drawing/2014/chartex" xmlns:cx1="http://schemas.microsoft.com/office/drawing/2015/9/8/chartex" xmlns:cx2="http://schemas.microsoft.com/office/drawing/2015/10/21/chartex" xmlns:cx3="http://schemas.microsoft.com/office/drawing/2016/5/9/chartex" xmlns:cx4="http://schemas.microsoft.com/office/drawing/2016/5/10/chartex" xmlns:cx5="http://schemas.microsoft.com/office/drawing/2016/5/11/chartex" xmlns:cx6="http://schemas.microsoft.com/office/drawing/2016/5/12/chartex" xmlns:cx7="http://schemas.microsoft.com/office/drawing/2016/5/13/chartex" xmlns:cx8="http://schemas.microsoft.com/office/drawing/2016/5/14/chartex" xmlns:mc="http://schemas.openxmlformats.org/markup-compatibility/2006" xmlns:aink="http://schemas.microsoft.com/office/drawing/2016/ink" xmlns:am3d="http://schemas.microsoft.com/office/drawing/2017/model3d" xmlns:o="urn:schemas-microsoft-com:office:office" xmlns:oel="http://schemas.microsoft.com/office/2019/extlst" xmlns:r="http://schemas.openxmlformats.org/officeDocument/2006/relationships" xmlns:m="http://schemas.openxmlformats.org/officeDocument/2006/math" xmlns:v="urn:schemas-microsoft-com:vml" xmlns:wp14="http://schemas.microsoft.com/office/word/2010/wordprocessingDrawing" xmlns:wp="http://schemas.openxmlformats.org/drawingml/2006/wordprocessingDrawing" xmlns:w10="urn:schemas-microsoft-com:office:word" xmlns:w="http://schemas.openxmlformats.org/wordprocessingml/2006/main" xmlns:w14="http://schemas.microsoft.com/office/word/2010/wordml" xmlns:w15="http://schemas.microsoft.com/office/word/2012/wordml" xmlns:w16cex="http://schemas.microsoft.com/office/word/2018/wordml/cex" xmlns:w16cid="http://schemas.microsoft.com/office/word/2016/wordml/cid" xmlns:w16="http://schemas.microsoft.com/office/word/2018/wordml" xmlns:w16sdtdh="http://schemas.microsoft.com/office/word/2020/wordml/sdtdatahash" xmlns:w16se="http://schemas.microsoft.com/office/word/2015/wordml/symex" xmlns:wpg="http://schemas.microsoft.com/office/word/2010/wordprocessingGroup" xmlns:wpi="http://schemas.microsoft.com/office/word/2010/wordprocessingInk" xmlns:wne="http://schemas.microsoft.com/office/word/2006/wordml" xmlns:wps="http://schemas.microsoft.com/office/word/2010/wordprocessingShape" mc:Ignorable="w14 w15 w16se w16cid w16 w16cex w16sdtdh wp14">
+<w:hdr xmlns:wpc="http://schemas.microsoft.com/office/word/2010/wordprocessingCanvas" xmlns:cx="http://schemas.microsoft.com/office/drawing/2014/chartex" xmlns:cx1="http://schemas.microsoft.com/office/drawing/2015/9/8/chartex" xmlns:cx2="http://schemas.microsoft.com/office/drawing/2015/10/21/chartex" xmlns:cx3="http://schemas.microsoft.com/office/drawing/2016/5/9/chartex" xmlns:cx4="http://schemas.microsoft.com/office/drawing/2016/5/10/chartex" xmlns:cx5="http://schemas.microsoft.com/office/drawing/2016/5/11/chartex" xmlns:cx6="http://schemas.microsoft.com/office/drawing/2016/5/12/chartex" xmlns:cx7="http://schemas.microsoft.com/office/drawing/2016/5/13/chartex" xmlns:cx8="http://schemas.microsoft.com/office/drawing/2016/5/14/chartex" xmlns:mc="http://schemas.openxmlformats.org/markup-compatibility/2006" xmlns:aink="http://schemas.microsoft.com/office/drawing/2016/ink" xmlns:am3d="http://schemas.microsoft.com/office/drawing/2017/model3d" xmlns:o="urn:schemas-microsoft-com:office:office" xmlns:oel="http://schemas.microsoft.com/office/2019/extlst" xmlns:r="http://schemas.openxmlformats.org/officeDocument/2006/relationships" xmlns:m="http://schemas.openxmlformats.org/officeDocument/2006/math" xmlns:v="urn:schemas-microsoft-com:vml" xmlns:wp14="http://schemas.microsoft.com/office/word/2010/wordprocessingDrawing" xmlns:wp="http://schemas.openxmlformats.org/drawingml/2006/wordprocessingDrawing" xmlns:w10="urn:schemas-microsoft-com:office:word" xmlns:w="http://schemas.openxmlformats.org/wordprocessingml/2006/main" xmlns:w14="http://schemas.microsoft.com/office/word/2010/wordml" xmlns:w15="http://schemas.microsoft.com/office/word/2012/wordml" xmlns:w16cex="http://schemas.microsoft.com/office/word/2018/wordml/cex" xmlns:w16cid="http://schemas.microsoft.com/office/word/2016/wordml/cid" xmlns:w16="http://schemas.microsoft.com/office/word/2018/wordml" xmlns:w16du="http://schemas.microsoft.com/office/word/2023/wordml/word16du" xmlns:w16sdtdh="http://schemas.microsoft.com/office/word/2020/wordml/sdtdatahash" xmlns:w16sdtfl="http://schemas.microsoft.com/office/word/2024/wordml/sdtformatlock" xmlns:w16se="http://schemas.microsoft.com/office/word/2015/wordml/symex" xmlns:wpg="http://schemas.microsoft.com/office/word/2010/wordprocessingGroup" xmlns:wpi="http://schemas.microsoft.com/office/word/2010/wordprocessingInk" xmlns:wne="http://schemas.microsoft.com/office/word/2006/wordml" xmlns:wps="http://schemas.microsoft.com/office/word/2010/wordprocessingShape" mc:Ignorable="w14 w15 w16se w16cid w16 w16cex w16sdtdh w16sdtfl w16du wp14">
   <w:p>
     <w:pPr>
       <w:pStyle w:val="Header"/>
@@ -933,7 +931,7 @@
     <w:r>
       <w:tab/>
       <w:tab/>
-      <w:t>2026-06-17</w:t>
+      <w:t>2026-06-18</w:t>
       <w:br/>
       <w:br/>
     </w:r>
@@ -946,7 +944,7 @@
 </file>
 
 <file path=word/numbering.xml><?xml version="1.0" encoding="utf-8"?>
-<w:numbering xmlns:wpc="http://schemas.microsoft.com/office/word/2010/wordprocessingCanvas" xmlns:cx="http://schemas.microsoft.com/office/drawing/2014/chartex" xmlns:cx1="http://schemas.microsoft.com/office/drawing/2015/9/8/chartex" xmlns:cx2="http://schemas.microsoft.com/office/drawing/2015/10/21/chartex" xmlns:cx3="http://schemas.microsoft.com/office/drawing/2016/5/9/chartex" xmlns:cx4="http://schemas.microsoft.com/office/drawing/2016/5/10/chartex" xmlns:cx5="http://schemas.microsoft.com/office/drawing/2016/5/11/chartex" xmlns:cx6="http://schemas.microsoft.com/office/drawing/2016/5/12/chartex" xmlns:cx7="http://schemas.microsoft.com/office/drawing/2016/5/13/chartex" xmlns:cx8="http://schemas.microsoft.com/office/drawing/2016/5/14/chartex" xmlns:mc="http://schemas.openxmlformats.org/markup-compatibility/2006" xmlns:aink="http://schemas.microsoft.com/office/drawing/2016/ink" xmlns:am3d="http://schemas.microsoft.com/office/drawing/2017/model3d" xmlns:o="urn:schemas-microsoft-com:office:office" xmlns:oel="http://schemas.microsoft.com/office/2019/extlst" xmlns:r="http://schemas.openxmlformats.org/officeDocument/2006/relationships" xmlns:m="http://schemas.openxmlformats.org/officeDocument/2006/math" xmlns:v="urn:schemas-microsoft-com:vml" xmlns:wp14="http://schemas.microsoft.com/office/word/2010/wordprocessingDrawing" xmlns:wp="http://schemas.openxmlformats.org/drawingml/2006/wordprocessingDrawing" xmlns:w10="urn:schemas-microsoft-com:office:word" xmlns:w="http://schemas.openxmlformats.org/wordprocessingml/2006/main" xmlns:w14="http://schemas.microsoft.com/office/word/2010/wordml" xmlns:w15="http://schemas.microsoft.com/office/word/2012/wordml" xmlns:w16cex="http://schemas.microsoft.com/office/word/2018/wordml/cex" xmlns:w16cid="http://schemas.microsoft.com/office/word/2016/wordml/cid" xmlns:w16="http://schemas.microsoft.com/office/word/2018/wordml" xmlns:w16sdtdh="http://schemas.microsoft.com/office/word/2020/wordml/sdtdatahash" xmlns:w16se="http://schemas.microsoft.com/office/word/2015/wordml/symex" xmlns:wpg="http://schemas.microsoft.com/office/word/2010/wordprocessingGroup" xmlns:wpi="http://schemas.microsoft.com/office/word/2010/wordprocessingInk" xmlns:wne="http://schemas.microsoft.com/office/word/2006/wordml" xmlns:wps="http://schemas.microsoft.com/office/word/2010/wordprocessingShape" mc:Ignorable="w14 w15 w16se w16cid w16 w16cex w16sdtdh wp14">
+<w:numbering xmlns:wpc="http://schemas.microsoft.com/office/word/2010/wordprocessingCanvas" xmlns:cx="http://schemas.microsoft.com/office/drawing/2014/chartex" xmlns:cx1="http://schemas.microsoft.com/office/drawing/2015/9/8/chartex" xmlns:cx2="http://schemas.microsoft.com/office/drawing/2015/10/21/chartex" xmlns:cx3="http://schemas.microsoft.com/office/drawing/2016/5/9/chartex" xmlns:cx4="http://schemas.microsoft.com/office/drawing/2016/5/10/chartex" xmlns:cx5="http://schemas.microsoft.com/office/drawing/2016/5/11/chartex" xmlns:cx6="http://schemas.microsoft.com/office/drawing/2016/5/12/chartex" xmlns:cx7="http://schemas.microsoft.com/office/drawing/2016/5/13/chartex" xmlns:cx8="http://schemas.microsoft.com/office/drawing/2016/5/14/chartex" xmlns:mc="http://schemas.openxmlformats.org/markup-compatibility/2006" xmlns:aink="http://schemas.microsoft.com/office/drawing/2016/ink" xmlns:am3d="http://schemas.microsoft.com/office/drawing/2017/model3d" xmlns:o="urn:schemas-microsoft-com:office:office" xmlns:oel="http://schemas.microsoft.com/office/2019/extlst" xmlns:r="http://schemas.openxmlformats.org/officeDocument/2006/relationships" xmlns:m="http://schemas.openxmlformats.org/officeDocument/2006/math" xmlns:v="urn:schemas-microsoft-com:vml" xmlns:wp14="http://schemas.microsoft.com/office/word/2010/wordprocessingDrawing" xmlns:wp="http://schemas.openxmlformats.org/drawingml/2006/wordprocessingDrawing" xmlns:w10="urn:schemas-microsoft-com:office:word" xmlns:w="http://schemas.openxmlformats.org/wordprocessingml/2006/main" xmlns:w14="http://schemas.microsoft.com/office/word/2010/wordml" xmlns:w15="http://schemas.microsoft.com/office/word/2012/wordml" xmlns:w16cex="http://schemas.microsoft.com/office/word/2018/wordml/cex" xmlns:w16cid="http://schemas.microsoft.com/office/word/2016/wordml/cid" xmlns:w16="http://schemas.microsoft.com/office/word/2018/wordml" xmlns:w16du="http://schemas.microsoft.com/office/word/2023/wordml/word16du" xmlns:w16sdtdh="http://schemas.microsoft.com/office/word/2020/wordml/sdtdatahash" xmlns:w16sdtfl="http://schemas.microsoft.com/office/word/2024/wordml/sdtformatlock" xmlns:w16se="http://schemas.microsoft.com/office/word/2015/wordml/symex" xmlns:wpg="http://schemas.microsoft.com/office/word/2010/wordprocessingGroup" xmlns:wpi="http://schemas.microsoft.com/office/word/2010/wordprocessingInk" xmlns:wne="http://schemas.microsoft.com/office/word/2006/wordml" xmlns:wps="http://schemas.microsoft.com/office/word/2010/wordprocessingShape" mc:Ignorable="w14 w15 w16se w16cid w16 w16cex w16sdtdh w16sdtfl w16du wp14">
   <w:abstractNum w:abstractNumId="0" w15:restartNumberingAfterBreak="0">
     <w:nsid w:val="FFFFFF7C"/>
     <w:multiLevelType w:val="singleLevel"/>
@@ -1149,7 +1147,7 @@
 </file>
 
 <file path=word/styles.xml><?xml version="1.0" encoding="utf-8"?>
-<w:styles xmlns:mc="http://schemas.openxmlformats.org/markup-compatibility/2006" xmlns:r="http://schemas.openxmlformats.org/officeDocument/2006/relationships" xmlns:w="http://schemas.openxmlformats.org/wordprocessingml/2006/main" xmlns:w14="http://schemas.microsoft.com/office/word/2010/wordml" xmlns:w15="http://schemas.microsoft.com/office/word/2012/wordml" xmlns:w16cex="http://schemas.microsoft.com/office/word/2018/wordml/cex" xmlns:w16cid="http://schemas.microsoft.com/office/word/2016/wordml/cid" xmlns:w16="http://schemas.microsoft.com/office/word/2018/wordml" xmlns:w16sdtdh="http://schemas.microsoft.com/office/word/2020/wordml/sdtdatahash" xmlns:w16se="http://schemas.microsoft.com/office/word/2015/wordml/symex" mc:Ignorable="w14 w15 w16se w16cid w16 w16cex w16sdtdh">
+<w:styles xmlns:mc="http://schemas.openxmlformats.org/markup-compatibility/2006" xmlns:r="http://schemas.openxmlformats.org/officeDocument/2006/relationships" xmlns:w="http://schemas.openxmlformats.org/wordprocessingml/2006/main" xmlns:w14="http://schemas.microsoft.com/office/word/2010/wordml" xmlns:w15="http://schemas.microsoft.com/office/word/2012/wordml" xmlns:w16cex="http://schemas.microsoft.com/office/word/2018/wordml/cex" xmlns:w16cid="http://schemas.microsoft.com/office/word/2016/wordml/cid" xmlns:w16="http://schemas.microsoft.com/office/word/2018/wordml" xmlns:w16du="http://schemas.microsoft.com/office/word/2023/wordml/word16du" xmlns:w16sdtdh="http://schemas.microsoft.com/office/word/2020/wordml/sdtdatahash" xmlns:w16sdtfl="http://schemas.microsoft.com/office/word/2024/wordml/sdtformatlock" xmlns:w16se="http://schemas.microsoft.com/office/word/2015/wordml/symex" mc:Ignorable="w14 w15 w16se w16cid w16 w16cex w16sdtdh w16sdtfl w16du">
   <w:docDefaults>
     <w:rPrDefault>
       <w:rPr>
@@ -1907,7 +1905,7 @@
     <w:link w:val="TitleChar"/>
     <w:uiPriority w:val="10"/>
     <w:qFormat/>
-    <w:rsid w:val="007106C8"/>
+    <w:rsid w:val="00E854FA"/>
     <w:pPr>
       <w:spacing w:after="300" w:line="240" w:lineRule="auto"/>
       <w:contextualSpacing/>
@@ -1917,7 +1915,7 @@
       <w:rFonts w:eastAsiaTheme="majorEastAsia" w:cstheme="majorBidi"/>
       <w:spacing w:val="5"/>
       <w:kern w:val="28"/>
-      <w:sz w:val="52"/>
+      <w:sz w:val="40"/>
       <w:szCs w:val="52"/>
       <w:lang w:val="sv-SE" w:eastAsia="en-US" w:bidi="ar-SA"/>
     </w:rPr>
@@ -1927,12 +1925,12 @@
     <w:basedOn w:val="DefaultParagraphFont"/>
     <w:link w:val="Title"/>
     <w:uiPriority w:val="10"/>
-    <w:rsid w:val="007106C8"/>
+    <w:rsid w:val="00E854FA"/>
     <w:rPr>
       <w:rFonts w:ascii="Times New Roman" w:eastAsiaTheme="majorEastAsia" w:hAnsi="Times New Roman" w:cstheme="majorBidi"/>
       <w:spacing w:val="5"/>
       <w:kern w:val="28"/>
-      <w:sz w:val="52"/>
+      <w:sz w:val="40"/>
       <w:szCs w:val="52"/>
       <w:lang w:val="sv-SE" w:eastAsia="en-US" w:bidi="ar-SA"/>
     </w:rPr>

--- a/tillsyn/A 61212-2025 tillsynsbegäran.docx
+++ b/tillsyn/A 61212-2025 tillsynsbegäran.docx
@@ -931,7 +931,7 @@
     <w:r>
       <w:tab/>
       <w:tab/>
-      <w:t>2026-06-18</w:t>
+      <w:t>2026-06-19</w:t>
       <w:br/>
       <w:br/>
     </w:r>

--- a/tillsyn/A 61212-2025 tillsynsbegäran.docx
+++ b/tillsyn/A 61212-2025 tillsynsbegäran.docx
@@ -931,7 +931,7 @@
     <w:r>
       <w:tab/>
       <w:tab/>
-      <w:t>2026-06-19</w:t>
+      <w:t>2026-06-20</w:t>
       <w:br/>
       <w:br/>
     </w:r>

--- a/tillsyn/A 61212-2025 tillsynsbegäran.docx
+++ b/tillsyn/A 61212-2025 tillsynsbegäran.docx
@@ -12,10 +12,7 @@
     </w:p>
     <w:p>
       <w:r>
-        <w:t>Detta dokument behandlar höga naturvärden i avverkningsanmälan A 61212-2025 i Östersunds kommun som inkom 2025-12-09 och omfattar 7,8 ha.</w:t>
-      </w:r>
-      <w:r>
-        <w:t xml:space="preserve"> I Figur 1 visas fyndplatser för naturvårdsarter i området, som finns registrerade på Artportalen.</w:t>
+        <w:t>Denna tillsynsbegäran behandlar höga naturvärden i avverkningsanmälan A 61212-2025 i Östersunds kommun som inkom 2025-12-09 och omfattar 7,8 ha.</w:t>
       </w:r>
     </w:p>
     <w:p>
@@ -63,22 +60,12 @@
         <w:spacing w:after="240"/>
       </w:pPr>
       <w:r>
-        <w:t>Figur 1. Fyndplatser för naturvårdsarter i avverkningsanmälan (röd linje). Inom parentes anges rödlistekategorier, S för signalarter, Tför typiska arter och fridlysningsparagrafer i artskyddsförordningen.Markörer utan svart kant är placerade på fyndplatsen. Markörer med svart kant är placerade vid sidan av fyndplatsen och har ett svart streck som visar fyndplatsens exakta position. Kartans mittpunktskoordinat är N 7011062, E 504842 i SWEREF 99 TM.</w:t>
+        <w:t>Figur 1. Fyndplatser för naturvårdsarter i avverkningsanmälan. Markörer utan svart kant är placerade på fyndplatsen. Markörer med svart kant är placerade vid sidan av fyndplatsen har ett svart streck som visar fyndplatsens exakta position. Kartans mittpunktskoordinat är N 7011062, E 504842 i SWEREF 99 TM.</w:t>
       </w:r>
     </w:p>
     <w:p>
       <w:r>
-        <w:t>Vi begär härmed att Skogsstyrelsen fattar beslut enligt miljöbalken som säkerställer att skogens höga naturvärden bevaras samt att EU-lagstiftning efterlevs och att artskyddsbrott förhindras.</w:t>
-      </w:r>
-    </w:p>
-    <w:p>
-      <w:r>
-        <w:t>Vi önskar även ta del av de ställningstaganden och beslut som myndigheten meddelar till följd av aktuell avverkningsanmälan och föreningens inlaga (se 34 § förvaltningslagen).</w:t>
-      </w:r>
-    </w:p>
-    <w:p>
-      <w:r>
-        <w:t>Nedan beskrivs fynd av naturvårdsarter och fridlysta arter som gjorts i det avverkningsanmälda området. I BILAGA 1 finns artfakta om fridlysta arter.</w:t>
+        <w:t>I avverkningsanmälan finns fynd av 5 naturvårdsarter, varav 4 är rödlistade, 3 är fridlysta och 4 är typiska (T): knärot (VU, T, §8), harticka (NT, T), talltita (NT, §4), ullticka (NT, T) och spillkråka (T, §4). Se Figur 1.</w:t>
       </w:r>
     </w:p>
     <w:p>
@@ -86,44 +73,30 @@
         <w:pStyle w:val="Heading1"/>
       </w:pPr>
       <w:r>
-        <w:t>Naturvårdsarter</w:t>
+        <w:t>Tillsynsbegäran</w:t>
       </w:r>
     </w:p>
     <w:p>
       <w:r>
-        <w:t>I avverkningsanmälan har följande 5 naturvårdsarter hittats: knärot (VU, T, §8), harticka (NT, T), talltita (NT, §4), ullticka (NT, T) och spillkråka (T, §4). Av dessa är 4 rödlistade. För rödlistade arter har rödlistekategorin angivits inom parentes. Typiska arter inom Natura 2000 som är kopplade till skogsekosystem har markerats med (T). För fridlysta arter anges även paragrafen i Artskyddsförordningen som arten är fridlyst enligt.</w:t>
+        <w:t>Vi begär härmed att Skogsstyrelsen fattar beslut enligt miljöbalken som säkerställer att skogens höga naturvärden bevaras samt att EU-lagstiftning efterlevs och att artskyddsbrott förhindras.</w:t>
       </w:r>
     </w:p>
     <w:p>
       <w:r>
-        <w:t>De påträffade naturvårdsarterna är ett tydligt kvitto på att det rör sig om en skog med höga naturvärden.</w:t>
+        <w:t>Vi önskar även ta del av de ställningstaganden och beslut som myndigheten meddelar till följd av aktuell avverkningsanmälan och föreningens inlaga (se 34 § förvaltningslagen).</w:t>
       </w:r>
     </w:p>
     <w:p>
       <w:pPr>
-        <w:pStyle w:val="Heading2"/>
+        <w:pStyle w:val="Heading1"/>
       </w:pPr>
       <w:r>
-        <w:t>Fridlysta arter</w:t>
+        <w:t>Naturvårdsarter och fridlysta arter</w:t>
       </w:r>
     </w:p>
     <w:p>
       <w:r>
-        <w:t>Följande fridlysta arter har sina livsmiljöer och växtplatser i den avverkningsanmälda skogen: knärot (VU, T, §8), talltita (NT, §4) och spillkråka (T, §4).</w:t>
-      </w:r>
-    </w:p>
-    <w:p>
-      <w:r>
-        <w:t xml:space="preserve">Observera att medlemsländerna är skyldiga att agera i enlighet med EU:s fågeldirektiv där det uttryckligen står att direktivet gäller för fåglar samt för deras ägg, bon och </w:t>
-      </w:r>
-      <w:r>
-        <w:rPr>
-          <w:b/>
-        </w:rPr>
-        <w:t xml:space="preserve">livsmiljöer </w:t>
-      </w:r>
-      <w:r>
-        <w:t>(artikel 1). Vidare att de åtgärder som vidtas inte får leda till en försämring av den nuvarande situationen beträffande bevarandet av de fågelarter som avses i artikel 1 (artikel 13). Fågeldirektivet är styrande för tillsynsansvariga myndigheters ärendehantering, ställningstaganden och beslutsfattande.</w:t>
+        <w:t>Nedan följer beskrivningar av de naturvårdsarter och fridlysta arter som har sina livsmiljöer och växtplatser i den avverkningsanmälda skogen. Se även ytterligare artfakta i BILAGA 1. De påträffade naturvårdsarterna är ett tydligt kvitto på att det rör sig om en skog med höga naturvärden.</w:t>
       </w:r>
     </w:p>
     <w:p>
@@ -231,6 +204,102 @@
         <w:rPr>
           <w:b/>
         </w:rPr>
+        <w:t>Harticka (NT)</w:t>
+      </w:r>
+      <w:r>
+        <w:t xml:space="preserve"> är normalt en mycket bra signalart för granskogar med höga naturvärden. Även när svampen påträffas i mer påverkade skogar är det nästan alltid fråga om skogsmiljöer i sena successionsstadier med höga naturvärden. Skogsskötselåtgärder på eller i omedelbar närhet av växtplatserna kan innebära ett hot mot arten. Harticka är typisk art för </w:t>
+      </w:r>
+      <w:r>
+        <w:rPr>
+          <w:i/>
+        </w:rPr>
+        <w:t xml:space="preserve">9010 Taiga, 9050 Näringsrik granskog </w:t>
+      </w:r>
+      <w:r>
+        <w:t xml:space="preserve">och </w:t>
+      </w:r>
+      <w:r>
+        <w:rPr>
+          <w:i/>
+        </w:rPr>
+        <w:t>9030 Landhöjningsskog</w:t>
+      </w:r>
+      <w:r>
+        <w:t xml:space="preserve"> (SLU Artdatabanken, 2024; Nitare &amp; Skogsstyrelsen, 2019).</w:t>
+      </w:r>
+    </w:p>
+    <w:p>
+      <w:r>
+        <w:rPr>
+          <w:b/>
+        </w:rPr>
+        <w:t>Talltita (NT, §4)</w:t>
+      </w:r>
+      <w:r>
+        <w:t>, rödlistad som nära hotad och prioriterad art i Skogsvårdslagen, har häckningsrevir i anmälan. Arten har minskat kraftigt de senaste 30 åren och minskningstakten innevarande 10-årsperiod beräknas till 20 (10–30) %. Talltitan är synnerligen trogen sitt cirka 15 hektar stora revir och är beroende av flerskiktade olikåldriga skogar för att kunna föda upp sina ungar. Talltitan försvinner om dess livsmiljö kalavverkas (Eggers &amp; Low, 2014; Ekman, 1979; Griesser et al, 2007; Klein, 2020; Siffczyk et al, 2003; SLU Artdatabanken, 2021).</w:t>
+      </w:r>
+    </w:p>
+    <w:p>
+      <w:r>
+        <w:rPr>
+          <w:b/>
+        </w:rPr>
+        <w:t>Ullticka (NT)</w:t>
+      </w:r>
+      <w:r>
+        <w:t xml:space="preserve"> är knuten till restbestånd av barrnaturskog och förekommer med ett tydligt optimum i orörda eller måttligt påverkade gamla granskogar där det föreligger viss kontinuitet av grov död ved. Ullticka är en bra signalart inom hela sitt utbredningsområde och i södra Sverige är den sällsynt och en god signalart för skyddsvärda granskogsmiljöer. Den hotas av avverkning och fragmentering av naturskog och äldre granskog med lång trädkontinuitet. På ullticka kan ibland ulltickeporing (VU) påträffas - det är en sällsynt ticka som nyligen delats upp i de tre olika arterna ulltickeporing </w:t>
+      </w:r>
+      <w:r>
+        <w:rPr>
+          <w:i/>
+        </w:rPr>
+        <w:t xml:space="preserve">Skeletocutis brevispora </w:t>
+      </w:r>
+      <w:r>
+        <w:t>(VU)</w:t>
+      </w:r>
+      <w:r>
+        <w:rPr>
+          <w:i/>
+        </w:rPr>
+        <w:t>, Skeletocutis delicata</w:t>
+      </w:r>
+      <w:r>
+        <w:t xml:space="preserve"> (VU)</w:t>
+      </w:r>
+      <w:r>
+        <w:rPr>
+          <w:i/>
+        </w:rPr>
+        <w:t xml:space="preserve"> och Skeletocutis exilis</w:t>
+      </w:r>
+      <w:r>
+        <w:t xml:space="preserve"> (NT). Ullticka är typisk art för </w:t>
+      </w:r>
+      <w:r>
+        <w:rPr>
+          <w:i/>
+        </w:rPr>
+        <w:t xml:space="preserve">9010 Taiga, 9050 Näringsrik granskog </w:t>
+      </w:r>
+      <w:r>
+        <w:t xml:space="preserve">och </w:t>
+      </w:r>
+      <w:r>
+        <w:rPr>
+          <w:i/>
+        </w:rPr>
+        <w:t>9030 Landhöjningsskog</w:t>
+      </w:r>
+      <w:r>
+        <w:t xml:space="preserve"> (SLU Artdatabanken, 2026; Nitare &amp; Skogsstyrelsen, 2019; Miettinen &amp; Niemelä, 2018).</w:t>
+      </w:r>
+    </w:p>
+    <w:p>
+      <w:r>
+        <w:rPr>
+          <w:b/>
+        </w:rPr>
         <w:t>Spillkråka (§4)</w:t>
       </w:r>
       <w:r>
@@ -256,19 +325,129 @@
       </w:r>
     </w:p>
     <w:p>
+      <w:pPr>
+        <w:pStyle w:val="Heading1"/>
+      </w:pPr>
+      <w:r>
+        <w:t>EU:s fågeldirektiv</w:t>
+      </w:r>
+    </w:p>
+    <w:p>
+      <w:r>
+        <w:t xml:space="preserve">Europeiska unionens medlemsländer är skyldiga att agera i enlighet med EU:s fågeldirektiv där det uttryckligen står att direktivet gäller för fåglar samt för deras ägg, bon och </w:t>
+      </w:r>
       <w:r>
         <w:rPr>
           <w:b/>
         </w:rPr>
-        <w:t>Talltita (NT, §4)</w:t>
-      </w:r>
-      <w:r>
-        <w:t>, rödlistad som nära hotad och prioriterad art i Skogsvårdslagen, har häckningsrevir i anmälan. Arten har minskat kraftigt de senaste 30 åren och minskningstakten innevarande 10-årsperiod beräknas till 20 (10–30) %. Talltitan är synnerligen trogen sitt cirka 15 hektar stora revir och är beroende av flerskiktade olikåldriga skogar för att kunna föda upp sina ungar. Talltitan försvinner om dess livsmiljö kalavverkas (Eggers &amp; Low, 2014; Ekman, 1979; Griesser et al, 2007; Klein, 2020; Siffczyk et al, 2003; SLU Artdatabanken, 2021).</w:t>
+        <w:t xml:space="preserve">livsmiljöer </w:t>
+      </w:r>
+      <w:r>
+        <w:t>(artikel 1). Vidare att de åtgärder som vidtas inte får leda till en försämring av den nuvarande situationen beträffande bevarandet av de fågelarter som avses i artikel 1 (artikel 13). Fågeldirektivet är styrande för tillsynsansvariga myndigheters ärendehantering, ställningstaganden och beslutsfattande.</w:t>
       </w:r>
     </w:p>
     <w:p>
       <w:r>
-        <w:t>I BILAGA 1 finns mer detaljerad information om ekologi samt krav på livsmiljö hos fridlysta arter.</w:t>
+        <w:br w:type="page"/>
+      </w:r>
+    </w:p>
+    <w:p>
+      <w:pPr>
+        <w:pStyle w:val="Title"/>
+      </w:pPr>
+      <w:r>
+        <w:t>BILAGA 1 – Fridlysta arter</w:t>
+      </w:r>
+    </w:p>
+    <w:p>
+      <w:pPr>
+        <w:pStyle w:val="Heading1"/>
+      </w:pPr>
+      <w:r>
+        <w:t>Knärot – ekologi samt krav på livsmiljön</w:t>
+      </w:r>
+    </w:p>
+    <w:p>
+      <w:r>
+        <w:t xml:space="preserve">Knärot är typisk art för </w:t>
+      </w:r>
+      <w:r>
+        <w:rPr>
+          <w:i/>
+        </w:rPr>
+        <w:t xml:space="preserve">9010 Taiga </w:t>
+      </w:r>
+      <w:r>
+        <w:t>och</w:t>
+      </w:r>
+      <w:r>
+        <w:rPr>
+          <w:i/>
+        </w:rPr>
+        <w:t xml:space="preserve"> 9050 Näringsrik granskog</w:t>
+      </w:r>
+      <w:r>
+        <w:t>, fridlyst enligt 8 och 15 §§ artskyddsförordningen och klassad som sårbar (VU) enligt rödlistan 2020. Knärot är beroende av hög och jämn luftfuktighet i gamla, ostörda skogsmiljöer och är känslig för snabba förändringar av ljus-/vindförhållanden eller uttorkning. På grund av ett alltför intensivt skogsbruk har den minskat med 40 (25–50) % under de senaste 60 åren och i framtiden bedöms minskningstakten uppgå till 30 (20–40) %. Till följd av att arten har en dokumenterat högre minskningstakt i förhållande till sin generationstid än vad som tidigare varit känt (data från Riksskogstaxeringen) höjdes den till hotkategori sårbar (VU) i rödlistan 2020 (SLU Artdatabanken, 2024).</w:t>
+      </w:r>
+    </w:p>
+    <w:p>
+      <w:r>
+        <w:t>En analys av 79 floraväktarlokaler åren 1990–2015 vilka återbesökts under 2020–2024 visade på en tydlig negativ påverkan på knärotsförekomster från större hyggen i närområdet (inom 150–200 m) vilket indikerar att kanteffekter har en stor påverkan på populationerna. Resultaten bekräftar knärotens känslighet för kanteffekter och visar vikten av att skydda större skogsbestånd för att bevara arten. Om det blir höga andelar (&gt;30%) hyggen inom 200 meter från en knärotsförekomst så ökar risken för att en knärotspopulation dör ut och det verkar det behövas någonstans mellan 100 och 150 meters skyddszon för att bevara arten på lång sikt (Sebestyén &amp; Sundberg, 2025). Detta stöds även av en studie (Johansson et al, 2026) baserad på data från Riksskogstaxeringen som visar att knäroten minskat med 66 % under perioden 1993–2022 samt att det finns en stark korrelation mellan minskande arealer kontinuitetsskog och lokal utdöenderisk. Knäroten uppvisade en mycket låg koloniseringsgrad (0,7 % över 10 år) i kombination med hög lokal utrotningsrisk (75,2 %), där utrotningssannolikheten ökade kraftigt när arealen kontinuitetsskog minskade mellan undersökningar, t.ex. på grund av kalhyggesbruk (Johansson et al., 2026).</w:t>
+      </w:r>
+    </w:p>
+    <w:p>
+      <w:r>
+        <w:t xml:space="preserve">Samuel Johnsons doktorsavhandling </w:t>
+      </w:r>
+      <w:r>
+        <w:rPr>
+          <w:i/>
+        </w:rPr>
+        <w:t>“Retention Forestry as a Conservation Measure for Boreal Forest Ground Vegetation”</w:t>
+      </w:r>
+      <w:r>
+        <w:t xml:space="preserve"> (SLU, Uppsala 2014) visar att det krävs väl tilltagna skyddszoner för att knärotens växtplatser inte ska ta skada av skogsbruksåtgärder i intilliggande områden: </w:t>
+      </w:r>
+      <w:r>
+        <w:rPr>
+          <w:i/>
+        </w:rPr>
+        <w:t xml:space="preserve">“Study III shows that retention patches smaller than 0.5 ha do not lifeboat the sensitive forest herb G. repens, a species that depend on stable microclimatic conditions typical for intact forest stands.” </w:t>
+      </w:r>
+      <w:r>
+        <w:t xml:space="preserve">Vidare </w:t>
+      </w:r>
+      <w:r>
+        <w:rPr>
+          <w:i/>
+        </w:rPr>
+        <w:t>“More sensitive forest species are not lifeboated in retention patches ranging from 0.05 to 0.5 ha (Papers II &amp; III).”</w:t>
+      </w:r>
+    </w:p>
+    <w:p>
+      <w:r>
+        <w:t xml:space="preserve">Johnsons (2014) rekommendation på minst 50 meters breda skyddszoner runt knärotens växtplatser motsvarar en areal på 0,78 hektar, vilket ligger i linje med andra studier som gjorts på känsliga skogsarter: </w:t>
+      </w:r>
+      <w:r>
+        <w:rPr>
+          <w:i/>
+        </w:rPr>
+        <w:t>“In study III I also show that translocated specimens of G. repens survives well in mature forests at least 50 m from the nearest edge to an open area. Moreover, measures of temperature and humidity show that such distances from an open area is far enough to offer a microclimate that is more stable compared to what present in retention patches of around 0.1 ha. This means that the very centre of a circular patch with radius 50 m (equals a size of 0.78 ha) should offer conditions similar to interior forest and would perhaps be a suitable habitat for G. repens and similar species. Previous studies from both North America and Sweden have also concluded that patches between 0.5 and one ha are sufficient for preserving interior forest vegetation as well as sensitive lichens and bryophytes (de Graaf &amp; Roberts 2009; Halpern et al. 2012; Rudolphi et al. 2014).”</w:t>
+      </w:r>
+    </w:p>
+    <w:p>
+      <w:r>
+        <w:t>Ytterligare en studie (Koelmeijer m.fl., 2022) inkluderar knärotens skyddsbehov. I uppsatsen berörs problemet med uttorkning för växter, bl.a. för knärot, ett problem som blivit accentuerat på grund av den pågående klimatförändringen och torra somrar, t.ex. den exceptionellt torra sommaren 2018. I uppsatsen undersöks områden med tre olika avstånd från kalhyggeskant med avseende på skydd bl.a. för knärot. Det första området har avstånd upp till 20 m från hyggeskant (Strong edge effect), det andra 20–40 m från hyggeskant (Weak edge effect) och det tredje avser större avstånd från hyggeskant, där kanteffekten anses vara försumbar (Interior). Ett resultat var att man fann stor eller mycket stor uttorkningseffekt på känsliga och rödlistade skogsarter vid de kortare avstånden till hyggeskant, medan effekt av uttorkning inte konstaterades på större avstånd (Interior). För orkidén knärot fann man en rik förekomst (upp till 0,06 dm2/m2) på stort avstånd från hyggeskant (Interior), medan förekomsten var liten eller närmast försumbar i de områden som klassificerades som Weak edge effect respektive Strong edge effect. Arbetet påpekar att de allt oftare förekommande torra somrarna ger ytterligare skäl att utöka skyddsavståndet från hyggen till den fuktkrävande arten knärot (Koelmeijer m.fl., 2022).</w:t>
+      </w:r>
+    </w:p>
+    <w:p>
+      <w:r>
+        <w:t>Även Skogsstyrelsens egen vägledning för hänsyn till knärot ligger i linje med ovanstående forskningsstudier. Av vägledningen framgår det att för med hög sannolikhet kunna bevara befintliga förekomster krävs relativt stora avsättningar av uppvuxen skog med slutet och relativt tätt kronskikt. Som riktlinje kan krävas ett avstånd på 50 meter in från brynet för att vidmakthålla ett fungerande mikroklimat. Detta innebär att fristående hänsynsytor för många arter (kärlväxter, lavar och mossor) kan behöva ha en area överstigande 0,8 hektar (cirkelyta med radien 50 meter = 0,78 hektar) för att bibehålla lokalklimatet. Även ganska små förändringar i form av förändrade ljus- och fuktighetsförhållanden, till exempel till följd av gallring, kan leda till att arten försvinner till följd av konkurrens med mera ljuskrävande och snabbväxande arter (Skogsstyrelsen, 2022).</w:t>
+      </w:r>
+    </w:p>
+    <w:p>
+      <w:r>
+        <w:t>Vid tillämpning av försiktighetsprincipen enligt 2 kap. 3 § miljöbalken bör sålunda 100–150 meters skyddszon lämnas runt knärotens växtplatser.</w:t>
       </w:r>
     </w:p>
     <w:p>
@@ -276,105 +455,142 @@
         <w:pStyle w:val="Heading2"/>
       </w:pPr>
       <w:r>
-        <w:t>Övriga naturvårdsarter</w:t>
+        <w:t>Referenser – knärot</w:t>
       </w:r>
     </w:p>
     <w:p>
       <w:r>
-        <w:rPr>
-          <w:b/>
-        </w:rPr>
-        <w:t>Harticka (NT)</w:t>
-      </w:r>
-      <w:r>
-        <w:t xml:space="preserve"> är normalt en mycket bra signalart för granskogar med höga naturvärden. Även när svampen påträffas i mer påverkade skogar är det nästan alltid fråga om skogsmiljöer i sena successionsstadier med höga naturvärden. Skogsskötselåtgärder på eller i omedelbar närhet av växtplatserna kan innebära ett hot mot arten. Harticka är typisk art för </w:t>
+        <w:t xml:space="preserve">de Graaf M &amp; Roberts M.R., 2009. </w:t>
       </w:r>
       <w:r>
         <w:rPr>
           <w:i/>
         </w:rPr>
-        <w:t xml:space="preserve">9010 Taiga, 9050 Näringsrik granskog </w:t>
-      </w:r>
-      <w:r>
-        <w:t xml:space="preserve">och </w:t>
+        <w:t xml:space="preserve">Short-term response of the herbaceous layer within leave patches after harvest. </w:t>
+      </w:r>
+      <w:r>
+        <w:t>Forest Ecology and Management 257, 1014–1025.</w:t>
+      </w:r>
+    </w:p>
+    <w:p>
+      <w:r>
+        <w:t xml:space="preserve">Halpern, C. B., Halaj, J., Evans, S. A., &amp; Dovciak, M., 2012. </w:t>
       </w:r>
       <w:r>
         <w:rPr>
           <w:i/>
         </w:rPr>
-        <w:t>9030 Landhöjningsskog</w:t>
-      </w:r>
-      <w:r>
-        <w:t xml:space="preserve"> (SLU Artdatabanken, 2024; Nitare &amp; Skogsstyrelsen, 2019).</w:t>
+        <w:t xml:space="preserve">Level and pattern of overstory retention interact to shape long-term responses of understories to timber harvest. </w:t>
+      </w:r>
+      <w:r>
+        <w:t>Ecological Applications, 22, 2049–2064.</w:t>
       </w:r>
     </w:p>
     <w:p>
       <w:r>
-        <w:rPr>
-          <w:b/>
-        </w:rPr>
-        <w:t>Ullticka (NT)</w:t>
-      </w:r>
-      <w:r>
-        <w:t xml:space="preserve"> är knuten till restbestånd av barrnaturskog och förekommer med ett tydligt optimum i orörda eller måttligt påverkade gamla granskogar där det föreligger viss kontinuitet av grov död ved. Ullticka är en bra signalart inom hela sitt utbredningsområde och i södra Sverige är den sällsynt och en god signalart för skyddsvärda granskogsmiljöer. Den hotas av avverkning och fragmentering av naturskog och äldre granskog med lång trädkontinuitet. På ullticka kan ibland ulltickeporing (VU) påträffas - det är en sällsynt ticka som nyligen delats upp i de tre olika arterna ulltickeporing </w:t>
+        <w:t>Johansson, V., Jansson, M. och Bergman, K-O</w:t>
       </w:r>
       <w:r>
         <w:rPr>
           <w:i/>
         </w:rPr>
-        <w:t xml:space="preserve">Skeletocutis brevispora </w:t>
-      </w:r>
-      <w:r>
-        <w:t>(VU)</w:t>
+        <w:t>.</w:t>
+      </w:r>
+      <w:r>
+        <w:t>, 2026.</w:t>
       </w:r>
       <w:r>
         <w:rPr>
           <w:i/>
         </w:rPr>
-        <w:t>, Skeletocutis delicata</w:t>
-      </w:r>
-      <w:r>
-        <w:t xml:space="preserve"> (VU)</w:t>
+        <w:t xml:space="preserve"> A 30-year population decline of a threatened forest orchid associated with old growth forests</w:t>
+      </w:r>
+      <w:r>
+        <w:t>. Department of Physics, Chemistry and Biology (IFM), Linköping University.</w:t>
+      </w:r>
+    </w:p>
+    <w:p>
+      <w:r>
+        <w:t xml:space="preserve">Johnson, S., 2014. </w:t>
       </w:r>
       <w:r>
         <w:rPr>
           <w:i/>
         </w:rPr>
-        <w:t xml:space="preserve"> och Skeletocutis exilis</w:t>
-      </w:r>
-      <w:r>
-        <w:t xml:space="preserve"> (NT). Ullticka är typisk art för </w:t>
+        <w:t>Retention Forestry as a Conservation Measure for Boreal Forest Ground Vegetation</w:t>
+      </w:r>
+      <w:r>
+        <w:t>. Doktorsavhandling, SLU, Uppsala.</w:t>
+      </w:r>
+    </w:p>
+    <w:p>
+      <w:r>
+        <w:t xml:space="preserve">Koelmeijer, I. A., Ehrlén, J., Jönsson, M., De Frenne, P., Berg, P., Andersson, J., Weibull, H. &amp; Hylander, N. 2022. </w:t>
       </w:r>
       <w:r>
         <w:rPr>
           <w:i/>
         </w:rPr>
-        <w:t xml:space="preserve">9010 Taiga, 9050 Näringsrik granskog </w:t>
-      </w:r>
-      <w:r>
-        <w:t xml:space="preserve">och </w:t>
+        <w:t xml:space="preserve">Interactive effects of drought and edge exposure on old-growth forest understory species. </w:t>
+      </w:r>
+      <w:r>
+        <w:t>Landscape Ecology, 37, sid 1839–1853.</w:t>
+      </w:r>
+    </w:p>
+    <w:p>
+      <w:r>
+        <w:t xml:space="preserve">Rudolphi, J., Jönsson, M. T., &amp; Gustafsson, L., 2014. </w:t>
       </w:r>
       <w:r>
         <w:rPr>
           <w:i/>
         </w:rPr>
-        <w:t>9030 Landhöjningsskog</w:t>
-      </w:r>
-      <w:r>
-        <w:t xml:space="preserve"> (SLU Artdatabanken, 2026; Nitare &amp; Skogsstyrelsen, 2019; Miettinen &amp; Niemelä, 2018).</w:t>
+        <w:t xml:space="preserve">Biological legacies buffer local species extinction after logging. </w:t>
+      </w:r>
+      <w:r>
+        <w:t>Journal of Applied Ecology. 51, 53–62.</w:t>
       </w:r>
     </w:p>
     <w:p>
       <w:r>
-        <w:br w:type="page"/>
+        <w:t xml:space="preserve">Sebestyén, L. och Sundberg, S. 2025.  </w:t>
+      </w:r>
+      <w:r>
+        <w:rPr>
+          <w:i/>
+        </w:rPr>
+        <w:t>Påverkan på knärotslokaler från hyggen i närheten.</w:t>
+      </w:r>
+      <w:r>
+        <w:t xml:space="preserve"> DAPHNE 36:1 2025. Botaniska Sällskapet i Stockholm.</w:t>
       </w:r>
     </w:p>
     <w:p>
-      <w:pPr>
-        <w:pStyle w:val="Title"/>
-      </w:pPr>
-      <w:r>
-        <w:t>BILAGA 1 – Fridlysta arter</w:t>
+      <w:r>
+        <w:t xml:space="preserve">Skogsstyrelsen, 2022. </w:t>
+      </w:r>
+      <w:r>
+        <w:rPr>
+          <w:i/>
+        </w:rPr>
+        <w:t xml:space="preserve">Vägledning för hänsyn till knärot. </w:t>
+      </w:r>
+      <w:r>
+        <w:t>https://www.skogsstyrelsen.se/lag-och-tillsyn/artskydd/vagledningar-och-kunskapsstod-artskydd/vagledning-for-hansyn-till-knarot/.</w:t>
+      </w:r>
+    </w:p>
+    <w:p>
+      <w:r>
+        <w:t xml:space="preserve">SLU Artdatabanken, 2024. </w:t>
+      </w:r>
+      <w:r>
+        <w:rPr>
+          <w:i/>
+        </w:rPr>
+        <w:t xml:space="preserve">Artfaktablad. Naturvård – artfakta. </w:t>
+      </w:r>
+      <w:r>
+        <w:t>SLU Artdatabanken, Uppsala.</w:t>
       </w:r>
     </w:p>
     <w:p>
@@ -382,90 +598,27 @@
         <w:pStyle w:val="Heading1"/>
       </w:pPr>
       <w:r>
-        <w:t>Knärot – ekologi samt krav på livsmiljön</w:t>
+        <w:t>Talltita – ekologi samt krav på livsmiljön</w:t>
       </w:r>
     </w:p>
     <w:p>
       <w:r>
-        <w:t xml:space="preserve">Knärot är typisk art för </w:t>
-      </w:r>
-      <w:r>
-        <w:rPr>
-          <w:i/>
-        </w:rPr>
-        <w:t xml:space="preserve">9010 Taiga </w:t>
-      </w:r>
-      <w:r>
-        <w:t>och</w:t>
-      </w:r>
-      <w:r>
-        <w:rPr>
-          <w:i/>
-        </w:rPr>
-        <w:t xml:space="preserve"> 9050 Näringsrik granskog</w:t>
-      </w:r>
-      <w:r>
-        <w:t>, fridlyst enligt 8 och 15 §§ artskyddsförordningen och klassad som sårbar (VU) enligt rödlistan 2020. Knärot är beroende av hög och jämn luftfuktighet i gamla, ostörda skogsmiljöer och är känslig för snabba förändringar av ljus-/vindförhållanden eller uttorkning. På grund av ett alltför intensivt skogsbruk har den minskat med 40 (25–50) % under de senaste 60 åren och i framtiden bedöms minskningstakten uppgå till 30 (20–40) %. Till följd av att arten har en dokumenterat högre minskningstakt i förhållande till sin generationstid än vad som tidigare varit känt (data från Riksskogstaxeringen) höjdes den till hotkategori sårbar (VU) i rödlistan 2020 (SLU Artdatabanken, 2024).</w:t>
+        <w:t>Talltita är rödlistad som NT, fridlyst och prioriterad art i Skogsvårdslagen. Den omfattas av EU:s fågeldirektiv. Arten har minskat kraftigt de senaste 30 åren och minskningstakten innevarande 10-årsperiod beräknas till 20 (10–30) % (SLU Artdatabanken, 2022).</w:t>
       </w:r>
     </w:p>
     <w:p>
       <w:r>
-        <w:t>En analys av 79 floraväktarlokaler åren 1990–2015 vilka återbesökts under 2020–2024 visade på en tydlig negativ påverkan på knärotsförekomster från större hyggen i närområdet (inom 150–200 m) vilket indikerar att kanteffekter har en stor påverkan på populationerna. Resultaten bekräftar knärotens känslighet för kanteffekter och visar vikten av att skydda större skogsbestånd för att bevara arten. Om det blir höga andelar (&gt;30%) hyggen inom 200 meter från en knärotsförekomst så ökar risken för att en knärotspopulation dör ut och det verkar det behövas någonstans mellan 100 och 150 meters skyddszon för att bevara arten på lång sikt (Sebestyén &amp; Sundberg, 2025). Detta stöds även av en studie (Johansson et al, 2026) baserad på data från Riksskogstaxeringen som visar att knäroten minskat med 66 % under perioden 1993–2022 samt att det finns en stark korrelation mellan minskande arealer kontinuitetsskog och lokal utdöenderisk. Knäroten uppvisade en mycket låg koloniseringsgrad (0,7 % över 10 år) i kombination med hög lokal utrotningsrisk (75,2 %), där utrotningssannolikheten ökade kraftigt när arealen kontinuitetsskog minskade mellan undersökningar, t.ex. på grund av kalhyggesbruk (Johansson et al., 2026).</w:t>
+        <w:t>Talltita föredrar större sammanhängande barrskogar, och finns såväl i tallskog som granskog och i lövblandad barrskog. Skogens struktur är viktig och ska helst vara flerskiktad med riklig underväxt av mindre granar, björk och andra lövträd och buskar. Tillgång på murknande högstubbar är särskilt viktig, eftersom talltitan helst själv hackar ut sitt bohål (SLU Artdatabanken, 2022).</w:t>
       </w:r>
     </w:p>
     <w:p>
       <w:r>
-        <w:t xml:space="preserve">Samuel Johnsons doktorsavhandling </w:t>
-      </w:r>
-      <w:r>
-        <w:rPr>
-          <w:i/>
-        </w:rPr>
-        <w:t>“Retention Forestry as a Conservation Measure for Boreal Forest Ground Vegetation”</w:t>
-      </w:r>
-      <w:r>
-        <w:t xml:space="preserve"> (SLU, Uppsala 2014) visar att det krävs väl tilltagna skyddszoner för att knärotens växtplatser inte ska ta skada av skogsbruksåtgärder i intilliggande områden: </w:t>
-      </w:r>
-      <w:r>
-        <w:rPr>
-          <w:i/>
-        </w:rPr>
-        <w:t xml:space="preserve">“Study III shows that retention patches smaller than 0.5 ha do not lifeboat the sensitive forest herb G. repens, a species that depend on stable microclimatic conditions typical for intact forest stands.” </w:t>
-      </w:r>
-      <w:r>
-        <w:t xml:space="preserve">Vidare </w:t>
-      </w:r>
-      <w:r>
-        <w:rPr>
-          <w:i/>
-        </w:rPr>
-        <w:t>“More sensitive forest species are not lifeboated in retention patches ranging from 0.05 to 0.5 ha (Papers II &amp; III).”</w:t>
+        <w:t>Det finns flera studier som visar att talltita är känslig för gallring och inte överlever när dess livsmiljö kalavverkas (Eggers and Low, 2014; Griesser et al., 2007; Klein, 2020). Talltitans revir är förhållandevis stora, 10–20 hektar och arten missgynnas när skogen fragmenteras. Kalavverkning av större delar av reviret innebär att det överges (Artdatabanken, 2021).</w:t>
       </w:r>
     </w:p>
     <w:p>
       <w:r>
-        <w:t xml:space="preserve">Johnsons (2014) rekommendation på minst 50 meters breda skyddszoner runt knärotens växtplatser motsvarar en areal på 0,78 hektar, vilket ligger i linje med andra studier som gjorts på känsliga skogsarter: </w:t>
-      </w:r>
-      <w:r>
-        <w:rPr>
-          <w:i/>
-        </w:rPr>
-        <w:t>“In study III I also show that translocated specimens of G. repens survives well in mature forests at least 50 m from the nearest edge to an open area. Moreover, measures of temperature and humidity show that such distances from an open area is far enough to offer a microclimate that is more stable compared to what present in retention patches of around 0.1 ha. This means that the very centre of a circular patch with radius 50 m (equals a size of 0.78 ha) should offer conditions similar to interior forest and would perhaps be a suitable habitat for G. repens and similar species. Previous studies from both North America and Sweden have also concluded that patches between 0.5 and one ha are sufficient for preserving interior forest vegetation as well as sensitive lichens and bryophytes (de Graaf &amp; Roberts 2009; Halpern et al. 2012; Rudolphi et al. 2014).”</w:t>
-      </w:r>
-    </w:p>
-    <w:p>
-      <w:r>
-        <w:t>Ytterligare en studie (Koelmeijer m.fl., 2022) inkluderar knärotens skyddsbehov. I uppsatsen berörs problemet med uttorkning för växter, bl.a. för knärot, ett problem som blivit accentuerat på grund av den pågående klimatförändringen och torra somrar, t.ex. den exceptionellt torra sommaren 2018. I uppsatsen undersöks områden med tre olika avstånd från kalhyggeskant med avseende på skydd bl.a. för knärot. Det första området har avstånd upp till 20 m från hyggeskant (Strong edge effect), det andra 20–40 m från hyggeskant (Weak edge effect) och det tredje avser större avstånd från hyggeskant, där kanteffekten anses vara försumbar (Interior). Ett resultat var att man fann stor eller mycket stor uttorkningseffekt på känsliga och rödlistade skogsarter vid de kortare avstånden till hyggeskant, medan effekt av uttorkning inte konstaterades på större avstånd (Interior). För orkidén knärot fann man en rik förekomst (upp till 0,06 dm2/m2) på stort avstånd från hyggeskant (Interior), medan förekomsten var liten eller närmast försumbar i de områden som klassificerades som Weak edge effect respektive Strong edge effect. Arbetet påpekar att de allt oftare förekommande torra somrarna ger ytterligare skäl att utöka skyddsavståndet från hyggen till den fuktkrävande arten knärot (Koelmeijer m.fl., 2022).</w:t>
-      </w:r>
-    </w:p>
-    <w:p>
-      <w:r>
-        <w:t>Även Skogsstyrelsens egen vägledning för hänsyn till knärot ligger i linje med ovanstående forskningsstudier. Av vägledningen framgår det att för med hög sannolikhet kunna bevara befintliga förekomster krävs relativt stora avsättningar av uppvuxen skog med slutet och relativt tätt kronskikt. Som riktlinje kan krävas ett avstånd på 50 meter in från brynet för att vidmakthålla ett fungerande mikroklimat. Detta innebär att fristående hänsynsytor för många arter (kärlväxter, lavar och mossor) kan behöva ha en area överstigande 0,8 hektar (cirkelyta med radien 50 meter = 0,78 hektar) för att bibehålla lokalklimatet. Även ganska små förändringar i form av förändrade ljus- och fuktighetsförhållanden, till exempel till följd av gallring, kan leda till att arten försvinner till följd av konkurrens med mera ljuskrävande och snabbväxande arter (Skogsstyrelsen, 2022).</w:t>
-      </w:r>
-    </w:p>
-    <w:p>
-      <w:r>
-        <w:t>Vid tillämpning av försiktighetsprincipen enligt 2 kap. 3 § miljöbalken bör sålunda 100–150 meters skyddszon lämnas runt knärotens växtplatser.</w:t>
+        <w:t>Talltitan är synnerligen trogen sitt revir så länge paret lever och biotopen förblir intakt. Paret stannar i sitt revir året om. En förlust av ett revir har därför en stor inverkan på den lokala populationen och trakthyggesbruket anses vara orsak till den svenska populationens kraftiga minskning. Talltiteparets revirtrohet innebär att närhelst under året man observerar en adult talltita så ingår denna plats i reviret (Siffczyk et al., 2003; Ekman, 1979).</w:t>
       </w:r>
     </w:p>
     <w:p>
@@ -473,133 +626,82 @@
         <w:pStyle w:val="Heading2"/>
       </w:pPr>
       <w:r>
-        <w:t>Referenser – knärot</w:t>
+        <w:t>Referenser – talltita</w:t>
       </w:r>
     </w:p>
     <w:p>
       <w:r>
-        <w:t xml:space="preserve">de Graaf M &amp; Roberts M.R., 2009. </w:t>
+        <w:t xml:space="preserve">Eggers, S., Low, M., 2014. </w:t>
       </w:r>
       <w:r>
         <w:rPr>
           <w:i/>
         </w:rPr>
-        <w:t xml:space="preserve">Short-term response of the herbaceous layer within leave patches after harvest. </w:t>
-      </w:r>
-      <w:r>
-        <w:t>Forest Ecology and Management 257, 1014–1025.</w:t>
+        <w:t xml:space="preserve">Differential demographic responses of sympatric Parids to vegetation management in boreal forest. </w:t>
+      </w:r>
+      <w:r>
+        <w:t>For. Ecol. Manage. 319, 169–175.</w:t>
       </w:r>
     </w:p>
     <w:p>
       <w:r>
-        <w:t xml:space="preserve">Halpern, C. B., Halaj, J., Evans, S. A., &amp; Dovciak, M., 2012. </w:t>
+        <w:t xml:space="preserve">Ekman, J., 1979. </w:t>
       </w:r>
       <w:r>
         <w:rPr>
           <w:i/>
         </w:rPr>
-        <w:t xml:space="preserve">Level and pattern of overstory retention interact to shape long-term responses of understories to timber harvest. </w:t>
-      </w:r>
-      <w:r>
-        <w:t>Ecological Applications, 22, 2049–2064.</w:t>
+        <w:t xml:space="preserve">Coherence, composition and territories of winter social groups of the Willow Tit Parus montanus and the Crested Tit P. cristatus. </w:t>
+      </w:r>
+      <w:r>
+        <w:t>Ornis Scandinavica, 10, pp 56–68</w:t>
       </w:r>
     </w:p>
     <w:p>
       <w:r>
-        <w:t>Johansson, V., Jansson, M. och Bergman, K-O</w:t>
+        <w:t xml:space="preserve">Griesser, M., Nystrand, M., Eggers, S., Ekman, J., 2007. </w:t>
       </w:r>
       <w:r>
         <w:rPr>
           <w:i/>
         </w:rPr>
-        <w:t>.</w:t>
-      </w:r>
-      <w:r>
-        <w:t>, 2026.</w:t>
+        <w:t xml:space="preserve">Impact of forestry practices on fitness correlates and population productivity in an open-nesting bird species. </w:t>
+      </w:r>
+      <w:r>
+        <w:t>Conserv. Biol. 21, 767–774. https://doi.org/10.1111/j.1523- 1739.2007.00675.x</w:t>
+      </w:r>
+    </w:p>
+    <w:p>
+      <w:r>
+        <w:t xml:space="preserve">Klein, J., 2020. </w:t>
       </w:r>
       <w:r>
         <w:rPr>
           <w:i/>
         </w:rPr>
-        <w:t xml:space="preserve"> A 30-year population decline of a threatened forest orchid associated with old growth forests</w:t>
-      </w:r>
-      <w:r>
-        <w:t>. Department of Physics, Chemistry and Biology (IFM), Linköping University.</w:t>
+        <w:t xml:space="preserve">The forgotten forest – On thinning, retention, and biodiversity in the boreal forest. </w:t>
+      </w:r>
+      <w:r>
+        <w:t>Doctoral Thesis No. 2020:50</w:t>
       </w:r>
     </w:p>
     <w:p>
       <w:r>
-        <w:t xml:space="preserve">Johnson, S., 2014. </w:t>
+        <w:t xml:space="preserve">Siffczyk, C., Brotons, L., Kangas, K., Orell, M., 2003. </w:t>
       </w:r>
       <w:r>
         <w:rPr>
           <w:i/>
         </w:rPr>
-        <w:t>Retention Forestry as a Conservation Measure for Boreal Forest Ground Vegetation</w:t>
-      </w:r>
-      <w:r>
-        <w:t>. Doktorsavhandling, SLU, Uppsala.</w:t>
+        <w:t xml:space="preserve">Home range size of willow tits. </w:t>
+      </w:r>
+      <w:r>
+        <w:t>Oecologica, 136, 635–642 (2003)</w:t>
       </w:r>
     </w:p>
     <w:p>
       <w:r>
-        <w:t xml:space="preserve">Koelmeijer, I. A., Ehrlén, J., Jönsson, M., De Frenne, P., Berg, P., Andersson, J., Weibull, H. &amp; Hylander, N. 2022. </w:t>
-      </w:r>
-      <w:r>
-        <w:rPr>
-          <w:i/>
-        </w:rPr>
-        <w:t xml:space="preserve">Interactive effects of drought and edge exposure on old-growth forest understory species. </w:t>
-      </w:r>
-      <w:r>
-        <w:t>Landscape Ecology, 37, sid 1839–1853.</w:t>
-      </w:r>
-    </w:p>
-    <w:p>
-      <w:r>
-        <w:t xml:space="preserve">Rudolphi, J., Jönsson, M. T., &amp; Gustafsson, L., 2014. </w:t>
-      </w:r>
-      <w:r>
-        <w:rPr>
-          <w:i/>
-        </w:rPr>
-        <w:t xml:space="preserve">Biological legacies buffer local species extinction after logging. </w:t>
-      </w:r>
-      <w:r>
-        <w:t>Journal of Applied Ecology. 51, 53–62.</w:t>
-      </w:r>
-    </w:p>
-    <w:p>
-      <w:r>
-        <w:t xml:space="preserve">Sebestyén, L. och Sundberg, S. 2025.  </w:t>
-      </w:r>
-      <w:r>
-        <w:rPr>
-          <w:i/>
-        </w:rPr>
-        <w:t>Påverkan på knärotslokaler från hyggen i närheten.</w:t>
-      </w:r>
-      <w:r>
-        <w:t xml:space="preserve"> DAPHNE 36:1 2025. Botaniska Sällskapet i Stockholm.</w:t>
-      </w:r>
-    </w:p>
-    <w:p>
-      <w:r>
-        <w:t xml:space="preserve">Skogsstyrelsen, 2022. </w:t>
-      </w:r>
-      <w:r>
-        <w:rPr>
-          <w:i/>
-        </w:rPr>
-        <w:t xml:space="preserve">Vägledning för hänsyn till knärot. </w:t>
-      </w:r>
-      <w:r>
-        <w:t>https://www.skogsstyrelsen.se/lag-och-tillsyn/artskydd/vagledningar-och-kunskapsstod-artskydd/vagledning-for-hansyn-till-knarot/.</w:t>
-      </w:r>
-    </w:p>
-    <w:p>
-      <w:r>
-        <w:t xml:space="preserve">SLU Artdatabanken, 2024. </w:t>
+        <w:t xml:space="preserve">SLU Artdatabanken, 2021. </w:t>
       </w:r>
       <w:r>
         <w:rPr>
@@ -608,7 +710,7 @@
         <w:t xml:space="preserve">Artfaktablad. Naturvård – artfakta. </w:t>
       </w:r>
       <w:r>
-        <w:t>SLU Artdatabanken, Uppsala.</w:t>
+        <w:t>SLU Artdatabanken, Uppsala</w:t>
       </w:r>
     </w:p>
     <w:p>
@@ -681,126 +783,6 @@
       </w:r>
       <w:r>
         <w:t>SLU Artdatabanken, Uppsala.</w:t>
-      </w:r>
-    </w:p>
-    <w:p>
-      <w:pPr>
-        <w:pStyle w:val="Heading1"/>
-      </w:pPr>
-      <w:r>
-        <w:t>Talltita – ekologi samt krav på livsmiljön</w:t>
-      </w:r>
-    </w:p>
-    <w:p>
-      <w:r>
-        <w:t>Talltita är rödlistad som NT, fridlyst och prioriterad art i Skogsvårdslagen. Den omfattas av EU:s fågeldirektiv. Arten har minskat kraftigt de senaste 30 åren och minskningstakten innevarande 10-årsperiod beräknas till 20 (10–30) % (SLU Artdatabanken, 2022).</w:t>
-      </w:r>
-    </w:p>
-    <w:p>
-      <w:r>
-        <w:t>Talltita föredrar större sammanhängande barrskogar, och finns såväl i tallskog som granskog och i lövblandad barrskog. Skogens struktur är viktig och ska helst vara flerskiktad med riklig underväxt av mindre granar, björk och andra lövträd och buskar. Tillgång på murknande högstubbar är särskilt viktig, eftersom talltitan helst själv hackar ut sitt bohål (SLU Artdatabanken, 2022).</w:t>
-      </w:r>
-    </w:p>
-    <w:p>
-      <w:r>
-        <w:t>Det finns flera studier som visar att talltita är känslig för gallring och inte överlever när dess livsmiljö kalavverkas (Eggers and Low, 2014; Griesser et al., 2007; Klein, 2020). Talltitans revir är förhållandevis stora, 10–20 hektar och arten missgynnas när skogen fragmenteras. Kalavverkning av större delar av reviret innebär att det överges (Artdatabanken, 2021).</w:t>
-      </w:r>
-    </w:p>
-    <w:p>
-      <w:r>
-        <w:t>Talltitan är synnerligen trogen sitt revir så länge paret lever och biotopen förblir intakt. Paret stannar i sitt revir året om. En förlust av ett revir har därför en stor inverkan på den lokala populationen och trakthyggesbruket anses vara orsak till den svenska populationens kraftiga minskning. Talltiteparets revirtrohet innebär att närhelst under året man observerar en adult talltita så ingår denna plats i reviret (Siffczyk et al., 2003; Ekman, 1979).</w:t>
-      </w:r>
-    </w:p>
-    <w:p>
-      <w:pPr>
-        <w:pStyle w:val="Heading2"/>
-      </w:pPr>
-      <w:r>
-        <w:t>Referenser – talltita</w:t>
-      </w:r>
-    </w:p>
-    <w:p>
-      <w:r>
-        <w:t xml:space="preserve">Eggers, S., Low, M., 2014. </w:t>
-      </w:r>
-      <w:r>
-        <w:rPr>
-          <w:i/>
-        </w:rPr>
-        <w:t xml:space="preserve">Differential demographic responses of sympatric Parids to vegetation management in boreal forest. </w:t>
-      </w:r>
-      <w:r>
-        <w:t>For. Ecol. Manage. 319, 169–175.</w:t>
-      </w:r>
-    </w:p>
-    <w:p>
-      <w:r>
-        <w:t xml:space="preserve">Ekman, J., 1979. </w:t>
-      </w:r>
-      <w:r>
-        <w:rPr>
-          <w:i/>
-        </w:rPr>
-        <w:t xml:space="preserve">Coherence, composition and territories of winter social groups of the Willow Tit Parus montanus and the Crested Tit P. cristatus. </w:t>
-      </w:r>
-      <w:r>
-        <w:t>Ornis Scandinavica, 10, pp 56–68</w:t>
-      </w:r>
-    </w:p>
-    <w:p>
-      <w:r>
-        <w:t xml:space="preserve">Griesser, M., Nystrand, M., Eggers, S., Ekman, J., 2007. </w:t>
-      </w:r>
-      <w:r>
-        <w:rPr>
-          <w:i/>
-        </w:rPr>
-        <w:t xml:space="preserve">Impact of forestry practices on fitness correlates and population productivity in an open-nesting bird species. </w:t>
-      </w:r>
-      <w:r>
-        <w:t>Conserv. Biol. 21, 767–774. https://doi.org/10.1111/j.1523- 1739.2007.00675.x</w:t>
-      </w:r>
-    </w:p>
-    <w:p>
-      <w:r>
-        <w:t xml:space="preserve">Klein, J., 2020. </w:t>
-      </w:r>
-      <w:r>
-        <w:rPr>
-          <w:i/>
-        </w:rPr>
-        <w:t xml:space="preserve">The forgotten forest – On thinning, retention, and biodiversity in the boreal forest. </w:t>
-      </w:r>
-      <w:r>
-        <w:t>Doctoral Thesis No. 2020:50</w:t>
-      </w:r>
-    </w:p>
-    <w:p>
-      <w:r>
-        <w:t xml:space="preserve">Siffczyk, C., Brotons, L., Kangas, K., Orell, M., 2003. </w:t>
-      </w:r>
-      <w:r>
-        <w:rPr>
-          <w:i/>
-        </w:rPr>
-        <w:t xml:space="preserve">Home range size of willow tits. </w:t>
-      </w:r>
-      <w:r>
-        <w:t>Oecologica, 136, 635–642 (2003)</w:t>
-      </w:r>
-    </w:p>
-    <w:p>
-      <w:r>
-        <w:t xml:space="preserve">SLU Artdatabanken, 2021. </w:t>
-      </w:r>
-      <w:r>
-        <w:rPr>
-          <w:i/>
-        </w:rPr>
-        <w:t xml:space="preserve">Artfaktablad. Naturvård – artfakta. </w:t>
-      </w:r>
-      <w:r>
-        <w:t>SLU Artdatabanken, Uppsala</w:t>
       </w:r>
     </w:p>
     <w:sectPr>
@@ -931,7 +913,7 @@
     <w:r>
       <w:tab/>
       <w:tab/>
-      <w:t>2026-06-20</w:t>
+      <w:t>2026-06-21</w:t>
       <w:br/>
       <w:br/>
     </w:r>

--- a/tillsyn/A 61212-2025 tillsynsbegäran.docx
+++ b/tillsyn/A 61212-2025 tillsynsbegäran.docx
@@ -913,7 +913,7 @@
     <w:r>
       <w:tab/>
       <w:tab/>
-      <w:t>2026-06-21</w:t>
+      <w:t>2026-06-22</w:t>
       <w:br/>
       <w:br/>
     </w:r>

--- a/tillsyn/A 61212-2025 tillsynsbegäran.docx
+++ b/tillsyn/A 61212-2025 tillsynsbegäran.docx
@@ -913,7 +913,7 @@
     <w:r>
       <w:tab/>
       <w:tab/>
-      <w:t>2026-06-22</w:t>
+      <w:t>2026-06-23</w:t>
       <w:br/>
       <w:br/>
     </w:r>

--- a/tillsyn/A 61212-2025 tillsynsbegäran.docx
+++ b/tillsyn/A 61212-2025 tillsynsbegäran.docx
@@ -913,7 +913,7 @@
     <w:r>
       <w:tab/>
       <w:tab/>
-      <w:t>2026-06-23</w:t>
+      <w:t>2026-06-24</w:t>
       <w:br/>
       <w:br/>
     </w:r>

--- a/tillsyn/A 61212-2025 tillsynsbegäran.docx
+++ b/tillsyn/A 61212-2025 tillsynsbegäran.docx
@@ -913,7 +913,7 @@
     <w:r>
       <w:tab/>
       <w:tab/>
-      <w:t>2026-06-24</w:t>
+      <w:t>2026-06-25</w:t>
       <w:br/>
       <w:br/>
     </w:r>

--- a/tillsyn/A 61212-2025 tillsynsbegäran.docx
+++ b/tillsyn/A 61212-2025 tillsynsbegäran.docx
@@ -913,7 +913,7 @@
     <w:r>
       <w:tab/>
       <w:tab/>
-      <w:t>2026-06-25</w:t>
+      <w:t>2026-06-26</w:t>
       <w:br/>
       <w:br/>
     </w:r>

--- a/tillsyn/A 61212-2025 tillsynsbegäran.docx
+++ b/tillsyn/A 61212-2025 tillsynsbegäran.docx
@@ -913,7 +913,7 @@
     <w:r>
       <w:tab/>
       <w:tab/>
-      <w:t>2026-06-26</w:t>
+      <w:t>2026-06-27</w:t>
       <w:br/>
       <w:br/>
     </w:r>

--- a/tillsyn/A 61212-2025 tillsynsbegäran.docx
+++ b/tillsyn/A 61212-2025 tillsynsbegäran.docx
@@ -913,7 +913,7 @@
     <w:r>
       <w:tab/>
       <w:tab/>
-      <w:t>2026-06-27</w:t>
+      <w:t>2026-06-28</w:t>
       <w:br/>
       <w:br/>
     </w:r>

--- a/tillsyn/A 61212-2025 tillsynsbegäran.docx
+++ b/tillsyn/A 61212-2025 tillsynsbegäran.docx
@@ -913,7 +913,7 @@
     <w:r>
       <w:tab/>
       <w:tab/>
-      <w:t>2026-06-28</w:t>
+      <w:t>2026-06-29</w:t>
       <w:br/>
       <w:br/>
     </w:r>

--- a/tillsyn/A 61212-2025 tillsynsbegäran.docx
+++ b/tillsyn/A 61212-2025 tillsynsbegäran.docx
@@ -913,7 +913,7 @@
     <w:r>
       <w:tab/>
       <w:tab/>
-      <w:t>2026-06-29</w:t>
+      <w:t>2026-06-30</w:t>
       <w:br/>
       <w:br/>
     </w:r>

--- a/tillsyn/A 61212-2025 tillsynsbegäran.docx
+++ b/tillsyn/A 61212-2025 tillsynsbegäran.docx
@@ -913,7 +913,7 @@
     <w:r>
       <w:tab/>
       <w:tab/>
-      <w:t>2026-06-30</w:t>
+      <w:t>2026-07-01</w:t>
       <w:br/>
       <w:br/>
     </w:r>

--- a/tillsyn/A 61212-2025 tillsynsbegäran.docx
+++ b/tillsyn/A 61212-2025 tillsynsbegäran.docx
@@ -913,7 +913,7 @@
     <w:r>
       <w:tab/>
       <w:tab/>
-      <w:t>2026-07-01</w:t>
+      <w:t>2026-07-02</w:t>
       <w:br/>
       <w:br/>
     </w:r>

--- a/tillsyn/A 61212-2025 tillsynsbegäran.docx
+++ b/tillsyn/A 61212-2025 tillsynsbegäran.docx
@@ -913,7 +913,7 @@
     <w:r>
       <w:tab/>
       <w:tab/>
-      <w:t>2026-07-13</w:t>
+      <w:t>2026-07-14</w:t>
       <w:br/>
       <w:br/>
     </w:r>

--- a/tillsyn/A 61212-2025 tillsynsbegäran.docx
+++ b/tillsyn/A 61212-2025 tillsynsbegäran.docx
@@ -913,7 +913,7 @@
     <w:r>
       <w:tab/>
       <w:tab/>
-      <w:t>2026-07-14</w:t>
+      <w:t>2026-07-15</w:t>
       <w:br/>
       <w:br/>
     </w:r>

--- a/tillsyn/A 61212-2025 tillsynsbegäran.docx
+++ b/tillsyn/A 61212-2025 tillsynsbegäran.docx
@@ -913,7 +913,7 @@
     <w:r>
       <w:tab/>
       <w:tab/>
-      <w:t>2026-07-15</w:t>
+      <w:t>2026-07-16</w:t>
       <w:br/>
       <w:br/>
     </w:r>

--- a/tillsyn/A 61212-2025 tillsynsbegäran.docx
+++ b/tillsyn/A 61212-2025 tillsynsbegäran.docx
@@ -913,7 +913,7 @@
     <w:r>
       <w:tab/>
       <w:tab/>
-      <w:t>2026-07-16</w:t>
+      <w:t>2026-07-17</w:t>
       <w:br/>
       <w:br/>
     </w:r>

--- a/tillsyn/A 61212-2025 tillsynsbegäran.docx
+++ b/tillsyn/A 61212-2025 tillsynsbegäran.docx
@@ -913,7 +913,7 @@
     <w:r>
       <w:tab/>
       <w:tab/>
-      <w:t>2026-07-17</w:t>
+      <w:t>2026-07-18</w:t>
       <w:br/>
       <w:br/>
     </w:r>

--- a/tillsyn/A 61212-2025 tillsynsbegäran.docx
+++ b/tillsyn/A 61212-2025 tillsynsbegäran.docx
@@ -913,7 +913,7 @@
     <w:r>
       <w:tab/>
       <w:tab/>
-      <w:t>2026-07-18</w:t>
+      <w:t>2026-07-19</w:t>
       <w:br/>
       <w:br/>
     </w:r>

--- a/tillsyn/A 61212-2025 tillsynsbegäran.docx
+++ b/tillsyn/A 61212-2025 tillsynsbegäran.docx
@@ -913,7 +913,7 @@
     <w:r>
       <w:tab/>
       <w:tab/>
-      <w:t>2026-07-19</w:t>
+      <w:t>2026-07-20</w:t>
       <w:br/>
       <w:br/>
     </w:r>

--- a/tillsyn/A 61212-2025 tillsynsbegäran.docx
+++ b/tillsyn/A 61212-2025 tillsynsbegäran.docx
@@ -913,7 +913,7 @@
     <w:r>
       <w:tab/>
       <w:tab/>
-      <w:t>2026-07-20</w:t>
+      <w:t>2026-07-21</w:t>
       <w:br/>
       <w:br/>
     </w:r>

--- a/tillsyn/A 61212-2025 tillsynsbegäran.docx
+++ b/tillsyn/A 61212-2025 tillsynsbegäran.docx
@@ -913,7 +913,7 @@
     <w:r>
       <w:tab/>
       <w:tab/>
-      <w:t>2026-07-21</w:t>
+      <w:t>2026-07-22</w:t>
       <w:br/>
       <w:br/>
     </w:r>

--- a/tillsyn/A 61212-2025 tillsynsbegäran.docx
+++ b/tillsyn/A 61212-2025 tillsynsbegäran.docx
@@ -913,7 +913,7 @@
     <w:r>
       <w:tab/>
       <w:tab/>
-      <w:t>2026-07-22</w:t>
+      <w:t>2026-07-23</w:t>
       <w:br/>
       <w:br/>
     </w:r>

--- a/tillsyn/A 61212-2025 tillsynsbegäran.docx
+++ b/tillsyn/A 61212-2025 tillsynsbegäran.docx
@@ -913,7 +913,7 @@
     <w:r>
       <w:tab/>
       <w:tab/>
-      <w:t>2026-07-23</w:t>
+      <w:t>2026-07-24</w:t>
       <w:br/>
       <w:br/>
     </w:r>

--- a/tillsyn/A 61212-2025 tillsynsbegäran.docx
+++ b/tillsyn/A 61212-2025 tillsynsbegäran.docx
@@ -913,7 +913,7 @@
     <w:r>
       <w:tab/>
       <w:tab/>
-      <w:t>2026-07-24</w:t>
+      <w:t>2026-07-25</w:t>
       <w:br/>
       <w:br/>
     </w:r>

--- a/tillsyn/A 61212-2025 tillsynsbegäran.docx
+++ b/tillsyn/A 61212-2025 tillsynsbegäran.docx
@@ -913,7 +913,7 @@
     <w:r>
       <w:tab/>
       <w:tab/>
-      <w:t>2026-07-25</w:t>
+      <w:t>2026-07-26</w:t>
       <w:br/>
       <w:br/>
     </w:r>

--- a/tillsyn/A 61212-2025 tillsynsbegäran.docx
+++ b/tillsyn/A 61212-2025 tillsynsbegäran.docx
@@ -913,7 +913,7 @@
     <w:r>
       <w:tab/>
       <w:tab/>
-      <w:t>2026-07-26</w:t>
+      <w:t>2026-07-27</w:t>
       <w:br/>
       <w:br/>
     </w:r>

--- a/tillsyn/A 61212-2025 tillsynsbegäran.docx
+++ b/tillsyn/A 61212-2025 tillsynsbegäran.docx
@@ -913,7 +913,7 @@
     <w:r>
       <w:tab/>
       <w:tab/>
-      <w:t>2026-07-27</w:t>
+      <w:t>2026-07-28</w:t>
       <w:br/>
       <w:br/>
     </w:r>

--- a/tillsyn/A 61212-2025 tillsynsbegäran.docx
+++ b/tillsyn/A 61212-2025 tillsynsbegäran.docx
@@ -913,7 +913,7 @@
     <w:r>
       <w:tab/>
       <w:tab/>
-      <w:t>2026-07-28</w:t>
+      <w:t>2026-07-29</w:t>
       <w:br/>
       <w:br/>
     </w:r>

--- a/tillsyn/A 61212-2025 tillsynsbegäran.docx
+++ b/tillsyn/A 61212-2025 tillsynsbegäran.docx
@@ -913,7 +913,7 @@
     <w:r>
       <w:tab/>
       <w:tab/>
-      <w:t>2026-07-29</w:t>
+      <w:t>2026-07-30</w:t>
       <w:br/>
       <w:br/>
     </w:r>

--- a/tillsyn/A 61212-2025 tillsynsbegäran.docx
+++ b/tillsyn/A 61212-2025 tillsynsbegäran.docx
@@ -913,7 +913,7 @@
     <w:r>
       <w:tab/>
       <w:tab/>
-      <w:t>2026-07-30</w:t>
+      <w:t>2026-07-31</w:t>
       <w:br/>
       <w:br/>
     </w:r>

--- a/tillsyn/A 61212-2025 tillsynsbegäran.docx
+++ b/tillsyn/A 61212-2025 tillsynsbegäran.docx
@@ -913,7 +913,7 @@
     <w:r>
       <w:tab/>
       <w:tab/>
-      <w:t>2026-07-31</w:t>
+      <w:t>2026-08-01</w:t>
       <w:br/>
       <w:br/>
     </w:r>

--- a/tillsyn/A 61212-2025 tillsynsbegäran.docx
+++ b/tillsyn/A 61212-2025 tillsynsbegäran.docx
@@ -913,7 +913,7 @@
     <w:r>
       <w:tab/>
       <w:tab/>
-      <w:t>2026-08-01</w:t>
+      <w:t>2026-08-02</w:t>
       <w:br/>
       <w:br/>
     </w:r>

--- a/tillsyn/A 61212-2025 tillsynsbegäran.docx
+++ b/tillsyn/A 61212-2025 tillsynsbegäran.docx
@@ -913,7 +913,7 @@
     <w:r>
       <w:tab/>
       <w:tab/>
-      <w:t>2026-08-02</w:t>
+      <w:t>2026-08-03</w:t>
       <w:br/>
       <w:br/>
     </w:r>

--- a/tillsyn/A 61212-2025 tillsynsbegäran.docx
+++ b/tillsyn/A 61212-2025 tillsynsbegäran.docx
@@ -913,7 +913,7 @@
     <w:r>
       <w:tab/>
       <w:tab/>
-      <w:t>2026-08-03</w:t>
+      <w:t>2026-08-05</w:t>
       <w:br/>
       <w:br/>
     </w:r>

--- a/tillsyn/A 61212-2025 tillsynsbegäran.docx
+++ b/tillsyn/A 61212-2025 tillsynsbegäran.docx
@@ -913,7 +913,7 @@
     <w:r>
       <w:tab/>
       <w:tab/>
-      <w:t>2026-08-05</w:t>
+      <w:t>2026-08-07</w:t>
       <w:br/>
       <w:br/>
     </w:r>

--- a/tillsyn/A 61212-2025 tillsynsbegäran.docx
+++ b/tillsyn/A 61212-2025 tillsynsbegäran.docx
@@ -913,7 +913,7 @@
     <w:r>
       <w:tab/>
       <w:tab/>
-      <w:t>2026-08-07</w:t>
+      <w:t>2026-08-08</w:t>
       <w:br/>
       <w:br/>
     </w:r>

--- a/tillsyn/A 61212-2025 tillsynsbegäran.docx
+++ b/tillsyn/A 61212-2025 tillsynsbegäran.docx
@@ -60,7 +60,7 @@
         <w:spacing w:after="240"/>
       </w:pPr>
       <w:r>
-        <w:t>Figur 1. Fyndplatser för naturvårdsarter i avverkningsanmälan. Markörer utan svart kant är placerade på fyndplatsen. Markörer med svart kant är placerade vid sidan av fyndplatsen har ett svart streck som visar fyndplatsens exakta position. Kartans mittpunktskoordinat är N 7011062, E 504842 i SWEREF 99 TM.</w:t>
+        <w:t>Figur 1. Fyndplatser för naturvårdsarter i avverkningsanmälan. Markörer utan svart kant är placerade på fyndplatsen. Markörer med svart kant är placerade vid sidan av fyndplatsen och har ett svart streck som visar fyndplatsens exakta position. Kartans mittpunktskoordinat är N 7011062, E 504842 i SWEREF 99 TM.</w:t>
       </w:r>
     </w:p>
     <w:p>
@@ -913,7 +913,7 @@
     <w:r>
       <w:tab/>
       <w:tab/>
-      <w:t>2026-08-14</w:t>
+      <w:t>2026-08-15</w:t>
       <w:br/>
       <w:br/>
     </w:r>

--- a/tillsyn/A 61212-2025 tillsynsbegäran.docx
+++ b/tillsyn/A 61212-2025 tillsynsbegäran.docx
@@ -913,7 +913,7 @@
     <w:r>
       <w:tab/>
       <w:tab/>
-      <w:t>2026-08-15</w:t>
+      <w:t>2026-08-16</w:t>
       <w:br/>
       <w:br/>
     </w:r>

--- a/tillsyn/A 61212-2025 tillsynsbegäran.docx
+++ b/tillsyn/A 61212-2025 tillsynsbegäran.docx
@@ -913,7 +913,7 @@
     <w:r>
       <w:tab/>
       <w:tab/>
-      <w:t>2026-08-16</w:t>
+      <w:t>2026-08-17</w:t>
       <w:br/>
       <w:br/>
     </w:r>

--- a/tillsyn/A 61212-2025 tillsynsbegäran.docx
+++ b/tillsyn/A 61212-2025 tillsynsbegäran.docx
@@ -913,7 +913,7 @@
     <w:r>
       <w:tab/>
       <w:tab/>
-      <w:t>2026-08-17</w:t>
+      <w:t>2026-08-18</w:t>
       <w:br/>
       <w:br/>
     </w:r>

--- a/tillsyn/A 61212-2025 tillsynsbegäran.docx
+++ b/tillsyn/A 61212-2025 tillsynsbegäran.docx
@@ -913,7 +913,7 @@
     <w:r>
       <w:tab/>
       <w:tab/>
-      <w:t>2026-08-18</w:t>
+      <w:t>2026-08-19</w:t>
       <w:br/>
       <w:br/>
     </w:r>

--- a/tillsyn/A 61212-2025 tillsynsbegäran.docx
+++ b/tillsyn/A 61212-2025 tillsynsbegäran.docx
@@ -913,7 +913,7 @@
     <w:r>
       <w:tab/>
       <w:tab/>
-      <w:t>2026-08-19</w:t>
+      <w:t>2026-08-20</w:t>
       <w:br/>
       <w:br/>
     </w:r>

--- a/tillsyn/A 61212-2025 tillsynsbegäran.docx
+++ b/tillsyn/A 61212-2025 tillsynsbegäran.docx
@@ -913,7 +913,7 @@
     <w:r>
       <w:tab/>
       <w:tab/>
-      <w:t>2026-08-20</w:t>
+      <w:t>2026-08-21</w:t>
       <w:br/>
       <w:br/>
     </w:r>

--- a/tillsyn/A 61212-2025 tillsynsbegäran.docx
+++ b/tillsyn/A 61212-2025 tillsynsbegäran.docx
@@ -913,7 +913,7 @@
     <w:r>
       <w:tab/>
       <w:tab/>
-      <w:t>2026-08-21</w:t>
+      <w:t>2026-08-22</w:t>
       <w:br/>
       <w:br/>
     </w:r>

--- a/tillsyn/A 61212-2025 tillsynsbegäran.docx
+++ b/tillsyn/A 61212-2025 tillsynsbegäran.docx
@@ -913,7 +913,7 @@
     <w:r>
       <w:tab/>
       <w:tab/>
-      <w:t>2026-08-22</w:t>
+      <w:t>2026-08-23</w:t>
       <w:br/>
       <w:br/>
     </w:r>

--- a/tillsyn/A 61212-2025 tillsynsbegäran.docx
+++ b/tillsyn/A 61212-2025 tillsynsbegäran.docx
@@ -913,7 +913,7 @@
     <w:r>
       <w:tab/>
       <w:tab/>
-      <w:t>2026-08-23</w:t>
+      <w:t>2026-08-24</w:t>
       <w:br/>
       <w:br/>
     </w:r>

--- a/tillsyn/A 61212-2025 tillsynsbegäran.docx
+++ b/tillsyn/A 61212-2025 tillsynsbegäran.docx
@@ -913,7 +913,7 @@
     <w:r>
       <w:tab/>
       <w:tab/>
-      <w:t>2026-08-24</w:t>
+      <w:t>2026-08-25</w:t>
       <w:br/>
       <w:br/>
     </w:r>

--- a/tillsyn/A 61212-2025 tillsynsbegäran.docx
+++ b/tillsyn/A 61212-2025 tillsynsbegäran.docx
@@ -913,7 +913,7 @@
     <w:r>
       <w:tab/>
       <w:tab/>
-      <w:t>2026-08-25</w:t>
+      <w:t>2026-08-26</w:t>
       <w:br/>
       <w:br/>
     </w:r>

--- a/tillsyn/A 61212-2025 tillsynsbegäran.docx
+++ b/tillsyn/A 61212-2025 tillsynsbegäran.docx
@@ -913,7 +913,7 @@
     <w:r>
       <w:tab/>
       <w:tab/>
-      <w:t>2026-08-26</w:t>
+      <w:t>2026-08-27</w:t>
       <w:br/>
       <w:br/>
     </w:r>

--- a/tillsyn/A 61212-2025 tillsynsbegäran.docx
+++ b/tillsyn/A 61212-2025 tillsynsbegäran.docx
@@ -913,7 +913,7 @@
     <w:r>
       <w:tab/>
       <w:tab/>
-      <w:t>2026-08-27</w:t>
+      <w:t>2026-08-28</w:t>
       <w:br/>
       <w:br/>
     </w:r>

--- a/tillsyn/A 61212-2025 tillsynsbegäran.docx
+++ b/tillsyn/A 61212-2025 tillsynsbegäran.docx
@@ -913,7 +913,7 @@
     <w:r>
       <w:tab/>
       <w:tab/>
-      <w:t>2026-08-28</w:t>
+      <w:t>2026-08-29</w:t>
       <w:br/>
       <w:br/>
     </w:r>

--- a/tillsyn/A 61212-2025 tillsynsbegäran.docx
+++ b/tillsyn/A 61212-2025 tillsynsbegäran.docx
@@ -913,7 +913,7 @@
     <w:r>
       <w:tab/>
       <w:tab/>
-      <w:t>2026-08-29</w:t>
+      <w:t>2026-08-31</w:t>
       <w:br/>
       <w:br/>
     </w:r>

--- a/tillsyn/A 61212-2025 tillsynsbegäran.docx
+++ b/tillsyn/A 61212-2025 tillsynsbegäran.docx
@@ -913,7 +913,7 @@
     <w:r>
       <w:tab/>
       <w:tab/>
-      <w:t>2026-08-31</w:t>
+      <w:t>2026-09-01</w:t>
       <w:br/>
       <w:br/>
     </w:r>

--- a/tillsyn/A 61212-2025 tillsynsbegäran.docx
+++ b/tillsyn/A 61212-2025 tillsynsbegäran.docx
@@ -913,7 +913,7 @@
     <w:r>
       <w:tab/>
       <w:tab/>
-      <w:t>2026-09-01</w:t>
+      <w:t>2026-09-02</w:t>
       <w:br/>
       <w:br/>
     </w:r>

--- a/tillsyn/A 61212-2025 tillsynsbegäran.docx
+++ b/tillsyn/A 61212-2025 tillsynsbegäran.docx
@@ -913,7 +913,7 @@
     <w:r>
       <w:tab/>
       <w:tab/>
-      <w:t>2026-09-02</w:t>
+      <w:t>2026-09-03</w:t>
       <w:br/>
       <w:br/>
     </w:r>

--- a/tillsyn/A 61212-2025 tillsynsbegäran.docx
+++ b/tillsyn/A 61212-2025 tillsynsbegäran.docx
@@ -913,7 +913,7 @@
     <w:r>
       <w:tab/>
       <w:tab/>
-      <w:t>2026-09-03</w:t>
+      <w:t>2026-09-04</w:t>
       <w:br/>
       <w:br/>
     </w:r>

--- a/tillsyn/A 61212-2025 tillsynsbegäran.docx
+++ b/tillsyn/A 61212-2025 tillsynsbegäran.docx
@@ -913,7 +913,7 @@
     <w:r>
       <w:tab/>
       <w:tab/>
-      <w:t>2026-09-04</w:t>
+      <w:t>2026-09-05</w:t>
       <w:br/>
       <w:br/>
     </w:r>

--- a/tillsyn/A 61212-2025 tillsynsbegäran.docx
+++ b/tillsyn/A 61212-2025 tillsynsbegäran.docx
@@ -913,7 +913,7 @@
     <w:r>
       <w:tab/>
       <w:tab/>
-      <w:t>2026-09-05</w:t>
+      <w:t>2026-09-06</w:t>
       <w:br/>
       <w:br/>
     </w:r>

--- a/tillsyn/A 61212-2025 tillsynsbegäran.docx
+++ b/tillsyn/A 61212-2025 tillsynsbegäran.docx
@@ -913,7 +913,7 @@
     <w:r>
       <w:tab/>
       <w:tab/>
-      <w:t>2026-09-06</w:t>
+      <w:t>2026-09-07</w:t>
       <w:br/>
       <w:br/>
     </w:r>

--- a/tillsyn/A 61212-2025 tillsynsbegäran.docx
+++ b/tillsyn/A 61212-2025 tillsynsbegäran.docx
@@ -913,7 +913,7 @@
     <w:r>
       <w:tab/>
       <w:tab/>
-      <w:t>2026-09-07</w:t>
+      <w:t>2026-09-08</w:t>
       <w:br/>
       <w:br/>
     </w:r>

--- a/tillsyn/A 61212-2025 tillsynsbegäran.docx
+++ b/tillsyn/A 61212-2025 tillsynsbegäran.docx
@@ -913,7 +913,7 @@
     <w:r>
       <w:tab/>
       <w:tab/>
-      <w:t>2026-09-08</w:t>
+      <w:t>2026-09-09</w:t>
       <w:br/>
       <w:br/>
     </w:r>

--- a/tillsyn/A 61212-2025 tillsynsbegäran.docx
+++ b/tillsyn/A 61212-2025 tillsynsbegäran.docx
@@ -913,7 +913,7 @@
     <w:r>
       <w:tab/>
       <w:tab/>
-      <w:t>2026-09-09</w:t>
+      <w:t>2026-09-10</w:t>
       <w:br/>
       <w:br/>
     </w:r>

--- a/tillsyn/A 61212-2025 tillsynsbegäran.docx
+++ b/tillsyn/A 61212-2025 tillsynsbegäran.docx
@@ -913,7 +913,7 @@
     <w:r>
       <w:tab/>
       <w:tab/>
-      <w:t>2026-09-10</w:t>
+      <w:t>2026-09-11</w:t>
       <w:br/>
       <w:br/>
     </w:r>

--- a/tillsyn/A 61212-2025 tillsynsbegäran.docx
+++ b/tillsyn/A 61212-2025 tillsynsbegäran.docx
@@ -913,7 +913,7 @@
     <w:r>
       <w:tab/>
       <w:tab/>
-      <w:t>2026-09-11</w:t>
+      <w:t>2026-09-12</w:t>
       <w:br/>
       <w:br/>
     </w:r>

--- a/tillsyn/A 61212-2025 tillsynsbegäran.docx
+++ b/tillsyn/A 61212-2025 tillsynsbegäran.docx
@@ -913,7 +913,7 @@
     <w:r>
       <w:tab/>
       <w:tab/>
-      <w:t>2026-09-12</w:t>
+      <w:t>2026-09-13</w:t>
       <w:br/>
       <w:br/>
     </w:r>
